--- a/public/assets/files/stacjonarne/PRIN.docx
+++ b/public/assets/files/stacjonarne/PRIN.docx
@@ -523,6 +523,7 @@
                 <w:i w:val="0"/>
                 <w:sz w:val="22"/>
               </w:rPr>
+              <w:t>I</w:t>
             </w:r>
           </w:p>
         </w:tc>
@@ -560,6 +561,7 @@
                 <w:i w:val="0"/>
                 <w:sz w:val="22"/>
               </w:rPr>
+              <w:t>obieralny</w:t>
             </w:r>
           </w:p>
         </w:tc>

--- a/public/assets/files/stacjonarne/PRIN.docx
+++ b/public/assets/files/stacjonarne/PRIN.docx
@@ -680,12 +680,22 @@
         <w:tblW w:w="5000" w:type="pct"/>
       </w:tblPr>
       <w:tblGrid>
-        <w:gridCol w:w="9972"/>
+        <w:gridCol w:w="997"/>
+        <w:gridCol w:w="997"/>
+        <w:gridCol w:w="997"/>
+        <w:gridCol w:w="997"/>
+        <w:gridCol w:w="997"/>
+        <w:gridCol w:w="997"/>
+        <w:gridCol w:w="997"/>
+        <w:gridCol w:w="997"/>
+        <w:gridCol w:w="997"/>
+        <w:gridCol w:w="997"/>
       </w:tblGrid>
       <w:tr>
         <w:tc>
           <w:tcPr>
-            <w:tcW w:type="dxa" w:w="9972"/>
+            <w:tcW w:type="dxa" w:w="9970"/>
+            <w:gridSpan w:val="10"/>
             <w:shd w:val="clear" w:color="auto" w:fill="D9D9D9"/>
           </w:tcPr>
           <w:p>
@@ -700,109 +710,6 @@
                 <w:sz w:val="22"/>
               </w:rPr>
               <w:t>9.  Formy zajęć, sposób ich realizacji i przypisana im liczba godzin:</w:t>
-            </w:r>
-          </w:p>
-        </w:tc>
-      </w:tr>
-    </w:tbl>
-    <w:tbl>
-      <w:tblPr>
-        <w:tblW w:type="auto" w:w="0"/>
-        <w:tblLook w:firstColumn="1" w:firstRow="1" w:lastColumn="0" w:lastRow="0" w:noHBand="0" w:noVBand="1" w:val="04A0"/>
-        <w:tblBorders>
-          <w:top w:val="single" w:sz="4" w:space="0" w:color="000000"/>
-          <w:left w:val="single" w:sz="4" w:space="0" w:color="000000"/>
-          <w:bottom w:val="single" w:sz="4" w:space="0" w:color="000000"/>
-          <w:right w:val="single" w:sz="4" w:space="0" w:color="000000"/>
-          <w:insideH w:val="single" w:sz="4" w:space="0" w:color="000000"/>
-          <w:insideV w:val="single" w:sz="4" w:space="0" w:color="000000"/>
-        </w:tblBorders>
-        <w:tblW w:w="5000" w:type="pct"/>
-      </w:tblPr>
-      <w:tblGrid>
-        <w:gridCol w:w="2493"/>
-        <w:gridCol w:w="2493"/>
-        <w:gridCol w:w="2493"/>
-        <w:gridCol w:w="2493"/>
-      </w:tblGrid>
-      <w:tr>
-        <w:tc>
-          <w:tcPr>
-            <w:tcW w:type="dxa" w:w="2493"/>
-            <w:shd w:val="clear" w:color="auto" w:fill="D9D9D9"/>
-          </w:tcPr>
-          <w:p>
-            <w:pPr>
-              <w:spacing w:before="20" w:after="20"/>
-            </w:pPr>
-            <w:r>
-              <w:rPr>
-                <w:rFonts w:ascii="Aptos" w:hAnsi="Aptos"/>
-                <w:b/>
-                <w:i w:val="0"/>
-                <w:sz w:val="16"/>
-              </w:rPr>
-              <w:t>wykład</w:t>
-            </w:r>
-          </w:p>
-        </w:tc>
-        <w:tc>
-          <w:tcPr>
-            <w:tcW w:type="dxa" w:w="2493"/>
-            <w:shd w:val="clear" w:color="auto" w:fill="D9D9D9"/>
-          </w:tcPr>
-          <w:p>
-            <w:pPr>
-              <w:spacing w:before="20" w:after="20"/>
-            </w:pPr>
-            <w:r>
-              <w:rPr>
-                <w:rFonts w:ascii="Aptos" w:hAnsi="Aptos"/>
-                <w:b/>
-                <w:i w:val="0"/>
-                <w:sz w:val="16"/>
-              </w:rPr>
-              <w:t>ćwiczenia/laboratorium/pracownia</w:t>
-            </w:r>
-          </w:p>
-        </w:tc>
-        <w:tc>
-          <w:tcPr>
-            <w:tcW w:type="dxa" w:w="2493"/>
-            <w:shd w:val="clear" w:color="auto" w:fill="D9D9D9"/>
-          </w:tcPr>
-          <w:p>
-            <w:pPr>
-              <w:spacing w:before="20" w:after="20"/>
-            </w:pPr>
-            <w:r>
-              <w:rPr>
-                <w:rFonts w:ascii="Aptos" w:hAnsi="Aptos"/>
-                <w:b/>
-                <w:i w:val="0"/>
-                <w:sz w:val="16"/>
-              </w:rPr>
-              <w:t>wykład internetowo</w:t>
-            </w:r>
-          </w:p>
-        </w:tc>
-        <w:tc>
-          <w:tcPr>
-            <w:tcW w:type="dxa" w:w="2493"/>
-            <w:shd w:val="clear" w:color="auto" w:fill="D9D9D9"/>
-          </w:tcPr>
-          <w:p>
-            <w:pPr>
-              <w:spacing w:before="20" w:after="20"/>
-            </w:pPr>
-            <w:r>
-              <w:rPr>
-                <w:rFonts w:ascii="Aptos" w:hAnsi="Aptos"/>
-                <w:b/>
-                <w:i w:val="0"/>
-                <w:sz w:val="16"/>
-              </w:rPr>
-              <w:t>ćw./lab./prac. internetowo</w:t>
             </w:r>
           </w:p>
         </w:tc>
@@ -810,7 +717,9 @@
       <w:tr>
         <w:tc>
           <w:tcPr>
-            <w:tcW w:type="dxa" w:w="2493"/>
+            <w:tcW w:type="dxa" w:w="9970"/>
+            <w:gridSpan w:val="10"/>
+            <w:shd w:val="clear" w:color="auto" w:fill="D9D9D9"/>
           </w:tcPr>
           <w:p>
             <w:pPr>
@@ -821,148 +730,9 @@
                 <w:rFonts w:ascii="Aptos" w:hAnsi="Aptos"/>
                 <w:b w:val="0"/>
                 <w:i w:val="0"/>
-                <w:sz w:val="22"/>
-              </w:rPr>
-              <w:t>15</w:t>
-            </w:r>
-          </w:p>
-        </w:tc>
-        <w:tc>
-          <w:tcPr>
-            <w:tcW w:type="dxa" w:w="2493"/>
-          </w:tcPr>
-          <w:p>
-            <w:pPr>
-              <w:spacing w:before="20" w:after="20"/>
-            </w:pPr>
-            <w:r>
-              <w:rPr>
-                <w:rFonts w:ascii="Aptos" w:hAnsi="Aptos"/>
-                <w:b w:val="0"/>
-                <w:i w:val="0"/>
-                <w:sz w:val="22"/>
-              </w:rPr>
-              <w:t>15</w:t>
-            </w:r>
-          </w:p>
-        </w:tc>
-        <w:tc>
-          <w:tcPr>
-            <w:tcW w:type="dxa" w:w="2493"/>
-          </w:tcPr>
-          <w:p>
-            <w:pPr>
-              <w:spacing w:before="20" w:after="20"/>
-            </w:pPr>
-            <w:r>
-              <w:rPr>
-                <w:rFonts w:ascii="Aptos" w:hAnsi="Aptos"/>
-                <w:b w:val="0"/>
-                <w:i w:val="0"/>
-                <w:sz w:val="22"/>
-              </w:rPr>
-              <w:t>—</w:t>
-            </w:r>
-          </w:p>
-        </w:tc>
-        <w:tc>
-          <w:tcPr>
-            <w:tcW w:type="dxa" w:w="2493"/>
-          </w:tcPr>
-          <w:p>
-            <w:pPr>
-              <w:spacing w:before="20" w:after="20"/>
-            </w:pPr>
-            <w:r>
-              <w:rPr>
-                <w:rFonts w:ascii="Aptos" w:hAnsi="Aptos"/>
-                <w:b w:val="0"/>
-                <w:i w:val="0"/>
-                <w:sz w:val="22"/>
-              </w:rPr>
-              <w:t>—</w:t>
-            </w:r>
-          </w:p>
-        </w:tc>
-      </w:tr>
-    </w:tbl>
-    <w:tbl>
-      <w:tblPr>
-        <w:tblW w:type="auto" w:w="0"/>
-        <w:tblLook w:firstColumn="1" w:firstRow="1" w:lastColumn="0" w:lastRow="0" w:noHBand="0" w:noVBand="1" w:val="04A0"/>
-        <w:tblBorders>
-          <w:top w:val="single" w:sz="4" w:space="0" w:color="000000"/>
-          <w:left w:val="single" w:sz="4" w:space="0" w:color="000000"/>
-          <w:bottom w:val="single" w:sz="4" w:space="0" w:color="000000"/>
-          <w:right w:val="single" w:sz="4" w:space="0" w:color="000000"/>
-          <w:insideH w:val="single" w:sz="4" w:space="0" w:color="000000"/>
-          <w:insideV w:val="single" w:sz="4" w:space="0" w:color="000000"/>
-        </w:tblBorders>
-        <w:tblW w:w="5000" w:type="pct"/>
-      </w:tblPr>
-      <w:tblGrid>
-        <w:gridCol w:w="3324"/>
-        <w:gridCol w:w="3324"/>
-        <w:gridCol w:w="3324"/>
-      </w:tblGrid>
-      <w:tr>
-        <w:tc>
-          <w:tcPr>
-            <w:tcW w:type="dxa" w:w="3324"/>
-            <w:shd w:val="clear" w:color="auto" w:fill="D9D9D9"/>
-          </w:tcPr>
-          <w:p>
-            <w:pPr>
-              <w:spacing w:before="20" w:after="20"/>
-            </w:pPr>
-            <w:r>
-              <w:rPr>
-                <w:rFonts w:ascii="Aptos" w:hAnsi="Aptos"/>
-                <w:b/>
-                <w:i w:val="0"/>
                 <w:sz w:val="16"/>
               </w:rPr>
-              <w:t>Rodzaj nakładu pracy:</w:t>
-            </w:r>
-          </w:p>
-        </w:tc>
-        <w:tc>
-          <w:tcPr>
-            <w:tcW w:type="dxa" w:w="3324"/>
-            <w:shd w:val="clear" w:color="auto" w:fill="D9D9D9"/>
-          </w:tcPr>
-          <w:p>
-            <w:pPr>
-              <w:spacing w:before="20" w:after="20"/>
-            </w:pPr>
-            <w:r>
-              <w:rPr>
-                <w:rFonts w:ascii="Aptos" w:hAnsi="Aptos"/>
-                <w:b/>
-                <w:i w:val="0"/>
-                <w:sz w:val="16"/>
-              </w:rPr>
-              <w:t>Liczba godzin</w:t>
-            </w:r>
-          </w:p>
-        </w:tc>
-        <w:tc>
-          <w:tcPr>
-            <w:tcW w:type="dxa" w:w="3324"/>
-            <w:shd w:val="clear" w:color="auto" w:fill="D9D9D9"/>
-          </w:tcPr>
-          <w:p>
-            <w:pPr>
-              <w:spacing w:before="20" w:after="20"/>
-            </w:pPr>
-            <w:r>
-              <w:rPr>
-                <w:rFonts w:ascii="Aptos" w:hAnsi="Aptos"/>
-                <w:b/>
-                <w:i w:val="0"/>
-                <w:sz w:val="16"/>
-              </w:rPr>
-              <w:t>ECTS</w:t>
+              <w:t>Wymiar godzinowy (liczba godzin w semestrze)</w:t>
             </w:r>
           </w:p>
         </w:tc>
@@ -970,7 +740,9 @@
       <w:tr>
         <w:tc>
           <w:tcPr>
-            <w:tcW w:type="dxa" w:w="3324"/>
+            <w:tcW w:type="dxa" w:w="1994"/>
+            <w:gridSpan w:val="2"/>
+            <w:shd w:val="clear" w:color="auto" w:fill="D9D9D9"/>
           </w:tcPr>
           <w:p>
             <w:pPr>
@@ -979,17 +751,19 @@
             <w:r>
               <w:rPr>
                 <w:rFonts w:ascii="Aptos" w:hAnsi="Aptos"/>
-                <w:b w:val="0"/>
+                <w:b/>
                 <w:i w:val="0"/>
-                <w:sz w:val="22"/>
-              </w:rPr>
-              <w:t>Zajęcia z bezpośrednim udziałem nauczyciela</w:t>
+                <w:sz w:val="16"/>
+              </w:rPr>
+              <w:t>wykład</w:t>
             </w:r>
           </w:p>
         </w:tc>
         <w:tc>
           <w:tcPr>
-            <w:tcW w:type="dxa" w:w="3324"/>
+            <w:tcW w:type="dxa" w:w="2991"/>
+            <w:gridSpan w:val="3"/>
+            <w:shd w:val="clear" w:color="auto" w:fill="D9D9D9"/>
           </w:tcPr>
           <w:p>
             <w:pPr>
@@ -998,17 +772,19 @@
             <w:r>
               <w:rPr>
                 <w:rFonts w:ascii="Aptos" w:hAnsi="Aptos"/>
-                <w:b w:val="0"/>
+                <w:b/>
                 <w:i w:val="0"/>
-                <w:sz w:val="22"/>
-              </w:rPr>
-              <w:t>30</w:t>
+                <w:sz w:val="16"/>
+              </w:rPr>
+              <w:t>ćwiczenia/laboratorium/pracownia</w:t>
             </w:r>
           </w:p>
         </w:tc>
         <w:tc>
           <w:tcPr>
-            <w:tcW w:type="dxa" w:w="3324"/>
+            <w:tcW w:type="dxa" w:w="2991"/>
+            <w:gridSpan w:val="3"/>
+            <w:shd w:val="clear" w:color="auto" w:fill="D9D9D9"/>
           </w:tcPr>
           <w:p>
             <w:pPr>
@@ -1017,11 +793,32 @@
             <w:r>
               <w:rPr>
                 <w:rFonts w:ascii="Aptos" w:hAnsi="Aptos"/>
-                <w:b w:val="0"/>
+                <w:b/>
                 <w:i w:val="0"/>
-                <w:sz w:val="22"/>
-              </w:rPr>
-              <w:t>1.2</w:t>
+                <w:sz w:val="16"/>
+              </w:rPr>
+              <w:t>wykład internetowo</w:t>
+            </w:r>
+          </w:p>
+        </w:tc>
+        <w:tc>
+          <w:tcPr>
+            <w:tcW w:type="dxa" w:w="1994"/>
+            <w:gridSpan w:val="2"/>
+            <w:shd w:val="clear" w:color="auto" w:fill="D9D9D9"/>
+          </w:tcPr>
+          <w:p>
+            <w:pPr>
+              <w:spacing w:before="20" w:after="20"/>
+            </w:pPr>
+            <w:r>
+              <w:rPr>
+                <w:rFonts w:ascii="Aptos" w:hAnsi="Aptos"/>
+                <w:b/>
+                <w:i w:val="0"/>
+                <w:sz w:val="16"/>
+              </w:rPr>
+              <w:t>ćw./lab./prac. internetowo</w:t>
             </w:r>
           </w:p>
         </w:tc>
@@ -1029,7 +826,8 @@
       <w:tr>
         <w:tc>
           <w:tcPr>
-            <w:tcW w:type="dxa" w:w="3324"/>
+            <w:tcW w:type="dxa" w:w="1994"/>
+            <w:gridSpan w:val="2"/>
           </w:tcPr>
           <w:p>
             <w:pPr>
@@ -1042,13 +840,14 @@
                 <w:i w:val="0"/>
                 <w:sz w:val="22"/>
               </w:rPr>
-              <w:t>Samodzielna praca studenta</w:t>
+              <w:t>15</w:t>
             </w:r>
           </w:p>
         </w:tc>
         <w:tc>
           <w:tcPr>
-            <w:tcW w:type="dxa" w:w="3324"/>
+            <w:tcW w:type="dxa" w:w="2991"/>
+            <w:gridSpan w:val="3"/>
           </w:tcPr>
           <w:p>
             <w:pPr>
@@ -1061,13 +860,14 @@
                 <w:i w:val="0"/>
                 <w:sz w:val="22"/>
               </w:rPr>
-              <w:t>20</w:t>
+              <w:t>15</w:t>
             </w:r>
           </w:p>
         </w:tc>
         <w:tc>
           <w:tcPr>
-            <w:tcW w:type="dxa" w:w="3324"/>
+            <w:tcW w:type="dxa" w:w="2991"/>
+            <w:gridSpan w:val="3"/>
           </w:tcPr>
           <w:p>
             <w:pPr>
@@ -1080,7 +880,27 @@
                 <w:i w:val="0"/>
                 <w:sz w:val="22"/>
               </w:rPr>
-              <w:t>0.8</w:t>
+              <w:t>—</w:t>
+            </w:r>
+          </w:p>
+        </w:tc>
+        <w:tc>
+          <w:tcPr>
+            <w:tcW w:type="dxa" w:w="1994"/>
+            <w:gridSpan w:val="2"/>
+          </w:tcPr>
+          <w:p>
+            <w:pPr>
+              <w:spacing w:before="20" w:after="20"/>
+            </w:pPr>
+            <w:r>
+              <w:rPr>
+                <w:rFonts w:ascii="Aptos" w:hAnsi="Aptos"/>
+                <w:b w:val="0"/>
+                <w:i w:val="0"/>
+                <w:sz w:val="22"/>
+              </w:rPr>
+              <w:t>—</w:t>
             </w:r>
           </w:p>
         </w:tc>
@@ -1088,7 +908,96 @@
       <w:tr>
         <w:tc>
           <w:tcPr>
-            <w:tcW w:type="dxa" w:w="3324"/>
+            <w:tcW w:type="dxa" w:w="9970"/>
+            <w:gridSpan w:val="10"/>
+            <w:shd w:val="clear" w:color="auto" w:fill="D9D9D9"/>
+          </w:tcPr>
+          <w:p>
+            <w:pPr>
+              <w:spacing w:before="20" w:after="20"/>
+            </w:pPr>
+            <w:r>
+              <w:rPr>
+                <w:rFonts w:ascii="Aptos" w:hAnsi="Aptos"/>
+                <w:b/>
+                <w:i w:val="0"/>
+                <w:sz w:val="22"/>
+              </w:rPr>
+              <w:t>Bilans ECTS</w:t>
+            </w:r>
+          </w:p>
+        </w:tc>
+      </w:tr>
+      <w:tr>
+        <w:tc>
+          <w:tcPr>
+            <w:tcW w:type="dxa" w:w="4985"/>
+            <w:gridSpan w:val="5"/>
+            <w:shd w:val="clear" w:color="auto" w:fill="D9D9D9"/>
+          </w:tcPr>
+          <w:p>
+            <w:pPr>
+              <w:spacing w:before="20" w:after="20"/>
+            </w:pPr>
+            <w:r>
+              <w:rPr>
+                <w:rFonts w:ascii="Aptos" w:hAnsi="Aptos"/>
+                <w:b/>
+                <w:i w:val="0"/>
+                <w:sz w:val="16"/>
+              </w:rPr>
+              <w:t>Rodzaj nakładu pracy:</w:t>
+            </w:r>
+          </w:p>
+        </w:tc>
+        <w:tc>
+          <w:tcPr>
+            <w:tcW w:type="dxa" w:w="2991"/>
+            <w:gridSpan w:val="3"/>
+            <w:shd w:val="clear" w:color="auto" w:fill="D9D9D9"/>
+          </w:tcPr>
+          <w:p>
+            <w:pPr>
+              <w:spacing w:before="20" w:after="20"/>
+            </w:pPr>
+            <w:r>
+              <w:rPr>
+                <w:rFonts w:ascii="Aptos" w:hAnsi="Aptos"/>
+                <w:b/>
+                <w:i w:val="0"/>
+                <w:sz w:val="16"/>
+              </w:rPr>
+              <w:t>Liczba godzin</w:t>
+            </w:r>
+          </w:p>
+        </w:tc>
+        <w:tc>
+          <w:tcPr>
+            <w:tcW w:type="dxa" w:w="1994"/>
+            <w:gridSpan w:val="2"/>
+            <w:shd w:val="clear" w:color="auto" w:fill="D9D9D9"/>
+          </w:tcPr>
+          <w:p>
+            <w:pPr>
+              <w:spacing w:before="20" w:after="20"/>
+            </w:pPr>
+            <w:r>
+              <w:rPr>
+                <w:rFonts w:ascii="Aptos" w:hAnsi="Aptos"/>
+                <w:b/>
+                <w:i w:val="0"/>
+                <w:sz w:val="16"/>
+              </w:rPr>
+              <w:t>ECTS</w:t>
+            </w:r>
+          </w:p>
+        </w:tc>
+      </w:tr>
+      <w:tr>
+        <w:tc>
+          <w:tcPr>
+            <w:tcW w:type="dxa" w:w="4985"/>
+            <w:gridSpan w:val="5"/>
           </w:tcPr>
           <w:p>
             <w:pPr>
@@ -1101,13 +1010,14 @@
                 <w:i w:val="0"/>
                 <w:sz w:val="22"/>
               </w:rPr>
-              <w:t>Suma</w:t>
+              <w:t>Zajęcia z bezpośrednim udziałem nauczyciela</w:t>
             </w:r>
           </w:p>
         </w:tc>
         <w:tc>
           <w:tcPr>
-            <w:tcW w:type="dxa" w:w="3324"/>
+            <w:tcW w:type="dxa" w:w="2991"/>
+            <w:gridSpan w:val="3"/>
           </w:tcPr>
           <w:p>
             <w:pPr>
@@ -1120,13 +1030,14 @@
                 <w:i w:val="0"/>
                 <w:sz w:val="22"/>
               </w:rPr>
-              <w:t>50</w:t>
+              <w:t>30</w:t>
             </w:r>
           </w:p>
         </w:tc>
         <w:tc>
           <w:tcPr>
-            <w:tcW w:type="dxa" w:w="3324"/>
+            <w:tcW w:type="dxa" w:w="1994"/>
+            <w:gridSpan w:val="2"/>
           </w:tcPr>
           <w:p>
             <w:pPr>
@@ -1139,7 +1050,112 @@
                 <w:i w:val="0"/>
                 <w:sz w:val="22"/>
               </w:rPr>
-              <w:t>2</w:t>
+              <w:t>1.2</w:t>
+            </w:r>
+          </w:p>
+        </w:tc>
+      </w:tr>
+      <w:tr>
+        <w:tc>
+          <w:tcPr>
+            <w:tcW w:type="dxa" w:w="4985"/>
+            <w:gridSpan w:val="5"/>
+          </w:tcPr>
+          <w:p>
+            <w:pPr>
+              <w:spacing w:before="20" w:after="20"/>
+            </w:pPr>
+            <w:r>
+              <w:rPr>
+                <w:rFonts w:ascii="Aptos" w:hAnsi="Aptos"/>
+                <w:b w:val="0"/>
+                <w:i w:val="0"/>
+                <w:sz w:val="22"/>
+              </w:rPr>
+              <w:t>Samodzielna praca studenta</w:t>
+            </w:r>
+          </w:p>
+        </w:tc>
+        <w:tc>
+          <w:tcPr>
+            <w:tcW w:type="dxa" w:w="2991"/>
+            <w:gridSpan w:val="3"/>
+          </w:tcPr>
+          <w:p>
+            <w:pPr>
+              <w:spacing w:before="20" w:after="20"/>
+            </w:pPr>
+            <w:r>
+              <w:rPr>
+                <w:rFonts w:ascii="Aptos" w:hAnsi="Aptos"/>
+                <w:b w:val="0"/>
+                <w:i w:val="0"/>
+                <w:sz w:val="22"/>
+              </w:rPr>
+              <w:t>20</w:t>
+            </w:r>
+          </w:p>
+        </w:tc>
+        <w:tc>
+          <w:tcPr>
+            <w:tcW w:type="dxa" w:w="1994"/>
+            <w:gridSpan w:val="2"/>
+          </w:tcPr>
+          <w:p>
+            <w:pPr>
+              <w:spacing w:before="20" w:after="20"/>
+            </w:pPr>
+            <w:r>
+              <w:rPr>
+                <w:rFonts w:ascii="Aptos" w:hAnsi="Aptos"/>
+                <w:b w:val="0"/>
+                <w:i w:val="0"/>
+                <w:sz w:val="22"/>
+              </w:rPr>
+              <w:t>0.8</w:t>
+            </w:r>
+          </w:p>
+        </w:tc>
+      </w:tr>
+      <w:tr>
+        <w:tc>
+          <w:tcPr>
+            <w:tcW w:type="dxa" w:w="4985"/>
+            <w:gridSpan w:val="5"/>
+            <w:shd w:val="clear" w:color="auto" w:fill="D9D9D9"/>
+          </w:tcPr>
+          <w:p>
+            <w:pPr>
+              <w:spacing w:before="20" w:after="20"/>
+            </w:pPr>
+            <w:r>
+              <w:rPr>
+                <w:rFonts w:ascii="Aptos" w:hAnsi="Aptos"/>
+                <w:b/>
+                <w:i w:val="0"/>
+                <w:sz w:val="16"/>
+              </w:rPr>
+              <w:t>Opis samodzielnej pracy studenta</w:t>
+            </w:r>
+          </w:p>
+        </w:tc>
+        <w:tc>
+          <w:tcPr>
+            <w:tcW w:type="dxa" w:w="4985"/>
+            <w:gridSpan w:val="5"/>
+          </w:tcPr>
+          <w:p>
+            <w:pPr>
+              <w:spacing w:before="20" w:after="20"/>
+            </w:pPr>
+            <w:r>
+              <w:rPr>
+                <w:rFonts w:ascii="Aptos" w:hAnsi="Aptos"/>
+                <w:b w:val="0"/>
+                <w:i w:val="0"/>
+                <w:sz w:val="22"/>
+              </w:rPr>
+              <w:t>Praca nad opracowaniami koncepcyjnymi z zakresu innowacji; analiza przypadków procesów innowacyjnych; przygotowanie sprawozdań; ćwiczenia obliczeniowe.</w:t>
             </w:r>
           </w:p>
         </w:tc>
@@ -1250,7 +1266,84 @@
           <w:tcPr>
             <w:tcW w:type="dxa" w:w="9972"/>
           </w:tcPr>
-          <w:p/>
+          <w:p>
+            <w:pPr>
+              <w:spacing w:before="20" w:after="20"/>
+            </w:pPr>
+            <w:r>
+              <w:rPr>
+                <w:rFonts w:ascii="Aptos" w:hAnsi="Aptos"/>
+                <w:b/>
+                <w:sz w:val="22"/>
+              </w:rPr>
+              <w:t>Ćwiczenia / Laboratorium:</w:t>
+            </w:r>
+          </w:p>
+          <w:p>
+            <w:pPr>
+              <w:spacing w:before="20" w:after="20"/>
+            </w:pPr>
+            <w:r>
+              <w:rPr>
+                <w:rFonts w:ascii="Aptos" w:hAnsi="Aptos"/>
+                <w:b w:val="0"/>
+                <w:sz w:val="22"/>
+              </w:rPr>
+              <w:t>• analiza tekstów z dyskusją</w:t>
+            </w:r>
+          </w:p>
+          <w:p>
+            <w:pPr>
+              <w:spacing w:before="20" w:after="20"/>
+            </w:pPr>
+            <w:r>
+              <w:rPr>
+                <w:rFonts w:ascii="Aptos" w:hAnsi="Aptos"/>
+                <w:b w:val="0"/>
+                <w:sz w:val="22"/>
+              </w:rPr>
+              <w:t>• rozwiązywanie zadań</w:t>
+            </w:r>
+          </w:p>
+          <w:p>
+            <w:pPr>
+              <w:spacing w:before="20" w:after="20"/>
+            </w:pPr>
+            <w:r>
+              <w:rPr>
+                <w:rFonts w:ascii="Aptos" w:hAnsi="Aptos"/>
+                <w:b w:val="0"/>
+                <w:sz w:val="22"/>
+              </w:rPr>
+              <w:t>• burza mózgów</w:t>
+            </w:r>
+          </w:p>
+          <w:p>
+            <w:pPr>
+              <w:spacing w:before="20" w:after="20"/>
+            </w:pPr>
+            <w:r>
+              <w:rPr>
+                <w:rFonts w:ascii="Aptos" w:hAnsi="Aptos"/>
+                <w:b w:val="0"/>
+                <w:sz w:val="22"/>
+              </w:rPr>
+              <w:t>• praca grupowa nad projektem z wykorzystaniem nowoczesnych technik informatycznych</w:t>
+            </w:r>
+          </w:p>
+          <w:p>
+            <w:pPr>
+              <w:spacing w:before="20" w:after="20"/>
+            </w:pPr>
+            <w:r>
+              <w:rPr>
+                <w:rFonts w:ascii="Aptos" w:hAnsi="Aptos"/>
+                <w:b w:val="0"/>
+                <w:sz w:val="22"/>
+              </w:rPr>
+              <w:t>• warsztaty</w:t>
+            </w:r>
+          </w:p>
         </w:tc>
       </w:tr>
     </w:tbl>
@@ -1428,7 +1521,7 @@
                 <w:rFonts w:ascii="Aptos" w:hAnsi="Aptos"/>
                 <w:sz w:val="22"/>
               </w:rPr>
-              <w:t>☐ Zaliczenie z oceną</w:t>
+              <w:t>☑ Zaliczenie z oceną</w:t>
             </w:r>
           </w:p>
           <w:p>
@@ -1499,117 +1592,10 @@
             <w:r>
               <w:rPr>
                 <w:rFonts w:ascii="Aptos" w:hAnsi="Aptos"/>
+                <w:b w:val="0"/>
+                <w:i w:val="0"/>
                 <w:sz w:val="22"/>
               </w:rPr>
-              <w:t>1. analiza tekstów z dyskusją</w:t>
-            </w:r>
-          </w:p>
-          <w:p>
-            <w:pPr>
-              <w:spacing w:before="20" w:after="20"/>
-            </w:pPr>
-            <w:r>
-              <w:rPr>
-                <w:rFonts w:ascii="Aptos" w:hAnsi="Aptos"/>
-                <w:sz w:val="22"/>
-              </w:rPr>
-              <w:t>2. rozwiązywanie zadań</w:t>
-            </w:r>
-          </w:p>
-          <w:p>
-            <w:pPr>
-              <w:spacing w:before="20" w:after="20"/>
-            </w:pPr>
-            <w:r>
-              <w:rPr>
-                <w:rFonts w:ascii="Aptos" w:hAnsi="Aptos"/>
-                <w:sz w:val="22"/>
-              </w:rPr>
-              <w:t>3. burza mózgów</w:t>
-            </w:r>
-          </w:p>
-          <w:p>
-            <w:pPr>
-              <w:spacing w:before="20" w:after="20"/>
-            </w:pPr>
-            <w:r>
-              <w:rPr>
-                <w:rFonts w:ascii="Aptos" w:hAnsi="Aptos"/>
-                <w:sz w:val="22"/>
-              </w:rPr>
-              <w:t>4. praca grupowa nad projektem z wykorzystaniem nowoczesnych technik informatycznych</w:t>
-            </w:r>
-          </w:p>
-          <w:p>
-            <w:pPr>
-              <w:spacing w:before="20" w:after="20"/>
-            </w:pPr>
-            <w:r>
-              <w:rPr>
-                <w:rFonts w:ascii="Aptos" w:hAnsi="Aptos"/>
-                <w:sz w:val="22"/>
-              </w:rPr>
-              <w:t>5. warsztaty</w:t>
-            </w:r>
-          </w:p>
-          <w:p>
-            <w:pPr>
-              <w:spacing w:before="20" w:after="20"/>
-            </w:pPr>
-            <w:r>
-              <w:rPr>
-                <w:rFonts w:ascii="Aptos" w:hAnsi="Aptos"/>
-                <w:sz w:val="22"/>
-              </w:rPr>
-              <w:t>6. Kryteria oceny</w:t>
-            </w:r>
-          </w:p>
-          <w:p>
-            <w:pPr>
-              <w:spacing w:before="20" w:after="20"/>
-            </w:pPr>
-            <w:r>
-              <w:rPr>
-                <w:rFonts w:ascii="Aptos" w:hAnsi="Aptos"/>
-                <w:sz w:val="22"/>
-              </w:rPr>
-              <w:t>7. ćwiczenia związane z tematyką wykładu</w:t>
-            </w:r>
-          </w:p>
-          <w:p>
-            <w:pPr>
-              <w:spacing w:before="20" w:after="20"/>
-            </w:pPr>
-            <w:r>
-              <w:rPr>
-                <w:rFonts w:ascii="Aptos" w:hAnsi="Aptos"/>
-                <w:sz w:val="22"/>
-              </w:rPr>
-              <w:t>8. opracowania obliczeniowe i koncepcyjne</w:t>
-            </w:r>
-          </w:p>
-          <w:p>
-            <w:pPr>
-              <w:spacing w:before="20" w:after="20"/>
-            </w:pPr>
-            <w:r>
-              <w:rPr>
-                <w:rFonts w:ascii="Aptos" w:hAnsi="Aptos"/>
-                <w:sz w:val="22"/>
-              </w:rPr>
-              <w:t>9. ocena sporządzonego sprawozdania</w:t>
-            </w:r>
-          </w:p>
-          <w:p>
-            <w:pPr>
-              <w:spacing w:before="20" w:after="20"/>
-            </w:pPr>
-            <w:r>
-              <w:rPr>
-                <w:rFonts w:ascii="Aptos" w:hAnsi="Aptos"/>
-                <w:sz w:val="22"/>
-              </w:rPr>
-              <w:t>10. brak</w:t>
             </w:r>
           </w:p>
         </w:tc>
@@ -1626,7 +1612,7 @@
                 <w:rFonts w:ascii="Aptos" w:hAnsi="Aptos"/>
                 <w:sz w:val="22"/>
               </w:rPr>
-              <w:t>1. analiza tekstów z dyskusją</w:t>
+              <w:t>1. raport z wykonanego zadania</w:t>
             </w:r>
           </w:p>
           <w:p>
@@ -1638,103 +1624,7 @@
                 <w:rFonts w:ascii="Aptos" w:hAnsi="Aptos"/>
                 <w:sz w:val="22"/>
               </w:rPr>
-              <w:t>2. rozwiązywanie zadań</w:t>
-            </w:r>
-          </w:p>
-          <w:p>
-            <w:pPr>
-              <w:spacing w:before="20" w:after="20"/>
-            </w:pPr>
-            <w:r>
-              <w:rPr>
-                <w:rFonts w:ascii="Aptos" w:hAnsi="Aptos"/>
-                <w:sz w:val="22"/>
-              </w:rPr>
-              <w:t>3. burza mózgów</w:t>
-            </w:r>
-          </w:p>
-          <w:p>
-            <w:pPr>
-              <w:spacing w:before="20" w:after="20"/>
-            </w:pPr>
-            <w:r>
-              <w:rPr>
-                <w:rFonts w:ascii="Aptos" w:hAnsi="Aptos"/>
-                <w:sz w:val="22"/>
-              </w:rPr>
-              <w:t>4. praca grupowa nad projektem z wykorzystaniem nowoczesnych technik informatycznych</w:t>
-            </w:r>
-          </w:p>
-          <w:p>
-            <w:pPr>
-              <w:spacing w:before="20" w:after="20"/>
-            </w:pPr>
-            <w:r>
-              <w:rPr>
-                <w:rFonts w:ascii="Aptos" w:hAnsi="Aptos"/>
-                <w:sz w:val="22"/>
-              </w:rPr>
-              <w:t>5. warsztaty</w:t>
-            </w:r>
-          </w:p>
-          <w:p>
-            <w:pPr>
-              <w:spacing w:before="20" w:after="20"/>
-            </w:pPr>
-            <w:r>
-              <w:rPr>
-                <w:rFonts w:ascii="Aptos" w:hAnsi="Aptos"/>
-                <w:sz w:val="22"/>
-              </w:rPr>
-              <w:t>6. Kryteria oceny</w:t>
-            </w:r>
-          </w:p>
-          <w:p>
-            <w:pPr>
-              <w:spacing w:before="20" w:after="20"/>
-            </w:pPr>
-            <w:r>
-              <w:rPr>
-                <w:rFonts w:ascii="Aptos" w:hAnsi="Aptos"/>
-                <w:sz w:val="22"/>
-              </w:rPr>
-              <w:t>7. ćwiczenia związane z tematyką wykładu</w:t>
-            </w:r>
-          </w:p>
-          <w:p>
-            <w:pPr>
-              <w:spacing w:before="20" w:after="20"/>
-            </w:pPr>
-            <w:r>
-              <w:rPr>
-                <w:rFonts w:ascii="Aptos" w:hAnsi="Aptos"/>
-                <w:sz w:val="22"/>
-              </w:rPr>
-              <w:t>8. opracowania obliczeniowe i koncepcyjne</w:t>
-            </w:r>
-          </w:p>
-          <w:p>
-            <w:pPr>
-              <w:spacing w:before="20" w:after="20"/>
-            </w:pPr>
-            <w:r>
-              <w:rPr>
-                <w:rFonts w:ascii="Aptos" w:hAnsi="Aptos"/>
-                <w:sz w:val="22"/>
-              </w:rPr>
-              <w:t>9. ocena sporządzonego sprawozdania</w:t>
-            </w:r>
-          </w:p>
-          <w:p>
-            <w:pPr>
-              <w:spacing w:before="20" w:after="20"/>
-            </w:pPr>
-            <w:r>
-              <w:rPr>
-                <w:rFonts w:ascii="Aptos" w:hAnsi="Aptos"/>
-                <w:sz w:val="22"/>
-              </w:rPr>
-              <w:t>10. brak</w:t>
+              <w:t>2. ocena pracy podczas ćwiczenia</w:t>
             </w:r>
           </w:p>
         </w:tc>
@@ -1955,6 +1845,3299 @@
                 <w:sz w:val="22"/>
               </w:rPr>
               <w:t>The course 'Innovation Processes' aims to familiarize students with the basics of managing an innovative company and the organizational foundations of its operation, as well as with techniques for analyzing and stimulating creativity and for creatively solving engineering problems.</w:t>
+            </w:r>
+          </w:p>
+        </w:tc>
+      </w:tr>
+    </w:tbl>
+    <w:tbl>
+      <w:tblPr>
+        <w:tblW w:type="auto" w:w="0"/>
+        <w:tblLook w:firstColumn="1" w:firstRow="1" w:lastColumn="0" w:lastRow="0" w:noHBand="0" w:noVBand="1" w:val="04A0"/>
+        <w:tblBorders>
+          <w:top w:val="single" w:sz="4" w:space="0" w:color="000000"/>
+          <w:left w:val="single" w:sz="4" w:space="0" w:color="000000"/>
+          <w:bottom w:val="single" w:sz="4" w:space="0" w:color="000000"/>
+          <w:right w:val="single" w:sz="4" w:space="0" w:color="000000"/>
+          <w:insideH w:val="single" w:sz="4" w:space="0" w:color="000000"/>
+          <w:insideV w:val="single" w:sz="4" w:space="0" w:color="000000"/>
+        </w:tblBorders>
+        <w:tblW w:w="5000" w:type="pct"/>
+      </w:tblPr>
+      <w:tblGrid>
+        <w:gridCol w:w="680"/>
+        <w:gridCol w:w="4536"/>
+        <w:gridCol w:w="4252"/>
+      </w:tblGrid>
+      <w:tr>
+        <w:tc>
+          <w:tcPr>
+            <w:tcW w:type="dxa" w:w="9468"/>
+            <w:gridSpan w:val="3"/>
+            <w:shd w:val="clear" w:color="auto" w:fill="D9D9D9"/>
+          </w:tcPr>
+          <w:p>
+            <w:pPr>
+              <w:spacing w:before="20" w:after="20"/>
+            </w:pPr>
+            <w:r>
+              <w:rPr>
+                <w:rFonts w:ascii="Aptos" w:hAnsi="Aptos"/>
+                <w:b/>
+                <w:i w:val="0"/>
+                <w:sz w:val="22"/>
+              </w:rPr>
+              <w:t>15.  Treści programowe poszczególnych zajęć:</w:t>
+            </w:r>
+          </w:p>
+        </w:tc>
+      </w:tr>
+      <w:tr>
+        <w:tc>
+          <w:tcPr>
+            <w:tcW w:type="dxa" w:w="680"/>
+            <w:shd w:val="clear" w:color="auto" w:fill="D9D9D9"/>
+          </w:tcPr>
+          <w:p>
+            <w:pPr>
+              <w:spacing w:before="20" w:after="20"/>
+            </w:pPr>
+            <w:r>
+              <w:rPr>
+                <w:rFonts w:ascii="Aptos" w:hAnsi="Aptos"/>
+                <w:b/>
+                <w:i w:val="0"/>
+                <w:sz w:val="16"/>
+              </w:rPr>
+              <w:t>Nr zajęć</w:t>
+            </w:r>
+          </w:p>
+        </w:tc>
+        <w:tc>
+          <w:tcPr>
+            <w:tcW w:type="dxa" w:w="4536"/>
+            <w:shd w:val="clear" w:color="auto" w:fill="D9D9D9"/>
+          </w:tcPr>
+          <w:p>
+            <w:pPr>
+              <w:spacing w:before="20" w:after="20"/>
+            </w:pPr>
+            <w:r>
+              <w:rPr>
+                <w:rFonts w:ascii="Aptos" w:hAnsi="Aptos"/>
+                <w:b/>
+                <w:i w:val="0"/>
+                <w:sz w:val="16"/>
+              </w:rPr>
+              <w:t>Wykład</w:t>
+            </w:r>
+          </w:p>
+        </w:tc>
+        <w:tc>
+          <w:tcPr>
+            <w:tcW w:type="dxa" w:w="4252"/>
+            <w:shd w:val="clear" w:color="auto" w:fill="D9D9D9"/>
+          </w:tcPr>
+          <w:p>
+            <w:pPr>
+              <w:spacing w:before="20" w:after="20"/>
+            </w:pPr>
+            <w:r>
+              <w:rPr>
+                <w:rFonts w:ascii="Aptos" w:hAnsi="Aptos"/>
+                <w:b/>
+                <w:i w:val="0"/>
+                <w:sz w:val="16"/>
+              </w:rPr>
+              <w:t>Ćwiczenia / Laboratorium / Pracownia</w:t>
+            </w:r>
+          </w:p>
+        </w:tc>
+      </w:tr>
+      <w:tr>
+        <w:tc>
+          <w:tcPr>
+            <w:tcW w:type="dxa" w:w="680"/>
+          </w:tcPr>
+          <w:p>
+            <w:pPr>
+              <w:spacing w:before="20" w:after="20"/>
+            </w:pPr>
+            <w:r>
+              <w:rPr>
+                <w:rFonts w:ascii="Aptos" w:hAnsi="Aptos"/>
+                <w:b w:val="0"/>
+                <w:i w:val="0"/>
+                <w:sz w:val="22"/>
+              </w:rPr>
+              <w:t>1.</w:t>
+            </w:r>
+          </w:p>
+        </w:tc>
+        <w:tc>
+          <w:tcPr>
+            <w:tcW w:type="dxa" w:w="4536"/>
+          </w:tcPr>
+          <w:p>
+            <w:pPr>
+              <w:spacing w:before="20" w:after="20"/>
+            </w:pPr>
+            <w:r>
+              <w:rPr>
+                <w:rFonts w:ascii="Aptos" w:hAnsi="Aptos"/>
+                <w:b w:val="0"/>
+                <w:i w:val="0"/>
+                <w:sz w:val="22"/>
+              </w:rPr>
+              <w:t>Wykład</w:t>
+            </w:r>
+          </w:p>
+        </w:tc>
+        <w:tc>
+          <w:tcPr>
+            <w:tcW w:type="dxa" w:w="4252"/>
+          </w:tcPr>
+          <w:p>
+            <w:pPr>
+              <w:spacing w:before="20" w:after="20"/>
+            </w:pPr>
+            <w:r>
+              <w:rPr>
+                <w:rFonts w:ascii="Aptos" w:hAnsi="Aptos"/>
+                <w:b w:val="0"/>
+                <w:i w:val="0"/>
+                <w:sz w:val="22"/>
+              </w:rPr>
+            </w:r>
+          </w:p>
+        </w:tc>
+      </w:tr>
+      <w:tr>
+        <w:tc>
+          <w:tcPr>
+            <w:tcW w:type="dxa" w:w="680"/>
+          </w:tcPr>
+          <w:p>
+            <w:pPr>
+              <w:spacing w:before="20" w:after="20"/>
+            </w:pPr>
+            <w:r>
+              <w:rPr>
+                <w:rFonts w:ascii="Aptos" w:hAnsi="Aptos"/>
+                <w:b w:val="0"/>
+                <w:i w:val="0"/>
+                <w:sz w:val="22"/>
+              </w:rPr>
+              <w:t>2.</w:t>
+            </w:r>
+          </w:p>
+        </w:tc>
+        <w:tc>
+          <w:tcPr>
+            <w:tcW w:type="dxa" w:w="4536"/>
+          </w:tcPr>
+          <w:p>
+            <w:pPr>
+              <w:spacing w:before="20" w:after="20"/>
+            </w:pPr>
+            <w:r>
+              <w:rPr>
+                <w:rFonts w:ascii="Aptos" w:hAnsi="Aptos"/>
+                <w:b w:val="0"/>
+                <w:i w:val="0"/>
+                <w:sz w:val="22"/>
+              </w:rPr>
+              <w:t>Ćwiczenia</w:t>
+            </w:r>
+          </w:p>
+        </w:tc>
+        <w:tc>
+          <w:tcPr>
+            <w:tcW w:type="dxa" w:w="4252"/>
+          </w:tcPr>
+          <w:p>
+            <w:pPr>
+              <w:spacing w:before="20" w:after="20"/>
+            </w:pPr>
+            <w:r>
+              <w:rPr>
+                <w:rFonts w:ascii="Aptos" w:hAnsi="Aptos"/>
+                <w:b w:val="0"/>
+                <w:i w:val="0"/>
+                <w:sz w:val="22"/>
+              </w:rPr>
+            </w:r>
+          </w:p>
+        </w:tc>
+      </w:tr>
+      <w:tr>
+        <w:tc>
+          <w:tcPr>
+            <w:tcW w:type="dxa" w:w="680"/>
+          </w:tcPr>
+          <w:p>
+            <w:pPr>
+              <w:spacing w:before="20" w:after="20"/>
+            </w:pPr>
+            <w:r>
+              <w:rPr>
+                <w:rFonts w:ascii="Aptos" w:hAnsi="Aptos"/>
+                <w:b w:val="0"/>
+                <w:i w:val="0"/>
+                <w:sz w:val="22"/>
+              </w:rPr>
+              <w:t>3.</w:t>
+            </w:r>
+          </w:p>
+        </w:tc>
+        <w:tc>
+          <w:tcPr>
+            <w:tcW w:type="dxa" w:w="4536"/>
+          </w:tcPr>
+          <w:p>
+            <w:pPr>
+              <w:spacing w:before="20" w:after="20"/>
+            </w:pPr>
+            <w:r>
+              <w:rPr>
+                <w:rFonts w:ascii="Aptos" w:hAnsi="Aptos"/>
+                <w:b w:val="0"/>
+                <w:i w:val="0"/>
+                <w:sz w:val="22"/>
+              </w:rPr>
+              <w:t>Kreatywność menedżerska</w:t>
+            </w:r>
+          </w:p>
+        </w:tc>
+        <w:tc>
+          <w:tcPr>
+            <w:tcW w:type="dxa" w:w="4252"/>
+          </w:tcPr>
+          <w:p>
+            <w:pPr>
+              <w:spacing w:before="20" w:after="20"/>
+            </w:pPr>
+            <w:r>
+              <w:rPr>
+                <w:rFonts w:ascii="Aptos" w:hAnsi="Aptos"/>
+                <w:b w:val="0"/>
+                <w:i w:val="0"/>
+                <w:sz w:val="22"/>
+              </w:rPr>
+            </w:r>
+          </w:p>
+        </w:tc>
+      </w:tr>
+      <w:tr>
+        <w:tc>
+          <w:tcPr>
+            <w:tcW w:type="dxa" w:w="680"/>
+          </w:tcPr>
+          <w:p>
+            <w:pPr>
+              <w:spacing w:before="20" w:after="20"/>
+            </w:pPr>
+            <w:r>
+              <w:rPr>
+                <w:rFonts w:ascii="Aptos" w:hAnsi="Aptos"/>
+                <w:b w:val="0"/>
+                <w:i w:val="0"/>
+                <w:sz w:val="22"/>
+              </w:rPr>
+              <w:t>4.</w:t>
+            </w:r>
+          </w:p>
+        </w:tc>
+        <w:tc>
+          <w:tcPr>
+            <w:tcW w:type="dxa" w:w="4536"/>
+          </w:tcPr>
+          <w:p>
+            <w:pPr>
+              <w:spacing w:before="20" w:after="20"/>
+            </w:pPr>
+            <w:r>
+              <w:rPr>
+                <w:rFonts w:ascii="Aptos" w:hAnsi="Aptos"/>
+                <w:b w:val="0"/>
+                <w:i w:val="0"/>
+                <w:sz w:val="22"/>
+              </w:rPr>
+              <w:t>Profil osoby kreatywnej i przedsiębiorczej</w:t>
+            </w:r>
+          </w:p>
+        </w:tc>
+        <w:tc>
+          <w:tcPr>
+            <w:tcW w:type="dxa" w:w="4252"/>
+          </w:tcPr>
+          <w:p>
+            <w:pPr>
+              <w:spacing w:before="20" w:after="20"/>
+            </w:pPr>
+            <w:r>
+              <w:rPr>
+                <w:rFonts w:ascii="Aptos" w:hAnsi="Aptos"/>
+                <w:b w:val="0"/>
+                <w:i w:val="0"/>
+                <w:sz w:val="22"/>
+              </w:rPr>
+            </w:r>
+          </w:p>
+        </w:tc>
+      </w:tr>
+      <w:tr>
+        <w:tc>
+          <w:tcPr>
+            <w:tcW w:type="dxa" w:w="680"/>
+          </w:tcPr>
+          <w:p>
+            <w:pPr>
+              <w:spacing w:before="20" w:after="20"/>
+            </w:pPr>
+            <w:r>
+              <w:rPr>
+                <w:rFonts w:ascii="Aptos" w:hAnsi="Aptos"/>
+                <w:b w:val="0"/>
+                <w:i w:val="0"/>
+                <w:sz w:val="22"/>
+              </w:rPr>
+              <w:t>5.</w:t>
+            </w:r>
+          </w:p>
+        </w:tc>
+        <w:tc>
+          <w:tcPr>
+            <w:tcW w:type="dxa" w:w="4536"/>
+          </w:tcPr>
+          <w:p>
+            <w:pPr>
+              <w:spacing w:before="20" w:after="20"/>
+            </w:pPr>
+            <w:r>
+              <w:rPr>
+                <w:rFonts w:ascii="Aptos" w:hAnsi="Aptos"/>
+                <w:b w:val="0"/>
+                <w:i w:val="0"/>
+                <w:sz w:val="22"/>
+              </w:rPr>
+              <w:t>Istota i motywy przedsiębiorczości gospodarczej</w:t>
+            </w:r>
+          </w:p>
+        </w:tc>
+        <w:tc>
+          <w:tcPr>
+            <w:tcW w:type="dxa" w:w="4252"/>
+          </w:tcPr>
+          <w:p>
+            <w:pPr>
+              <w:spacing w:before="20" w:after="20"/>
+            </w:pPr>
+            <w:r>
+              <w:rPr>
+                <w:rFonts w:ascii="Aptos" w:hAnsi="Aptos"/>
+                <w:b w:val="0"/>
+                <w:i w:val="0"/>
+                <w:sz w:val="22"/>
+              </w:rPr>
+            </w:r>
+          </w:p>
+        </w:tc>
+      </w:tr>
+      <w:tr>
+        <w:tc>
+          <w:tcPr>
+            <w:tcW w:type="dxa" w:w="680"/>
+          </w:tcPr>
+          <w:p>
+            <w:pPr>
+              <w:spacing w:before="20" w:after="20"/>
+            </w:pPr>
+            <w:r>
+              <w:rPr>
+                <w:rFonts w:ascii="Aptos" w:hAnsi="Aptos"/>
+                <w:b w:val="0"/>
+                <w:i w:val="0"/>
+                <w:sz w:val="22"/>
+              </w:rPr>
+              <w:t>6.</w:t>
+            </w:r>
+          </w:p>
+        </w:tc>
+        <w:tc>
+          <w:tcPr>
+            <w:tcW w:type="dxa" w:w="4536"/>
+          </w:tcPr>
+          <w:p>
+            <w:pPr>
+              <w:spacing w:before="20" w:after="20"/>
+            </w:pPr>
+            <w:r>
+              <w:rPr>
+                <w:rFonts w:ascii="Aptos" w:hAnsi="Aptos"/>
+                <w:b w:val="0"/>
+                <w:i w:val="0"/>
+                <w:sz w:val="22"/>
+              </w:rPr>
+              <w:t>Tworzenie i analiza ścieżki doświadczeń dla wybranego produktu / usługi (praca z szablonem</w:t>
+            </w:r>
+          </w:p>
+        </w:tc>
+        <w:tc>
+          <w:tcPr>
+            <w:tcW w:type="dxa" w:w="4252"/>
+          </w:tcPr>
+          <w:p>
+            <w:pPr>
+              <w:spacing w:before="20" w:after="20"/>
+            </w:pPr>
+            <w:r>
+              <w:rPr>
+                <w:rFonts w:ascii="Aptos" w:hAnsi="Aptos"/>
+                <w:b w:val="0"/>
+                <w:i w:val="0"/>
+                <w:sz w:val="22"/>
+              </w:rPr>
+            </w:r>
+          </w:p>
+        </w:tc>
+      </w:tr>
+      <w:tr>
+        <w:tc>
+          <w:tcPr>
+            <w:tcW w:type="dxa" w:w="680"/>
+          </w:tcPr>
+          <w:p>
+            <w:pPr>
+              <w:spacing w:before="20" w:after="20"/>
+            </w:pPr>
+            <w:r>
+              <w:rPr>
+                <w:rFonts w:ascii="Aptos" w:hAnsi="Aptos"/>
+                <w:b w:val="0"/>
+                <w:i w:val="0"/>
+                <w:sz w:val="22"/>
+              </w:rPr>
+              <w:t>7.</w:t>
+            </w:r>
+          </w:p>
+        </w:tc>
+        <w:tc>
+          <w:tcPr>
+            <w:tcW w:type="dxa" w:w="4536"/>
+          </w:tcPr>
+          <w:p>
+            <w:pPr>
+              <w:spacing w:before="20" w:after="20"/>
+            </w:pPr>
+            <w:r>
+              <w:rPr>
+                <w:rFonts w:ascii="Aptos" w:hAnsi="Aptos"/>
+                <w:b w:val="0"/>
+                <w:i w:val="0"/>
+                <w:sz w:val="22"/>
+              </w:rPr>
+              <w:t>customer journey map)</w:t>
+            </w:r>
+          </w:p>
+        </w:tc>
+        <w:tc>
+          <w:tcPr>
+            <w:tcW w:type="dxa" w:w="4252"/>
+          </w:tcPr>
+          <w:p>
+            <w:pPr>
+              <w:spacing w:before="20" w:after="20"/>
+            </w:pPr>
+            <w:r>
+              <w:rPr>
+                <w:rFonts w:ascii="Aptos" w:hAnsi="Aptos"/>
+                <w:b w:val="0"/>
+                <w:i w:val="0"/>
+                <w:sz w:val="22"/>
+              </w:rPr>
+            </w:r>
+          </w:p>
+        </w:tc>
+      </w:tr>
+      <w:tr>
+        <w:tc>
+          <w:tcPr>
+            <w:tcW w:type="dxa" w:w="680"/>
+          </w:tcPr>
+          <w:p>
+            <w:pPr>
+              <w:spacing w:before="20" w:after="20"/>
+            </w:pPr>
+            <w:r>
+              <w:rPr>
+                <w:rFonts w:ascii="Aptos" w:hAnsi="Aptos"/>
+                <w:b w:val="0"/>
+                <w:i w:val="0"/>
+                <w:sz w:val="22"/>
+              </w:rPr>
+              <w:t>8.</w:t>
+            </w:r>
+          </w:p>
+        </w:tc>
+        <w:tc>
+          <w:tcPr>
+            <w:tcW w:type="dxa" w:w="4536"/>
+          </w:tcPr>
+          <w:p>
+            <w:pPr>
+              <w:spacing w:before="20" w:after="20"/>
+            </w:pPr>
+            <w:r>
+              <w:rPr>
+                <w:rFonts w:ascii="Aptos" w:hAnsi="Aptos"/>
+                <w:b w:val="0"/>
+                <w:i w:val="0"/>
+                <w:sz w:val="22"/>
+              </w:rPr>
+              <w:t>Metody graficzne i analityczne w diagnozowaniu</w:t>
+            </w:r>
+          </w:p>
+        </w:tc>
+        <w:tc>
+          <w:tcPr>
+            <w:tcW w:type="dxa" w:w="4252"/>
+          </w:tcPr>
+          <w:p>
+            <w:pPr>
+              <w:spacing w:before="20" w:after="20"/>
+            </w:pPr>
+            <w:r>
+              <w:rPr>
+                <w:rFonts w:ascii="Aptos" w:hAnsi="Aptos"/>
+                <w:b w:val="0"/>
+                <w:i w:val="0"/>
+                <w:sz w:val="22"/>
+              </w:rPr>
+            </w:r>
+          </w:p>
+        </w:tc>
+      </w:tr>
+      <w:tr>
+        <w:tc>
+          <w:tcPr>
+            <w:tcW w:type="dxa" w:w="680"/>
+          </w:tcPr>
+          <w:p>
+            <w:pPr>
+              <w:spacing w:before="20" w:after="20"/>
+            </w:pPr>
+            <w:r>
+              <w:rPr>
+                <w:rFonts w:ascii="Aptos" w:hAnsi="Aptos"/>
+                <w:b w:val="0"/>
+                <w:i w:val="0"/>
+                <w:sz w:val="22"/>
+              </w:rPr>
+              <w:t>9.</w:t>
+            </w:r>
+          </w:p>
+        </w:tc>
+        <w:tc>
+          <w:tcPr>
+            <w:tcW w:type="dxa" w:w="4536"/>
+          </w:tcPr>
+          <w:p>
+            <w:pPr>
+              <w:spacing w:before="20" w:after="20"/>
+            </w:pPr>
+            <w:r>
+              <w:rPr>
+                <w:rFonts w:ascii="Aptos" w:hAnsi="Aptos"/>
+                <w:b w:val="0"/>
+                <w:i w:val="0"/>
+                <w:sz w:val="22"/>
+              </w:rPr>
+              <w:t>problemu</w:t>
+            </w:r>
+          </w:p>
+        </w:tc>
+        <w:tc>
+          <w:tcPr>
+            <w:tcW w:type="dxa" w:w="4252"/>
+          </w:tcPr>
+          <w:p>
+            <w:pPr>
+              <w:spacing w:before="20" w:after="20"/>
+            </w:pPr>
+            <w:r>
+              <w:rPr>
+                <w:rFonts w:ascii="Aptos" w:hAnsi="Aptos"/>
+                <w:b w:val="0"/>
+                <w:i w:val="0"/>
+                <w:sz w:val="22"/>
+              </w:rPr>
+            </w:r>
+          </w:p>
+        </w:tc>
+      </w:tr>
+      <w:tr>
+        <w:tc>
+          <w:tcPr>
+            <w:tcW w:type="dxa" w:w="680"/>
+          </w:tcPr>
+          <w:p>
+            <w:pPr>
+              <w:spacing w:before="20" w:after="20"/>
+            </w:pPr>
+            <w:r>
+              <w:rPr>
+                <w:rFonts w:ascii="Aptos" w:hAnsi="Aptos"/>
+                <w:b w:val="0"/>
+                <w:i w:val="0"/>
+                <w:sz w:val="22"/>
+              </w:rPr>
+              <w:t>10.</w:t>
+            </w:r>
+          </w:p>
+        </w:tc>
+        <w:tc>
+          <w:tcPr>
+            <w:tcW w:type="dxa" w:w="4536"/>
+          </w:tcPr>
+          <w:p>
+            <w:pPr>
+              <w:spacing w:before="20" w:after="20"/>
+            </w:pPr>
+            <w:r>
+              <w:rPr>
+                <w:rFonts w:ascii="Aptos" w:hAnsi="Aptos"/>
+                <w:b w:val="0"/>
+                <w:i w:val="0"/>
+                <w:sz w:val="22"/>
+              </w:rPr>
+              <w:t>Odkrywanie możliwości dla produktu innowacyjnego – studium przypadku</w:t>
+            </w:r>
+          </w:p>
+        </w:tc>
+        <w:tc>
+          <w:tcPr>
+            <w:tcW w:type="dxa" w:w="4252"/>
+          </w:tcPr>
+          <w:p>
+            <w:pPr>
+              <w:spacing w:before="20" w:after="20"/>
+            </w:pPr>
+            <w:r>
+              <w:rPr>
+                <w:rFonts w:ascii="Aptos" w:hAnsi="Aptos"/>
+                <w:b w:val="0"/>
+                <w:i w:val="0"/>
+                <w:sz w:val="22"/>
+              </w:rPr>
+            </w:r>
+          </w:p>
+        </w:tc>
+      </w:tr>
+      <w:tr>
+        <w:tc>
+          <w:tcPr>
+            <w:tcW w:type="dxa" w:w="680"/>
+          </w:tcPr>
+          <w:p>
+            <w:pPr>
+              <w:spacing w:before="20" w:after="20"/>
+            </w:pPr>
+            <w:r>
+              <w:rPr>
+                <w:rFonts w:ascii="Aptos" w:hAnsi="Aptos"/>
+                <w:b w:val="0"/>
+                <w:i w:val="0"/>
+                <w:sz w:val="22"/>
+              </w:rPr>
+              <w:t>11.</w:t>
+            </w:r>
+          </w:p>
+        </w:tc>
+        <w:tc>
+          <w:tcPr>
+            <w:tcW w:type="dxa" w:w="4536"/>
+          </w:tcPr>
+          <w:p>
+            <w:pPr>
+              <w:spacing w:before="20" w:after="20"/>
+            </w:pPr>
+            <w:r>
+              <w:rPr>
+                <w:rFonts w:ascii="Aptos" w:hAnsi="Aptos"/>
+                <w:b w:val="0"/>
+                <w:i w:val="0"/>
+                <w:sz w:val="22"/>
+              </w:rPr>
+              <w:t>Rozpoznawanie szans rynkowych i możliwości</w:t>
+            </w:r>
+          </w:p>
+        </w:tc>
+        <w:tc>
+          <w:tcPr>
+            <w:tcW w:type="dxa" w:w="4252"/>
+          </w:tcPr>
+          <w:p>
+            <w:pPr>
+              <w:spacing w:before="20" w:after="20"/>
+            </w:pPr>
+            <w:r>
+              <w:rPr>
+                <w:rFonts w:ascii="Aptos" w:hAnsi="Aptos"/>
+                <w:b w:val="0"/>
+                <w:i w:val="0"/>
+                <w:sz w:val="22"/>
+              </w:rPr>
+            </w:r>
+          </w:p>
+        </w:tc>
+      </w:tr>
+      <w:tr>
+        <w:tc>
+          <w:tcPr>
+            <w:tcW w:type="dxa" w:w="680"/>
+          </w:tcPr>
+          <w:p>
+            <w:pPr>
+              <w:spacing w:before="20" w:after="20"/>
+            </w:pPr>
+            <w:r>
+              <w:rPr>
+                <w:rFonts w:ascii="Aptos" w:hAnsi="Aptos"/>
+                <w:b w:val="0"/>
+                <w:i w:val="0"/>
+                <w:sz w:val="22"/>
+              </w:rPr>
+              <w:t>12.</w:t>
+            </w:r>
+          </w:p>
+        </w:tc>
+        <w:tc>
+          <w:tcPr>
+            <w:tcW w:type="dxa" w:w="4536"/>
+          </w:tcPr>
+          <w:p>
+            <w:pPr>
+              <w:spacing w:before="20" w:after="20"/>
+            </w:pPr>
+            <w:r>
+              <w:rPr>
+                <w:rFonts w:ascii="Aptos" w:hAnsi="Aptos"/>
+                <w:b w:val="0"/>
+                <w:i w:val="0"/>
+                <w:sz w:val="22"/>
+              </w:rPr>
+              <w:t>sytuacyjnych</w:t>
+            </w:r>
+          </w:p>
+        </w:tc>
+        <w:tc>
+          <w:tcPr>
+            <w:tcW w:type="dxa" w:w="4252"/>
+          </w:tcPr>
+          <w:p>
+            <w:pPr>
+              <w:spacing w:before="20" w:after="20"/>
+            </w:pPr>
+            <w:r>
+              <w:rPr>
+                <w:rFonts w:ascii="Aptos" w:hAnsi="Aptos"/>
+                <w:b w:val="0"/>
+                <w:i w:val="0"/>
+                <w:sz w:val="22"/>
+              </w:rPr>
+            </w:r>
+          </w:p>
+        </w:tc>
+      </w:tr>
+      <w:tr>
+        <w:tc>
+          <w:tcPr>
+            <w:tcW w:type="dxa" w:w="680"/>
+          </w:tcPr>
+          <w:p>
+            <w:pPr>
+              <w:spacing w:before="20" w:after="20"/>
+            </w:pPr>
+            <w:r>
+              <w:rPr>
+                <w:rFonts w:ascii="Aptos" w:hAnsi="Aptos"/>
+                <w:b w:val="0"/>
+                <w:i w:val="0"/>
+                <w:sz w:val="22"/>
+              </w:rPr>
+              <w:t>13.</w:t>
+            </w:r>
+          </w:p>
+        </w:tc>
+        <w:tc>
+          <w:tcPr>
+            <w:tcW w:type="dxa" w:w="4536"/>
+          </w:tcPr>
+          <w:p>
+            <w:pPr>
+              <w:spacing w:before="20" w:after="20"/>
+            </w:pPr>
+            <w:r>
+              <w:rPr>
+                <w:rFonts w:ascii="Aptos" w:hAnsi="Aptos"/>
+                <w:b w:val="0"/>
+                <w:i w:val="0"/>
+                <w:sz w:val="22"/>
+              </w:rPr>
+              <w:t>Analiza rozwoju firm innowacyjnych – macierz</w:t>
+            </w:r>
+          </w:p>
+        </w:tc>
+        <w:tc>
+          <w:tcPr>
+            <w:tcW w:type="dxa" w:w="4252"/>
+          </w:tcPr>
+          <w:p>
+            <w:pPr>
+              <w:spacing w:before="20" w:after="20"/>
+            </w:pPr>
+            <w:r>
+              <w:rPr>
+                <w:rFonts w:ascii="Aptos" w:hAnsi="Aptos"/>
+                <w:b w:val="0"/>
+                <w:i w:val="0"/>
+                <w:sz w:val="22"/>
+              </w:rPr>
+            </w:r>
+          </w:p>
+        </w:tc>
+      </w:tr>
+      <w:tr>
+        <w:tc>
+          <w:tcPr>
+            <w:tcW w:type="dxa" w:w="680"/>
+          </w:tcPr>
+          <w:p>
+            <w:pPr>
+              <w:spacing w:before="20" w:after="20"/>
+            </w:pPr>
+            <w:r>
+              <w:rPr>
+                <w:rFonts w:ascii="Aptos" w:hAnsi="Aptos"/>
+                <w:b w:val="0"/>
+                <w:i w:val="0"/>
+                <w:sz w:val="22"/>
+              </w:rPr>
+              <w:t>14.</w:t>
+            </w:r>
+          </w:p>
+        </w:tc>
+        <w:tc>
+          <w:tcPr>
+            <w:tcW w:type="dxa" w:w="4536"/>
+          </w:tcPr>
+          <w:p>
+            <w:pPr>
+              <w:spacing w:before="20" w:after="20"/>
+            </w:pPr>
+            <w:r>
+              <w:rPr>
+                <w:rFonts w:ascii="Aptos" w:hAnsi="Aptos"/>
+                <w:b w:val="0"/>
+                <w:i w:val="0"/>
+                <w:sz w:val="22"/>
+              </w:rPr>
+              <w:t>kluczowych czynników</w:t>
+            </w:r>
+          </w:p>
+        </w:tc>
+        <w:tc>
+          <w:tcPr>
+            <w:tcW w:type="dxa" w:w="4252"/>
+          </w:tcPr>
+          <w:p>
+            <w:pPr>
+              <w:spacing w:before="20" w:after="20"/>
+            </w:pPr>
+            <w:r>
+              <w:rPr>
+                <w:rFonts w:ascii="Aptos" w:hAnsi="Aptos"/>
+                <w:b w:val="0"/>
+                <w:i w:val="0"/>
+                <w:sz w:val="22"/>
+              </w:rPr>
+            </w:r>
+          </w:p>
+        </w:tc>
+      </w:tr>
+      <w:tr>
+        <w:tc>
+          <w:tcPr>
+            <w:tcW w:type="dxa" w:w="680"/>
+          </w:tcPr>
+          <w:p>
+            <w:pPr>
+              <w:spacing w:before="20" w:after="20"/>
+            </w:pPr>
+            <w:r>
+              <w:rPr>
+                <w:rFonts w:ascii="Aptos" w:hAnsi="Aptos"/>
+                <w:b w:val="0"/>
+                <w:i w:val="0"/>
+                <w:sz w:val="22"/>
+              </w:rPr>
+              <w:t>15.</w:t>
+            </w:r>
+          </w:p>
+        </w:tc>
+        <w:tc>
+          <w:tcPr>
+            <w:tcW w:type="dxa" w:w="4536"/>
+          </w:tcPr>
+          <w:p>
+            <w:pPr>
+              <w:spacing w:before="20" w:after="20"/>
+            </w:pPr>
+            <w:r>
+              <w:rPr>
+                <w:rFonts w:ascii="Aptos" w:hAnsi="Aptos"/>
+                <w:b w:val="0"/>
+                <w:i w:val="0"/>
+                <w:sz w:val="22"/>
+              </w:rPr>
+              <w:t>Planowanie rozwoju - elementy analizy strategicznej</w:t>
+            </w:r>
+          </w:p>
+        </w:tc>
+        <w:tc>
+          <w:tcPr>
+            <w:tcW w:type="dxa" w:w="4252"/>
+          </w:tcPr>
+          <w:p>
+            <w:pPr>
+              <w:spacing w:before="20" w:after="20"/>
+            </w:pPr>
+            <w:r>
+              <w:rPr>
+                <w:rFonts w:ascii="Aptos" w:hAnsi="Aptos"/>
+                <w:b w:val="0"/>
+                <w:i w:val="0"/>
+                <w:sz w:val="22"/>
+              </w:rPr>
+            </w:r>
+          </w:p>
+        </w:tc>
+      </w:tr>
+      <w:tr>
+        <w:tc>
+          <w:tcPr>
+            <w:tcW w:type="dxa" w:w="680"/>
+          </w:tcPr>
+          <w:p>
+            <w:pPr>
+              <w:spacing w:before="20" w:after="20"/>
+            </w:pPr>
+            <w:r>
+              <w:rPr>
+                <w:rFonts w:ascii="Aptos" w:hAnsi="Aptos"/>
+                <w:b w:val="0"/>
+                <w:i w:val="0"/>
+                <w:sz w:val="22"/>
+              </w:rPr>
+              <w:t>16.</w:t>
+            </w:r>
+          </w:p>
+        </w:tc>
+        <w:tc>
+          <w:tcPr>
+            <w:tcW w:type="dxa" w:w="4536"/>
+          </w:tcPr>
+          <w:p>
+            <w:pPr>
+              <w:spacing w:before="20" w:after="20"/>
+            </w:pPr>
+            <w:r>
+              <w:rPr>
+                <w:rFonts w:ascii="Aptos" w:hAnsi="Aptos"/>
+                <w:b w:val="0"/>
+                <w:i w:val="0"/>
+                <w:sz w:val="22"/>
+              </w:rPr>
+              <w:t>Wprowadzenie do Design Thinking</w:t>
+            </w:r>
+          </w:p>
+        </w:tc>
+        <w:tc>
+          <w:tcPr>
+            <w:tcW w:type="dxa" w:w="4252"/>
+          </w:tcPr>
+          <w:p>
+            <w:pPr>
+              <w:spacing w:before="20" w:after="20"/>
+            </w:pPr>
+            <w:r>
+              <w:rPr>
+                <w:rFonts w:ascii="Aptos" w:hAnsi="Aptos"/>
+                <w:b w:val="0"/>
+                <w:i w:val="0"/>
+                <w:sz w:val="22"/>
+              </w:rPr>
+            </w:r>
+          </w:p>
+        </w:tc>
+      </w:tr>
+      <w:tr>
+        <w:tc>
+          <w:tcPr>
+            <w:tcW w:type="dxa" w:w="680"/>
+          </w:tcPr>
+          <w:p>
+            <w:pPr>
+              <w:spacing w:before="20" w:after="20"/>
+            </w:pPr>
+            <w:r>
+              <w:rPr>
+                <w:rFonts w:ascii="Aptos" w:hAnsi="Aptos"/>
+                <w:b w:val="0"/>
+                <w:i w:val="0"/>
+                <w:sz w:val="22"/>
+              </w:rPr>
+              <w:t>17.</w:t>
+            </w:r>
+          </w:p>
+        </w:tc>
+        <w:tc>
+          <w:tcPr>
+            <w:tcW w:type="dxa" w:w="4536"/>
+          </w:tcPr>
+          <w:p>
+            <w:pPr>
+              <w:spacing w:before="20" w:after="20"/>
+            </w:pPr>
+            <w:r>
+              <w:rPr>
+                <w:rFonts w:ascii="Aptos" w:hAnsi="Aptos"/>
+                <w:b w:val="0"/>
+                <w:i w:val="0"/>
+                <w:sz w:val="22"/>
+              </w:rPr>
+              <w:t>Struktury organizacyjne</w:t>
+            </w:r>
+          </w:p>
+        </w:tc>
+        <w:tc>
+          <w:tcPr>
+            <w:tcW w:type="dxa" w:w="4252"/>
+          </w:tcPr>
+          <w:p>
+            <w:pPr>
+              <w:spacing w:before="20" w:after="20"/>
+            </w:pPr>
+            <w:r>
+              <w:rPr>
+                <w:rFonts w:ascii="Aptos" w:hAnsi="Aptos"/>
+                <w:b w:val="0"/>
+                <w:i w:val="0"/>
+                <w:sz w:val="22"/>
+              </w:rPr>
+            </w:r>
+          </w:p>
+        </w:tc>
+      </w:tr>
+      <w:tr>
+        <w:tc>
+          <w:tcPr>
+            <w:tcW w:type="dxa" w:w="680"/>
+          </w:tcPr>
+          <w:p>
+            <w:pPr>
+              <w:spacing w:before="20" w:after="20"/>
+            </w:pPr>
+            <w:r>
+              <w:rPr>
+                <w:rFonts w:ascii="Aptos" w:hAnsi="Aptos"/>
+                <w:b w:val="0"/>
+                <w:i w:val="0"/>
+                <w:sz w:val="22"/>
+              </w:rPr>
+              <w:t>18.</w:t>
+            </w:r>
+          </w:p>
+        </w:tc>
+        <w:tc>
+          <w:tcPr>
+            <w:tcW w:type="dxa" w:w="4536"/>
+          </w:tcPr>
+          <w:p>
+            <w:pPr>
+              <w:spacing w:before="20" w:after="20"/>
+            </w:pPr>
+            <w:r>
+              <w:rPr>
+                <w:rFonts w:ascii="Aptos" w:hAnsi="Aptos"/>
+                <w:b w:val="0"/>
+                <w:i w:val="0"/>
+                <w:sz w:val="22"/>
+              </w:rPr>
+              <w:t>Wprowadzenie do pracy zespołowej i projektowej</w:t>
+            </w:r>
+          </w:p>
+        </w:tc>
+        <w:tc>
+          <w:tcPr>
+            <w:tcW w:type="dxa" w:w="4252"/>
+          </w:tcPr>
+          <w:p>
+            <w:pPr>
+              <w:spacing w:before="20" w:after="20"/>
+            </w:pPr>
+            <w:r>
+              <w:rPr>
+                <w:rFonts w:ascii="Aptos" w:hAnsi="Aptos"/>
+                <w:b w:val="0"/>
+                <w:i w:val="0"/>
+                <w:sz w:val="22"/>
+              </w:rPr>
+            </w:r>
+          </w:p>
+        </w:tc>
+      </w:tr>
+      <w:tr>
+        <w:tc>
+          <w:tcPr>
+            <w:tcW w:type="dxa" w:w="680"/>
+          </w:tcPr>
+          <w:p>
+            <w:pPr>
+              <w:spacing w:before="20" w:after="20"/>
+            </w:pPr>
+            <w:r>
+              <w:rPr>
+                <w:rFonts w:ascii="Aptos" w:hAnsi="Aptos"/>
+                <w:b w:val="0"/>
+                <w:i w:val="0"/>
+                <w:sz w:val="22"/>
+              </w:rPr>
+              <w:t>19.</w:t>
+            </w:r>
+          </w:p>
+        </w:tc>
+        <w:tc>
+          <w:tcPr>
+            <w:tcW w:type="dxa" w:w="4536"/>
+          </w:tcPr>
+          <w:p>
+            <w:pPr>
+              <w:spacing w:before="20" w:after="20"/>
+            </w:pPr>
+            <w:r>
+              <w:rPr>
+                <w:rFonts w:ascii="Aptos" w:hAnsi="Aptos"/>
+                <w:b w:val="0"/>
+                <w:i w:val="0"/>
+                <w:sz w:val="22"/>
+              </w:rPr>
+              <w:t>Trening umiejętności pracy w zespole.</w:t>
+            </w:r>
+          </w:p>
+        </w:tc>
+        <w:tc>
+          <w:tcPr>
+            <w:tcW w:type="dxa" w:w="4252"/>
+          </w:tcPr>
+          <w:p>
+            <w:pPr>
+              <w:spacing w:before="20" w:after="20"/>
+            </w:pPr>
+            <w:r>
+              <w:rPr>
+                <w:rFonts w:ascii="Aptos" w:hAnsi="Aptos"/>
+                <w:b w:val="0"/>
+                <w:i w:val="0"/>
+                <w:sz w:val="22"/>
+              </w:rPr>
+            </w:r>
+          </w:p>
+        </w:tc>
+      </w:tr>
+      <w:tr>
+        <w:tc>
+          <w:tcPr>
+            <w:tcW w:type="dxa" w:w="680"/>
+          </w:tcPr>
+          <w:p>
+            <w:pPr>
+              <w:spacing w:before="20" w:after="20"/>
+            </w:pPr>
+            <w:r>
+              <w:rPr>
+                <w:rFonts w:ascii="Aptos" w:hAnsi="Aptos"/>
+                <w:b w:val="0"/>
+                <w:i w:val="0"/>
+                <w:sz w:val="22"/>
+              </w:rPr>
+              <w:t>20.</w:t>
+            </w:r>
+          </w:p>
+        </w:tc>
+        <w:tc>
+          <w:tcPr>
+            <w:tcW w:type="dxa" w:w="4536"/>
+          </w:tcPr>
+          <w:p>
+            <w:pPr>
+              <w:spacing w:before="20" w:after="20"/>
+            </w:pPr>
+            <w:r>
+              <w:rPr>
+                <w:rFonts w:ascii="Aptos" w:hAnsi="Aptos"/>
+                <w:b w:val="0"/>
+                <w:i w:val="0"/>
+                <w:sz w:val="22"/>
+              </w:rPr>
+              <w:t>Organizowanie procesów i zarządzanie zasobami</w:t>
+            </w:r>
+          </w:p>
+        </w:tc>
+        <w:tc>
+          <w:tcPr>
+            <w:tcW w:type="dxa" w:w="4252"/>
+          </w:tcPr>
+          <w:p>
+            <w:pPr>
+              <w:spacing w:before="20" w:after="20"/>
+            </w:pPr>
+            <w:r>
+              <w:rPr>
+                <w:rFonts w:ascii="Aptos" w:hAnsi="Aptos"/>
+                <w:b w:val="0"/>
+                <w:i w:val="0"/>
+                <w:sz w:val="22"/>
+              </w:rPr>
+            </w:r>
+          </w:p>
+        </w:tc>
+      </w:tr>
+      <w:tr>
+        <w:tc>
+          <w:tcPr>
+            <w:tcW w:type="dxa" w:w="680"/>
+          </w:tcPr>
+          <w:p>
+            <w:pPr>
+              <w:spacing w:before="20" w:after="20"/>
+            </w:pPr>
+            <w:r>
+              <w:rPr>
+                <w:rFonts w:ascii="Aptos" w:hAnsi="Aptos"/>
+                <w:b w:val="0"/>
+                <w:i w:val="0"/>
+                <w:sz w:val="22"/>
+              </w:rPr>
+              <w:t>21.</w:t>
+            </w:r>
+          </w:p>
+        </w:tc>
+        <w:tc>
+          <w:tcPr>
+            <w:tcW w:type="dxa" w:w="4536"/>
+          </w:tcPr>
+          <w:p>
+            <w:pPr>
+              <w:spacing w:before="20" w:after="20"/>
+            </w:pPr>
+            <w:r>
+              <w:rPr>
+                <w:rFonts w:ascii="Aptos" w:hAnsi="Aptos"/>
+                <w:b w:val="0"/>
+                <w:i w:val="0"/>
+                <w:sz w:val="22"/>
+              </w:rPr>
+              <w:t>Środowiska do komputerowego</w:t>
+            </w:r>
+          </w:p>
+        </w:tc>
+        <w:tc>
+          <w:tcPr>
+            <w:tcW w:type="dxa" w:w="4252"/>
+          </w:tcPr>
+          <w:p>
+            <w:pPr>
+              <w:spacing w:before="20" w:after="20"/>
+            </w:pPr>
+            <w:r>
+              <w:rPr>
+                <w:rFonts w:ascii="Aptos" w:hAnsi="Aptos"/>
+                <w:b w:val="0"/>
+                <w:i w:val="0"/>
+                <w:sz w:val="22"/>
+              </w:rPr>
+            </w:r>
+          </w:p>
+        </w:tc>
+      </w:tr>
+      <w:tr>
+        <w:tc>
+          <w:tcPr>
+            <w:tcW w:type="dxa" w:w="680"/>
+          </w:tcPr>
+          <w:p>
+            <w:pPr>
+              <w:spacing w:before="20" w:after="20"/>
+            </w:pPr>
+            <w:r>
+              <w:rPr>
+                <w:rFonts w:ascii="Aptos" w:hAnsi="Aptos"/>
+                <w:b w:val="0"/>
+                <w:i w:val="0"/>
+                <w:sz w:val="22"/>
+              </w:rPr>
+              <w:t>22.</w:t>
+            </w:r>
+          </w:p>
+        </w:tc>
+        <w:tc>
+          <w:tcPr>
+            <w:tcW w:type="dxa" w:w="4536"/>
+          </w:tcPr>
+          <w:p>
+            <w:pPr>
+              <w:spacing w:before="20" w:after="20"/>
+            </w:pPr>
+            <w:r>
+              <w:rPr>
+                <w:rFonts w:ascii="Aptos" w:hAnsi="Aptos"/>
+                <w:b w:val="0"/>
+                <w:i w:val="0"/>
+                <w:sz w:val="22"/>
+              </w:rPr>
+              <w:t>wspomagania pracy projektowej i</w:t>
+            </w:r>
+          </w:p>
+        </w:tc>
+        <w:tc>
+          <w:tcPr>
+            <w:tcW w:type="dxa" w:w="4252"/>
+          </w:tcPr>
+          <w:p>
+            <w:pPr>
+              <w:spacing w:before="20" w:after="20"/>
+            </w:pPr>
+            <w:r>
+              <w:rPr>
+                <w:rFonts w:ascii="Aptos" w:hAnsi="Aptos"/>
+                <w:b w:val="0"/>
+                <w:i w:val="0"/>
+                <w:sz w:val="22"/>
+              </w:rPr>
+            </w:r>
+          </w:p>
+        </w:tc>
+      </w:tr>
+      <w:tr>
+        <w:tc>
+          <w:tcPr>
+            <w:tcW w:type="dxa" w:w="680"/>
+          </w:tcPr>
+          <w:p>
+            <w:pPr>
+              <w:spacing w:before="20" w:after="20"/>
+            </w:pPr>
+            <w:r>
+              <w:rPr>
+                <w:rFonts w:ascii="Aptos" w:hAnsi="Aptos"/>
+                <w:b w:val="0"/>
+                <w:i w:val="0"/>
+                <w:sz w:val="22"/>
+              </w:rPr>
+              <w:t>23.</w:t>
+            </w:r>
+          </w:p>
+        </w:tc>
+        <w:tc>
+          <w:tcPr>
+            <w:tcW w:type="dxa" w:w="4536"/>
+          </w:tcPr>
+          <w:p>
+            <w:pPr>
+              <w:spacing w:before="20" w:after="20"/>
+            </w:pPr>
+            <w:r>
+              <w:rPr>
+                <w:rFonts w:ascii="Aptos" w:hAnsi="Aptos"/>
+                <w:b w:val="0"/>
+                <w:i w:val="0"/>
+                <w:sz w:val="22"/>
+              </w:rPr>
+              <w:t>zespołowej</w:t>
+            </w:r>
+          </w:p>
+        </w:tc>
+        <w:tc>
+          <w:tcPr>
+            <w:tcW w:type="dxa" w:w="4252"/>
+          </w:tcPr>
+          <w:p>
+            <w:pPr>
+              <w:spacing w:before="20" w:after="20"/>
+            </w:pPr>
+            <w:r>
+              <w:rPr>
+                <w:rFonts w:ascii="Aptos" w:hAnsi="Aptos"/>
+                <w:b w:val="0"/>
+                <w:i w:val="0"/>
+                <w:sz w:val="22"/>
+              </w:rPr>
+            </w:r>
+          </w:p>
+        </w:tc>
+      </w:tr>
+      <w:tr>
+        <w:tc>
+          <w:tcPr>
+            <w:tcW w:type="dxa" w:w="680"/>
+          </w:tcPr>
+          <w:p>
+            <w:pPr>
+              <w:spacing w:before="20" w:after="20"/>
+            </w:pPr>
+            <w:r>
+              <w:rPr>
+                <w:rFonts w:ascii="Aptos" w:hAnsi="Aptos"/>
+                <w:b w:val="0"/>
+                <w:i w:val="0"/>
+                <w:sz w:val="22"/>
+              </w:rPr>
+              <w:t>24.</w:t>
+            </w:r>
+          </w:p>
+        </w:tc>
+        <w:tc>
+          <w:tcPr>
+            <w:tcW w:type="dxa" w:w="4536"/>
+          </w:tcPr>
+          <w:p>
+            <w:pPr>
+              <w:spacing w:before="20" w:after="20"/>
+            </w:pPr>
+            <w:r>
+              <w:rPr>
+                <w:rFonts w:ascii="Aptos" w:hAnsi="Aptos"/>
+                <w:b w:val="0"/>
+                <w:i w:val="0"/>
+                <w:sz w:val="22"/>
+              </w:rPr>
+              <w:t>Kontrolowanie, doskonalenie i zarządzanie jakością</w:t>
+            </w:r>
+          </w:p>
+        </w:tc>
+        <w:tc>
+          <w:tcPr>
+            <w:tcW w:type="dxa" w:w="4252"/>
+          </w:tcPr>
+          <w:p>
+            <w:pPr>
+              <w:spacing w:before="20" w:after="20"/>
+            </w:pPr>
+            <w:r>
+              <w:rPr>
+                <w:rFonts w:ascii="Aptos" w:hAnsi="Aptos"/>
+                <w:b w:val="0"/>
+                <w:i w:val="0"/>
+                <w:sz w:val="22"/>
+              </w:rPr>
+            </w:r>
+          </w:p>
+        </w:tc>
+      </w:tr>
+      <w:tr>
+        <w:tc>
+          <w:tcPr>
+            <w:tcW w:type="dxa" w:w="680"/>
+          </w:tcPr>
+          <w:p>
+            <w:pPr>
+              <w:spacing w:before="20" w:after="20"/>
+            </w:pPr>
+            <w:r>
+              <w:rPr>
+                <w:rFonts w:ascii="Aptos" w:hAnsi="Aptos"/>
+                <w:b w:val="0"/>
+                <w:i w:val="0"/>
+                <w:sz w:val="22"/>
+              </w:rPr>
+              <w:t>25.</w:t>
+            </w:r>
+          </w:p>
+        </w:tc>
+        <w:tc>
+          <w:tcPr>
+            <w:tcW w:type="dxa" w:w="4536"/>
+          </w:tcPr>
+          <w:p>
+            <w:pPr>
+              <w:spacing w:before="20" w:after="20"/>
+            </w:pPr>
+            <w:r>
+              <w:rPr>
+                <w:rFonts w:ascii="Aptos" w:hAnsi="Aptos"/>
+                <w:b w:val="0"/>
+                <w:i w:val="0"/>
+                <w:sz w:val="22"/>
+              </w:rPr>
+              <w:t>Identyfikacja potrzeb; wprowadzenie do analizy badań zastanych i jakościowych – wywiad,</w:t>
+            </w:r>
+          </w:p>
+        </w:tc>
+        <w:tc>
+          <w:tcPr>
+            <w:tcW w:type="dxa" w:w="4252"/>
+          </w:tcPr>
+          <w:p>
+            <w:pPr>
+              <w:spacing w:before="20" w:after="20"/>
+            </w:pPr>
+            <w:r>
+              <w:rPr>
+                <w:rFonts w:ascii="Aptos" w:hAnsi="Aptos"/>
+                <w:b w:val="0"/>
+                <w:i w:val="0"/>
+                <w:sz w:val="22"/>
+              </w:rPr>
+            </w:r>
+          </w:p>
+        </w:tc>
+      </w:tr>
+      <w:tr>
+        <w:tc>
+          <w:tcPr>
+            <w:tcW w:type="dxa" w:w="680"/>
+          </w:tcPr>
+          <w:p>
+            <w:pPr>
+              <w:spacing w:before="20" w:after="20"/>
+            </w:pPr>
+            <w:r>
+              <w:rPr>
+                <w:rFonts w:ascii="Aptos" w:hAnsi="Aptos"/>
+                <w:b w:val="0"/>
+                <w:i w:val="0"/>
+                <w:sz w:val="22"/>
+              </w:rPr>
+              <w:t>26.</w:t>
+            </w:r>
+          </w:p>
+        </w:tc>
+        <w:tc>
+          <w:tcPr>
+            <w:tcW w:type="dxa" w:w="4536"/>
+          </w:tcPr>
+          <w:p>
+            <w:pPr>
+              <w:spacing w:before="20" w:after="20"/>
+            </w:pPr>
+            <w:r>
+              <w:rPr>
+                <w:rFonts w:ascii="Aptos" w:hAnsi="Aptos"/>
+                <w:b w:val="0"/>
+                <w:i w:val="0"/>
+                <w:sz w:val="22"/>
+              </w:rPr>
+              <w:t>obserwacja uczestnicząca, netnografia; mapa empatii, Persony</w:t>
+            </w:r>
+          </w:p>
+        </w:tc>
+        <w:tc>
+          <w:tcPr>
+            <w:tcW w:type="dxa" w:w="4252"/>
+          </w:tcPr>
+          <w:p>
+            <w:pPr>
+              <w:spacing w:before="20" w:after="20"/>
+            </w:pPr>
+            <w:r>
+              <w:rPr>
+                <w:rFonts w:ascii="Aptos" w:hAnsi="Aptos"/>
+                <w:b w:val="0"/>
+                <w:i w:val="0"/>
+                <w:sz w:val="22"/>
+              </w:rPr>
+            </w:r>
+          </w:p>
+        </w:tc>
+      </w:tr>
+      <w:tr>
+        <w:tc>
+          <w:tcPr>
+            <w:tcW w:type="dxa" w:w="680"/>
+          </w:tcPr>
+          <w:p>
+            <w:pPr>
+              <w:spacing w:before="20" w:after="20"/>
+            </w:pPr>
+            <w:r>
+              <w:rPr>
+                <w:rFonts w:ascii="Aptos" w:hAnsi="Aptos"/>
+                <w:b w:val="0"/>
+                <w:i w:val="0"/>
+                <w:sz w:val="22"/>
+              </w:rPr>
+              <w:t>27.</w:t>
+            </w:r>
+          </w:p>
+        </w:tc>
+        <w:tc>
+          <w:tcPr>
+            <w:tcW w:type="dxa" w:w="4536"/>
+          </w:tcPr>
+          <w:p>
+            <w:pPr>
+              <w:spacing w:before="20" w:after="20"/>
+            </w:pPr>
+            <w:r>
+              <w:rPr>
+                <w:rFonts w:ascii="Aptos" w:hAnsi="Aptos"/>
+                <w:b w:val="0"/>
+                <w:i w:val="0"/>
+                <w:sz w:val="22"/>
+              </w:rPr>
+              <w:t>Mała firma – cykl rozwojowy i czynniki sukcesu</w:t>
+            </w:r>
+          </w:p>
+        </w:tc>
+        <w:tc>
+          <w:tcPr>
+            <w:tcW w:type="dxa" w:w="4252"/>
+          </w:tcPr>
+          <w:p>
+            <w:pPr>
+              <w:spacing w:before="20" w:after="20"/>
+            </w:pPr>
+            <w:r>
+              <w:rPr>
+                <w:rFonts w:ascii="Aptos" w:hAnsi="Aptos"/>
+                <w:b w:val="0"/>
+                <w:i w:val="0"/>
+                <w:sz w:val="22"/>
+              </w:rPr>
+            </w:r>
+          </w:p>
+        </w:tc>
+      </w:tr>
+      <w:tr>
+        <w:tc>
+          <w:tcPr>
+            <w:tcW w:type="dxa" w:w="680"/>
+          </w:tcPr>
+          <w:p>
+            <w:pPr>
+              <w:spacing w:before="20" w:after="20"/>
+            </w:pPr>
+            <w:r>
+              <w:rPr>
+                <w:rFonts w:ascii="Aptos" w:hAnsi="Aptos"/>
+                <w:b w:val="0"/>
+                <w:i w:val="0"/>
+                <w:sz w:val="22"/>
+              </w:rPr>
+              <w:t>28.</w:t>
+            </w:r>
+          </w:p>
+        </w:tc>
+        <w:tc>
+          <w:tcPr>
+            <w:tcW w:type="dxa" w:w="4536"/>
+          </w:tcPr>
+          <w:p>
+            <w:pPr>
+              <w:spacing w:before="20" w:after="20"/>
+            </w:pPr>
+            <w:r>
+              <w:rPr>
+                <w:rFonts w:ascii="Aptos" w:hAnsi="Aptos"/>
+                <w:b w:val="0"/>
+                <w:i w:val="0"/>
+                <w:sz w:val="22"/>
+              </w:rPr>
+              <w:t>Diagnoza problemu:</w:t>
+            </w:r>
+          </w:p>
+        </w:tc>
+        <w:tc>
+          <w:tcPr>
+            <w:tcW w:type="dxa" w:w="4252"/>
+          </w:tcPr>
+          <w:p>
+            <w:pPr>
+              <w:spacing w:before="20" w:after="20"/>
+            </w:pPr>
+            <w:r>
+              <w:rPr>
+                <w:rFonts w:ascii="Aptos" w:hAnsi="Aptos"/>
+                <w:b w:val="0"/>
+                <w:i w:val="0"/>
+                <w:sz w:val="22"/>
+              </w:rPr>
+            </w:r>
+          </w:p>
+        </w:tc>
+      </w:tr>
+      <w:tr>
+        <w:tc>
+          <w:tcPr>
+            <w:tcW w:type="dxa" w:w="680"/>
+          </w:tcPr>
+          <w:p>
+            <w:pPr>
+              <w:spacing w:before="20" w:after="20"/>
+            </w:pPr>
+            <w:r>
+              <w:rPr>
+                <w:rFonts w:ascii="Aptos" w:hAnsi="Aptos"/>
+                <w:b w:val="0"/>
+                <w:i w:val="0"/>
+                <w:sz w:val="22"/>
+              </w:rPr>
+              <w:t>29.</w:t>
+            </w:r>
+          </w:p>
+        </w:tc>
+        <w:tc>
+          <w:tcPr>
+            <w:tcW w:type="dxa" w:w="4536"/>
+          </w:tcPr>
+          <w:p>
+            <w:pPr>
+              <w:spacing w:before="20" w:after="20"/>
+            </w:pPr>
+            <w:r>
+              <w:rPr>
+                <w:rFonts w:ascii="Aptos" w:hAnsi="Aptos"/>
+                <w:b w:val="0"/>
+                <w:i w:val="0"/>
+                <w:sz w:val="22"/>
+              </w:rPr>
+              <w:t>Metoda 5 x dlaczego</w:t>
+            </w:r>
+          </w:p>
+        </w:tc>
+        <w:tc>
+          <w:tcPr>
+            <w:tcW w:type="dxa" w:w="4252"/>
+          </w:tcPr>
+          <w:p>
+            <w:pPr>
+              <w:spacing w:before="20" w:after="20"/>
+            </w:pPr>
+            <w:r>
+              <w:rPr>
+                <w:rFonts w:ascii="Aptos" w:hAnsi="Aptos"/>
+                <w:b w:val="0"/>
+                <w:i w:val="0"/>
+                <w:sz w:val="22"/>
+              </w:rPr>
+            </w:r>
+          </w:p>
+        </w:tc>
+      </w:tr>
+      <w:tr>
+        <w:tc>
+          <w:tcPr>
+            <w:tcW w:type="dxa" w:w="680"/>
+          </w:tcPr>
+          <w:p>
+            <w:pPr>
+              <w:spacing w:before="20" w:after="20"/>
+            </w:pPr>
+            <w:r>
+              <w:rPr>
+                <w:rFonts w:ascii="Aptos" w:hAnsi="Aptos"/>
+                <w:b w:val="0"/>
+                <w:i w:val="0"/>
+                <w:sz w:val="22"/>
+              </w:rPr>
+              <w:t>30.</w:t>
+            </w:r>
+          </w:p>
+        </w:tc>
+        <w:tc>
+          <w:tcPr>
+            <w:tcW w:type="dxa" w:w="4536"/>
+          </w:tcPr>
+          <w:p>
+            <w:pPr>
+              <w:spacing w:before="20" w:after="20"/>
+            </w:pPr>
+            <w:r>
+              <w:rPr>
+                <w:rFonts w:ascii="Aptos" w:hAnsi="Aptos"/>
+                <w:b w:val="0"/>
+                <w:i w:val="0"/>
+                <w:sz w:val="22"/>
+              </w:rPr>
+              <w:t>Metoda Pareto-Lorenza i Diagram</w:t>
+            </w:r>
+          </w:p>
+        </w:tc>
+        <w:tc>
+          <w:tcPr>
+            <w:tcW w:type="dxa" w:w="4252"/>
+          </w:tcPr>
+          <w:p>
+            <w:pPr>
+              <w:spacing w:before="20" w:after="20"/>
+            </w:pPr>
+            <w:r>
+              <w:rPr>
+                <w:rFonts w:ascii="Aptos" w:hAnsi="Aptos"/>
+                <w:b w:val="0"/>
+                <w:i w:val="0"/>
+                <w:sz w:val="22"/>
+              </w:rPr>
+            </w:r>
+          </w:p>
+        </w:tc>
+      </w:tr>
+      <w:tr>
+        <w:tc>
+          <w:tcPr>
+            <w:tcW w:type="dxa" w:w="680"/>
+          </w:tcPr>
+          <w:p>
+            <w:pPr>
+              <w:spacing w:before="20" w:after="20"/>
+            </w:pPr>
+            <w:r>
+              <w:rPr>
+                <w:rFonts w:ascii="Aptos" w:hAnsi="Aptos"/>
+                <w:b w:val="0"/>
+                <w:i w:val="0"/>
+                <w:sz w:val="22"/>
+              </w:rPr>
+              <w:t>31.</w:t>
+            </w:r>
+          </w:p>
+        </w:tc>
+        <w:tc>
+          <w:tcPr>
+            <w:tcW w:type="dxa" w:w="4536"/>
+          </w:tcPr>
+          <w:p>
+            <w:pPr>
+              <w:spacing w:before="20" w:after="20"/>
+            </w:pPr>
+            <w:r>
+              <w:rPr>
+                <w:rFonts w:ascii="Aptos" w:hAnsi="Aptos"/>
+                <w:b w:val="0"/>
+                <w:i w:val="0"/>
+                <w:sz w:val="22"/>
+              </w:rPr>
+              <w:t>Ishikawy</w:t>
+            </w:r>
+          </w:p>
+        </w:tc>
+        <w:tc>
+          <w:tcPr>
+            <w:tcW w:type="dxa" w:w="4252"/>
+          </w:tcPr>
+          <w:p>
+            <w:pPr>
+              <w:spacing w:before="20" w:after="20"/>
+            </w:pPr>
+            <w:r>
+              <w:rPr>
+                <w:rFonts w:ascii="Aptos" w:hAnsi="Aptos"/>
+                <w:b w:val="0"/>
+                <w:i w:val="0"/>
+                <w:sz w:val="22"/>
+              </w:rPr>
+            </w:r>
+          </w:p>
+        </w:tc>
+      </w:tr>
+      <w:tr>
+        <w:tc>
+          <w:tcPr>
+            <w:tcW w:type="dxa" w:w="680"/>
+          </w:tcPr>
+          <w:p>
+            <w:pPr>
+              <w:spacing w:before="20" w:after="20"/>
+            </w:pPr>
+            <w:r>
+              <w:rPr>
+                <w:rFonts w:ascii="Aptos" w:hAnsi="Aptos"/>
+                <w:b w:val="0"/>
+                <w:i w:val="0"/>
+                <w:sz w:val="22"/>
+              </w:rPr>
+              <w:t>32.</w:t>
+            </w:r>
+          </w:p>
+        </w:tc>
+        <w:tc>
+          <w:tcPr>
+            <w:tcW w:type="dxa" w:w="4536"/>
+          </w:tcPr>
+          <w:p>
+            <w:pPr>
+              <w:spacing w:before="20" w:after="20"/>
+            </w:pPr>
+            <w:r>
+              <w:rPr>
+                <w:rFonts w:ascii="Aptos" w:hAnsi="Aptos"/>
+                <w:b w:val="0"/>
+                <w:i w:val="0"/>
+                <w:sz w:val="22"/>
+              </w:rPr>
+              <w:t>Rysowanie odręczne</w:t>
+            </w:r>
+          </w:p>
+        </w:tc>
+        <w:tc>
+          <w:tcPr>
+            <w:tcW w:type="dxa" w:w="4252"/>
+          </w:tcPr>
+          <w:p>
+            <w:pPr>
+              <w:spacing w:before="20" w:after="20"/>
+            </w:pPr>
+            <w:r>
+              <w:rPr>
+                <w:rFonts w:ascii="Aptos" w:hAnsi="Aptos"/>
+                <w:b w:val="0"/>
+                <w:i w:val="0"/>
+                <w:sz w:val="22"/>
+              </w:rPr>
+            </w:r>
+          </w:p>
+        </w:tc>
+      </w:tr>
+      <w:tr>
+        <w:tc>
+          <w:tcPr>
+            <w:tcW w:type="dxa" w:w="680"/>
+          </w:tcPr>
+          <w:p>
+            <w:pPr>
+              <w:spacing w:before="20" w:after="20"/>
+            </w:pPr>
+            <w:r>
+              <w:rPr>
+                <w:rFonts w:ascii="Aptos" w:hAnsi="Aptos"/>
+                <w:b w:val="0"/>
+                <w:i w:val="0"/>
+                <w:sz w:val="22"/>
+              </w:rPr>
+              <w:t>33.</w:t>
+            </w:r>
+          </w:p>
+        </w:tc>
+        <w:tc>
+          <w:tcPr>
+            <w:tcW w:type="dxa" w:w="4536"/>
+          </w:tcPr>
+          <w:p>
+            <w:pPr>
+              <w:spacing w:before="20" w:after="20"/>
+            </w:pPr>
+            <w:r>
+              <w:rPr>
+                <w:rFonts w:ascii="Aptos" w:hAnsi="Aptos"/>
+                <w:b w:val="0"/>
+                <w:i w:val="0"/>
+                <w:sz w:val="22"/>
+              </w:rPr>
+              <w:t>Zarządzanie personelem i motywowanie</w:t>
+            </w:r>
+          </w:p>
+        </w:tc>
+        <w:tc>
+          <w:tcPr>
+            <w:tcW w:type="dxa" w:w="4252"/>
+          </w:tcPr>
+          <w:p>
+            <w:pPr>
+              <w:spacing w:before="20" w:after="20"/>
+            </w:pPr>
+            <w:r>
+              <w:rPr>
+                <w:rFonts w:ascii="Aptos" w:hAnsi="Aptos"/>
+                <w:b w:val="0"/>
+                <w:i w:val="0"/>
+                <w:sz w:val="22"/>
+              </w:rPr>
+            </w:r>
+          </w:p>
+        </w:tc>
+      </w:tr>
+      <w:tr>
+        <w:tc>
+          <w:tcPr>
+            <w:tcW w:type="dxa" w:w="680"/>
+          </w:tcPr>
+          <w:p>
+            <w:pPr>
+              <w:spacing w:before="20" w:after="20"/>
+            </w:pPr>
+            <w:r>
+              <w:rPr>
+                <w:rFonts w:ascii="Aptos" w:hAnsi="Aptos"/>
+                <w:b w:val="0"/>
+                <w:i w:val="0"/>
+                <w:sz w:val="22"/>
+              </w:rPr>
+              <w:t>34.</w:t>
+            </w:r>
+          </w:p>
+        </w:tc>
+        <w:tc>
+          <w:tcPr>
+            <w:tcW w:type="dxa" w:w="4536"/>
+          </w:tcPr>
+          <w:p>
+            <w:pPr>
+              <w:spacing w:before="20" w:after="20"/>
+            </w:pPr>
+            <w:r>
+              <w:rPr>
+                <w:rFonts w:ascii="Aptos" w:hAnsi="Aptos"/>
+                <w:b w:val="0"/>
+                <w:i w:val="0"/>
+                <w:sz w:val="22"/>
+              </w:rPr>
+              <w:t>Metoda Kano</w:t>
+            </w:r>
+          </w:p>
+        </w:tc>
+        <w:tc>
+          <w:tcPr>
+            <w:tcW w:type="dxa" w:w="4252"/>
+          </w:tcPr>
+          <w:p>
+            <w:pPr>
+              <w:spacing w:before="20" w:after="20"/>
+            </w:pPr>
+            <w:r>
+              <w:rPr>
+                <w:rFonts w:ascii="Aptos" w:hAnsi="Aptos"/>
+                <w:b w:val="0"/>
+                <w:i w:val="0"/>
+                <w:sz w:val="22"/>
+              </w:rPr>
+            </w:r>
+          </w:p>
+        </w:tc>
+      </w:tr>
+      <w:tr>
+        <w:tc>
+          <w:tcPr>
+            <w:tcW w:type="dxa" w:w="680"/>
+          </w:tcPr>
+          <w:p>
+            <w:pPr>
+              <w:spacing w:before="20" w:after="20"/>
+            </w:pPr>
+            <w:r>
+              <w:rPr>
+                <w:rFonts w:ascii="Aptos" w:hAnsi="Aptos"/>
+                <w:b w:val="0"/>
+                <w:i w:val="0"/>
+                <w:sz w:val="22"/>
+              </w:rPr>
+              <w:t>35.</w:t>
+            </w:r>
+          </w:p>
+        </w:tc>
+        <w:tc>
+          <w:tcPr>
+            <w:tcW w:type="dxa" w:w="4536"/>
+          </w:tcPr>
+          <w:p>
+            <w:pPr>
+              <w:spacing w:before="20" w:after="20"/>
+            </w:pPr>
+            <w:r>
+              <w:rPr>
+                <w:rFonts w:ascii="Aptos" w:hAnsi="Aptos"/>
+                <w:b w:val="0"/>
+                <w:i w:val="0"/>
+                <w:sz w:val="22"/>
+              </w:rPr>
+              <w:t>Wybrane techniki oceny wariantów i wspomagania</w:t>
+            </w:r>
+          </w:p>
+        </w:tc>
+        <w:tc>
+          <w:tcPr>
+            <w:tcW w:type="dxa" w:w="4252"/>
+          </w:tcPr>
+          <w:p>
+            <w:pPr>
+              <w:spacing w:before="20" w:after="20"/>
+            </w:pPr>
+            <w:r>
+              <w:rPr>
+                <w:rFonts w:ascii="Aptos" w:hAnsi="Aptos"/>
+                <w:b w:val="0"/>
+                <w:i w:val="0"/>
+                <w:sz w:val="22"/>
+              </w:rPr>
+            </w:r>
+          </w:p>
+        </w:tc>
+      </w:tr>
+      <w:tr>
+        <w:tc>
+          <w:tcPr>
+            <w:tcW w:type="dxa" w:w="680"/>
+          </w:tcPr>
+          <w:p>
+            <w:pPr>
+              <w:spacing w:before="20" w:after="20"/>
+            </w:pPr>
+            <w:r>
+              <w:rPr>
+                <w:rFonts w:ascii="Aptos" w:hAnsi="Aptos"/>
+                <w:b w:val="0"/>
+                <w:i w:val="0"/>
+                <w:sz w:val="22"/>
+              </w:rPr>
+              <w:t>36.</w:t>
+            </w:r>
+          </w:p>
+        </w:tc>
+        <w:tc>
+          <w:tcPr>
+            <w:tcW w:type="dxa" w:w="4536"/>
+          </w:tcPr>
+          <w:p>
+            <w:pPr>
+              <w:spacing w:before="20" w:after="20"/>
+            </w:pPr>
+            <w:r>
+              <w:rPr>
+                <w:rFonts w:ascii="Aptos" w:hAnsi="Aptos"/>
+                <w:b w:val="0"/>
+                <w:i w:val="0"/>
+                <w:sz w:val="22"/>
+              </w:rPr>
+              <w:t>decyzji</w:t>
+            </w:r>
+          </w:p>
+        </w:tc>
+        <w:tc>
+          <w:tcPr>
+            <w:tcW w:type="dxa" w:w="4252"/>
+          </w:tcPr>
+          <w:p>
+            <w:pPr>
+              <w:spacing w:before="20" w:after="20"/>
+            </w:pPr>
+            <w:r>
+              <w:rPr>
+                <w:rFonts w:ascii="Aptos" w:hAnsi="Aptos"/>
+                <w:b w:val="0"/>
+                <w:i w:val="0"/>
+                <w:sz w:val="22"/>
+              </w:rPr>
+            </w:r>
+          </w:p>
+        </w:tc>
+      </w:tr>
+      <w:tr>
+        <w:tc>
+          <w:tcPr>
+            <w:tcW w:type="dxa" w:w="680"/>
+          </w:tcPr>
+          <w:p>
+            <w:pPr>
+              <w:spacing w:before="20" w:after="20"/>
+            </w:pPr>
+            <w:r>
+              <w:rPr>
+                <w:rFonts w:ascii="Aptos" w:hAnsi="Aptos"/>
+                <w:b w:val="0"/>
+                <w:i w:val="0"/>
+                <w:sz w:val="22"/>
+              </w:rPr>
+              <w:t>37.</w:t>
+            </w:r>
+          </w:p>
+        </w:tc>
+        <w:tc>
+          <w:tcPr>
+            <w:tcW w:type="dxa" w:w="4536"/>
+          </w:tcPr>
+          <w:p>
+            <w:pPr>
+              <w:spacing w:before="20" w:after="20"/>
+            </w:pPr>
+            <w:r>
+              <w:rPr>
+                <w:rFonts w:ascii="Aptos" w:hAnsi="Aptos"/>
+                <w:b w:val="0"/>
+                <w:i w:val="0"/>
+                <w:sz w:val="22"/>
+              </w:rPr>
+              <w:t>Indywidualne generowanie pomysłów do problemu (mindmapping, analiza</w:t>
+            </w:r>
+          </w:p>
+        </w:tc>
+        <w:tc>
+          <w:tcPr>
+            <w:tcW w:type="dxa" w:w="4252"/>
+          </w:tcPr>
+          <w:p>
+            <w:pPr>
+              <w:spacing w:before="20" w:after="20"/>
+            </w:pPr>
+            <w:r>
+              <w:rPr>
+                <w:rFonts w:ascii="Aptos" w:hAnsi="Aptos"/>
+                <w:b w:val="0"/>
+                <w:i w:val="0"/>
+                <w:sz w:val="22"/>
+              </w:rPr>
+            </w:r>
+          </w:p>
+        </w:tc>
+      </w:tr>
+      <w:tr>
+        <w:tc>
+          <w:tcPr>
+            <w:tcW w:type="dxa" w:w="680"/>
+          </w:tcPr>
+          <w:p>
+            <w:pPr>
+              <w:spacing w:before="20" w:after="20"/>
+            </w:pPr>
+            <w:r>
+              <w:rPr>
+                <w:rFonts w:ascii="Aptos" w:hAnsi="Aptos"/>
+                <w:b w:val="0"/>
+                <w:i w:val="0"/>
+                <w:sz w:val="22"/>
+              </w:rPr>
+              <w:t>38.</w:t>
+            </w:r>
+          </w:p>
+        </w:tc>
+        <w:tc>
+          <w:tcPr>
+            <w:tcW w:type="dxa" w:w="4536"/>
+          </w:tcPr>
+          <w:p>
+            <w:pPr>
+              <w:spacing w:before="20" w:after="20"/>
+            </w:pPr>
+            <w:r>
+              <w:rPr>
+                <w:rFonts w:ascii="Aptos" w:hAnsi="Aptos"/>
+                <w:b w:val="0"/>
+                <w:i w:val="0"/>
+                <w:sz w:val="22"/>
+              </w:rPr>
+              <w:t>morfologiczna)</w:t>
+            </w:r>
+          </w:p>
+        </w:tc>
+        <w:tc>
+          <w:tcPr>
+            <w:tcW w:type="dxa" w:w="4252"/>
+          </w:tcPr>
+          <w:p>
+            <w:pPr>
+              <w:spacing w:before="20" w:after="20"/>
+            </w:pPr>
+            <w:r>
+              <w:rPr>
+                <w:rFonts w:ascii="Aptos" w:hAnsi="Aptos"/>
+                <w:b w:val="0"/>
+                <w:i w:val="0"/>
+                <w:sz w:val="22"/>
+              </w:rPr>
+            </w:r>
+          </w:p>
+        </w:tc>
+      </w:tr>
+      <w:tr>
+        <w:tc>
+          <w:tcPr>
+            <w:tcW w:type="dxa" w:w="680"/>
+          </w:tcPr>
+          <w:p>
+            <w:pPr>
+              <w:spacing w:before="20" w:after="20"/>
+            </w:pPr>
+            <w:r>
+              <w:rPr>
+                <w:rFonts w:ascii="Aptos" w:hAnsi="Aptos"/>
+                <w:b w:val="0"/>
+                <w:i w:val="0"/>
+                <w:sz w:val="22"/>
+              </w:rPr>
+              <w:t>39.</w:t>
+            </w:r>
+          </w:p>
+        </w:tc>
+        <w:tc>
+          <w:tcPr>
+            <w:tcW w:type="dxa" w:w="4536"/>
+          </w:tcPr>
+          <w:p>
+            <w:pPr>
+              <w:spacing w:before="20" w:after="20"/>
+            </w:pPr>
+            <w:r>
+              <w:rPr>
+                <w:rFonts w:ascii="Aptos" w:hAnsi="Aptos"/>
+                <w:b w:val="0"/>
+                <w:i w:val="0"/>
+                <w:sz w:val="22"/>
+              </w:rPr>
+              <w:t>Generowanie pomysłów: burza mózgów,</w:t>
+            </w:r>
+          </w:p>
+        </w:tc>
+        <w:tc>
+          <w:tcPr>
+            <w:tcW w:type="dxa" w:w="4252"/>
+          </w:tcPr>
+          <w:p>
+            <w:pPr>
+              <w:spacing w:before="20" w:after="20"/>
+            </w:pPr>
+            <w:r>
+              <w:rPr>
+                <w:rFonts w:ascii="Aptos" w:hAnsi="Aptos"/>
+                <w:b w:val="0"/>
+                <w:i w:val="0"/>
+                <w:sz w:val="22"/>
+              </w:rPr>
+            </w:r>
+          </w:p>
+        </w:tc>
+      </w:tr>
+      <w:tr>
+        <w:tc>
+          <w:tcPr>
+            <w:tcW w:type="dxa" w:w="680"/>
+          </w:tcPr>
+          <w:p>
+            <w:pPr>
+              <w:spacing w:before="20" w:after="20"/>
+            </w:pPr>
+            <w:r>
+              <w:rPr>
+                <w:rFonts w:ascii="Aptos" w:hAnsi="Aptos"/>
+                <w:b w:val="0"/>
+                <w:i w:val="0"/>
+                <w:sz w:val="22"/>
+              </w:rPr>
+              <w:t>40.</w:t>
+            </w:r>
+          </w:p>
+        </w:tc>
+        <w:tc>
+          <w:tcPr>
+            <w:tcW w:type="dxa" w:w="4536"/>
+          </w:tcPr>
+          <w:p>
+            <w:pPr>
+              <w:spacing w:before="20" w:after="20"/>
+            </w:pPr>
+            <w:r>
+              <w:rPr>
+                <w:rFonts w:ascii="Aptos" w:hAnsi="Aptos"/>
+                <w:b w:val="0"/>
+                <w:i w:val="0"/>
+                <w:sz w:val="22"/>
+              </w:rPr>
+              <w:t>MindMapping, deBono</w:t>
+            </w:r>
+          </w:p>
+        </w:tc>
+        <w:tc>
+          <w:tcPr>
+            <w:tcW w:type="dxa" w:w="4252"/>
+          </w:tcPr>
+          <w:p>
+            <w:pPr>
+              <w:spacing w:before="20" w:after="20"/>
+            </w:pPr>
+            <w:r>
+              <w:rPr>
+                <w:rFonts w:ascii="Aptos" w:hAnsi="Aptos"/>
+                <w:b w:val="0"/>
+                <w:i w:val="0"/>
+                <w:sz w:val="22"/>
+              </w:rPr>
+            </w:r>
+          </w:p>
+        </w:tc>
+      </w:tr>
+      <w:tr>
+        <w:tc>
+          <w:tcPr>
+            <w:tcW w:type="dxa" w:w="680"/>
+          </w:tcPr>
+          <w:p>
+            <w:pPr>
+              <w:spacing w:before="20" w:after="20"/>
+            </w:pPr>
+            <w:r>
+              <w:rPr>
+                <w:rFonts w:ascii="Aptos" w:hAnsi="Aptos"/>
+                <w:b w:val="0"/>
+                <w:i w:val="0"/>
+                <w:sz w:val="22"/>
+              </w:rPr>
+              <w:t>41.</w:t>
+            </w:r>
+          </w:p>
+        </w:tc>
+        <w:tc>
+          <w:tcPr>
+            <w:tcW w:type="dxa" w:w="4536"/>
+          </w:tcPr>
+          <w:p>
+            <w:pPr>
+              <w:spacing w:before="20" w:after="20"/>
+            </w:pPr>
+            <w:r>
+              <w:rPr>
+                <w:rFonts w:ascii="Aptos" w:hAnsi="Aptos"/>
+                <w:b w:val="0"/>
+                <w:i w:val="0"/>
+                <w:sz w:val="22"/>
+              </w:rPr>
+              <w:t>Zespołowe generowanie pomysłów:</w:t>
+            </w:r>
+          </w:p>
+        </w:tc>
+        <w:tc>
+          <w:tcPr>
+            <w:tcW w:type="dxa" w:w="4252"/>
+          </w:tcPr>
+          <w:p>
+            <w:pPr>
+              <w:spacing w:before="20" w:after="20"/>
+            </w:pPr>
+            <w:r>
+              <w:rPr>
+                <w:rFonts w:ascii="Aptos" w:hAnsi="Aptos"/>
+                <w:b w:val="0"/>
+                <w:i w:val="0"/>
+                <w:sz w:val="22"/>
+              </w:rPr>
+            </w:r>
+          </w:p>
+        </w:tc>
+      </w:tr>
+      <w:tr>
+        <w:tc>
+          <w:tcPr>
+            <w:tcW w:type="dxa" w:w="680"/>
+          </w:tcPr>
+          <w:p>
+            <w:pPr>
+              <w:spacing w:before="20" w:after="20"/>
+            </w:pPr>
+            <w:r>
+              <w:rPr>
+                <w:rFonts w:ascii="Aptos" w:hAnsi="Aptos"/>
+                <w:b w:val="0"/>
+                <w:i w:val="0"/>
+                <w:sz w:val="22"/>
+              </w:rPr>
+              <w:t>42.</w:t>
+            </w:r>
+          </w:p>
+        </w:tc>
+        <w:tc>
+          <w:tcPr>
+            <w:tcW w:type="dxa" w:w="4536"/>
+          </w:tcPr>
+          <w:p>
+            <w:pPr>
+              <w:spacing w:before="20" w:after="20"/>
+            </w:pPr>
+            <w:r>
+              <w:rPr>
+                <w:rFonts w:ascii="Aptos" w:hAnsi="Aptos"/>
+                <w:b w:val="0"/>
+                <w:i w:val="0"/>
+                <w:sz w:val="22"/>
+              </w:rPr>
+              <w:t>burza mózgów i metoda 6 kapeluszy</w:t>
+            </w:r>
+          </w:p>
+        </w:tc>
+        <w:tc>
+          <w:tcPr>
+            <w:tcW w:type="dxa" w:w="4252"/>
+          </w:tcPr>
+          <w:p>
+            <w:pPr>
+              <w:spacing w:before="20" w:after="20"/>
+            </w:pPr>
+            <w:r>
+              <w:rPr>
+                <w:rFonts w:ascii="Aptos" w:hAnsi="Aptos"/>
+                <w:b w:val="0"/>
+                <w:i w:val="0"/>
+                <w:sz w:val="22"/>
+              </w:rPr>
+            </w:r>
+          </w:p>
+        </w:tc>
+      </w:tr>
+      <w:tr>
+        <w:tc>
+          <w:tcPr>
+            <w:tcW w:type="dxa" w:w="680"/>
+          </w:tcPr>
+          <w:p>
+            <w:pPr>
+              <w:spacing w:before="20" w:after="20"/>
+            </w:pPr>
+            <w:r>
+              <w:rPr>
+                <w:rFonts w:ascii="Aptos" w:hAnsi="Aptos"/>
+                <w:b w:val="0"/>
+                <w:i w:val="0"/>
+                <w:sz w:val="22"/>
+              </w:rPr>
+              <w:t>43.</w:t>
+            </w:r>
+          </w:p>
+        </w:tc>
+        <w:tc>
+          <w:tcPr>
+            <w:tcW w:type="dxa" w:w="4536"/>
+          </w:tcPr>
+          <w:p>
+            <w:pPr>
+              <w:spacing w:before="20" w:after="20"/>
+            </w:pPr>
+            <w:r>
+              <w:rPr>
+                <w:rFonts w:ascii="Aptos" w:hAnsi="Aptos"/>
+                <w:b w:val="0"/>
+                <w:i w:val="0"/>
+                <w:sz w:val="22"/>
+              </w:rPr>
+              <w:t>Wybrane techniki oceny wariantów i wspomagania</w:t>
+            </w:r>
+          </w:p>
+        </w:tc>
+        <w:tc>
+          <w:tcPr>
+            <w:tcW w:type="dxa" w:w="4252"/>
+          </w:tcPr>
+          <w:p>
+            <w:pPr>
+              <w:spacing w:before="20" w:after="20"/>
+            </w:pPr>
+            <w:r>
+              <w:rPr>
+                <w:rFonts w:ascii="Aptos" w:hAnsi="Aptos"/>
+                <w:b w:val="0"/>
+                <w:i w:val="0"/>
+                <w:sz w:val="22"/>
+              </w:rPr>
+            </w:r>
+          </w:p>
+        </w:tc>
+      </w:tr>
+      <w:tr>
+        <w:tc>
+          <w:tcPr>
+            <w:tcW w:type="dxa" w:w="680"/>
+          </w:tcPr>
+          <w:p>
+            <w:pPr>
+              <w:spacing w:before="20" w:after="20"/>
+            </w:pPr>
+            <w:r>
+              <w:rPr>
+                <w:rFonts w:ascii="Aptos" w:hAnsi="Aptos"/>
+                <w:b w:val="0"/>
+                <w:i w:val="0"/>
+                <w:sz w:val="22"/>
+              </w:rPr>
+              <w:t>44.</w:t>
+            </w:r>
+          </w:p>
+        </w:tc>
+        <w:tc>
+          <w:tcPr>
+            <w:tcW w:type="dxa" w:w="4536"/>
+          </w:tcPr>
+          <w:p>
+            <w:pPr>
+              <w:spacing w:before="20" w:after="20"/>
+            </w:pPr>
+            <w:r>
+              <w:rPr>
+                <w:rFonts w:ascii="Aptos" w:hAnsi="Aptos"/>
+                <w:b w:val="0"/>
+                <w:i w:val="0"/>
+                <w:sz w:val="22"/>
+              </w:rPr>
+              <w:t>decyzji</w:t>
+            </w:r>
+          </w:p>
+        </w:tc>
+        <w:tc>
+          <w:tcPr>
+            <w:tcW w:type="dxa" w:w="4252"/>
+          </w:tcPr>
+          <w:p>
+            <w:pPr>
+              <w:spacing w:before="20" w:after="20"/>
+            </w:pPr>
+            <w:r>
+              <w:rPr>
+                <w:rFonts w:ascii="Aptos" w:hAnsi="Aptos"/>
+                <w:b w:val="0"/>
+                <w:i w:val="0"/>
+                <w:sz w:val="22"/>
+              </w:rPr>
+            </w:r>
+          </w:p>
+        </w:tc>
+      </w:tr>
+      <w:tr>
+        <w:tc>
+          <w:tcPr>
+            <w:tcW w:type="dxa" w:w="680"/>
+          </w:tcPr>
+          <w:p>
+            <w:pPr>
+              <w:spacing w:before="20" w:after="20"/>
+            </w:pPr>
+            <w:r>
+              <w:rPr>
+                <w:rFonts w:ascii="Aptos" w:hAnsi="Aptos"/>
+                <w:b w:val="0"/>
+                <w:i w:val="0"/>
+                <w:sz w:val="22"/>
+              </w:rPr>
+              <w:t>45.</w:t>
+            </w:r>
+          </w:p>
+        </w:tc>
+        <w:tc>
+          <w:tcPr>
+            <w:tcW w:type="dxa" w:w="4536"/>
+          </w:tcPr>
+          <w:p>
+            <w:pPr>
+              <w:spacing w:before="20" w:after="20"/>
+            </w:pPr>
+            <w:r>
+              <w:rPr>
+                <w:rFonts w:ascii="Aptos" w:hAnsi="Aptos"/>
+                <w:b w:val="0"/>
+                <w:i w:val="0"/>
+                <w:sz w:val="22"/>
+              </w:rPr>
+              <w:t>Metody oceny wariantów; testowanie wygenerowanych rozwiązań</w:t>
+            </w:r>
+          </w:p>
+        </w:tc>
+        <w:tc>
+          <w:tcPr>
+            <w:tcW w:type="dxa" w:w="4252"/>
+          </w:tcPr>
+          <w:p>
+            <w:pPr>
+              <w:spacing w:before="20" w:after="20"/>
+            </w:pPr>
+            <w:r>
+              <w:rPr>
+                <w:rFonts w:ascii="Aptos" w:hAnsi="Aptos"/>
+                <w:b w:val="0"/>
+                <w:i w:val="0"/>
+                <w:sz w:val="22"/>
+              </w:rPr>
+            </w:r>
+          </w:p>
+        </w:tc>
+      </w:tr>
+      <w:tr>
+        <w:tc>
+          <w:tcPr>
+            <w:tcW w:type="dxa" w:w="680"/>
+          </w:tcPr>
+          <w:p>
+            <w:pPr>
+              <w:spacing w:before="20" w:after="20"/>
+            </w:pPr>
+            <w:r>
+              <w:rPr>
+                <w:rFonts w:ascii="Aptos" w:hAnsi="Aptos"/>
+                <w:b w:val="0"/>
+                <w:i w:val="0"/>
+                <w:sz w:val="22"/>
+              </w:rPr>
+              <w:t>46.</w:t>
+            </w:r>
+          </w:p>
+        </w:tc>
+        <w:tc>
+          <w:tcPr>
+            <w:tcW w:type="dxa" w:w="4536"/>
+          </w:tcPr>
+          <w:p>
+            <w:pPr>
+              <w:spacing w:before="20" w:after="20"/>
+            </w:pPr>
+            <w:r>
+              <w:rPr>
+                <w:rFonts w:ascii="Aptos" w:hAnsi="Aptos"/>
+                <w:b w:val="0"/>
+                <w:i w:val="0"/>
+                <w:sz w:val="22"/>
+              </w:rPr>
+              <w:t>Organizacja kreatywnej pracy zespołowej</w:t>
+            </w:r>
+          </w:p>
+        </w:tc>
+        <w:tc>
+          <w:tcPr>
+            <w:tcW w:type="dxa" w:w="4252"/>
+          </w:tcPr>
+          <w:p>
+            <w:pPr>
+              <w:spacing w:before="20" w:after="20"/>
+            </w:pPr>
+            <w:r>
+              <w:rPr>
+                <w:rFonts w:ascii="Aptos" w:hAnsi="Aptos"/>
+                <w:b w:val="0"/>
+                <w:i w:val="0"/>
+                <w:sz w:val="22"/>
+              </w:rPr>
+            </w:r>
+          </w:p>
+        </w:tc>
+      </w:tr>
+      <w:tr>
+        <w:tc>
+          <w:tcPr>
+            <w:tcW w:type="dxa" w:w="680"/>
+          </w:tcPr>
+          <w:p>
+            <w:pPr>
+              <w:spacing w:before="20" w:after="20"/>
+            </w:pPr>
+            <w:r>
+              <w:rPr>
+                <w:rFonts w:ascii="Aptos" w:hAnsi="Aptos"/>
+                <w:b w:val="0"/>
+                <w:i w:val="0"/>
+                <w:sz w:val="22"/>
+              </w:rPr>
+              <w:t>47.</w:t>
+            </w:r>
+          </w:p>
+        </w:tc>
+        <w:tc>
+          <w:tcPr>
+            <w:tcW w:type="dxa" w:w="4536"/>
+          </w:tcPr>
+          <w:p>
+            <w:pPr>
+              <w:spacing w:before="20" w:after="20"/>
+            </w:pPr>
+            <w:r>
+              <w:rPr>
+                <w:rFonts w:ascii="Aptos" w:hAnsi="Aptos"/>
+                <w:b w:val="0"/>
+                <w:i w:val="0"/>
+                <w:sz w:val="22"/>
+              </w:rPr>
+              <w:t>Ocena potencjału motywacyjnego</w:t>
+            </w:r>
+          </w:p>
+        </w:tc>
+        <w:tc>
+          <w:tcPr>
+            <w:tcW w:type="dxa" w:w="4252"/>
+          </w:tcPr>
+          <w:p>
+            <w:pPr>
+              <w:spacing w:before="20" w:after="20"/>
+            </w:pPr>
+            <w:r>
+              <w:rPr>
+                <w:rFonts w:ascii="Aptos" w:hAnsi="Aptos"/>
+                <w:b w:val="0"/>
+                <w:i w:val="0"/>
+                <w:sz w:val="22"/>
+              </w:rPr>
+            </w:r>
+          </w:p>
+        </w:tc>
+      </w:tr>
+      <w:tr>
+        <w:tc>
+          <w:tcPr>
+            <w:tcW w:type="dxa" w:w="680"/>
+          </w:tcPr>
+          <w:p>
+            <w:pPr>
+              <w:spacing w:before="20" w:after="20"/>
+            </w:pPr>
+            <w:r>
+              <w:rPr>
+                <w:rFonts w:ascii="Aptos" w:hAnsi="Aptos"/>
+                <w:b w:val="0"/>
+                <w:i w:val="0"/>
+                <w:sz w:val="22"/>
+              </w:rPr>
+              <w:t>48.</w:t>
+            </w:r>
+          </w:p>
+        </w:tc>
+        <w:tc>
+          <w:tcPr>
+            <w:tcW w:type="dxa" w:w="4536"/>
+          </w:tcPr>
+          <w:p>
+            <w:pPr>
+              <w:spacing w:before="20" w:after="20"/>
+            </w:pPr>
+            <w:r>
+              <w:rPr>
+                <w:rFonts w:ascii="Aptos" w:hAnsi="Aptos"/>
+                <w:b w:val="0"/>
+                <w:i w:val="0"/>
+                <w:sz w:val="22"/>
+              </w:rPr>
+              <w:t>personelu; analiza i dopracowywanie własnego CV, SWOT osobisty</w:t>
+            </w:r>
+          </w:p>
+        </w:tc>
+        <w:tc>
+          <w:tcPr>
+            <w:tcW w:type="dxa" w:w="4252"/>
+          </w:tcPr>
+          <w:p>
+            <w:pPr>
+              <w:spacing w:before="20" w:after="20"/>
+            </w:pPr>
+            <w:r>
+              <w:rPr>
+                <w:rFonts w:ascii="Aptos" w:hAnsi="Aptos"/>
+                <w:b w:val="0"/>
+                <w:i w:val="0"/>
+                <w:sz w:val="22"/>
+              </w:rPr>
+            </w:r>
+          </w:p>
+        </w:tc>
+      </w:tr>
+      <w:tr>
+        <w:tc>
+          <w:tcPr>
+            <w:tcW w:type="dxa" w:w="680"/>
+          </w:tcPr>
+          <w:p>
+            <w:pPr>
+              <w:spacing w:before="20" w:after="20"/>
+            </w:pPr>
+            <w:r>
+              <w:rPr>
+                <w:rFonts w:ascii="Aptos" w:hAnsi="Aptos"/>
+                <w:b w:val="0"/>
+                <w:i w:val="0"/>
+                <w:sz w:val="22"/>
+              </w:rPr>
+              <w:t>49.</w:t>
+            </w:r>
+          </w:p>
+        </w:tc>
+        <w:tc>
+          <w:tcPr>
+            <w:tcW w:type="dxa" w:w="4536"/>
+          </w:tcPr>
+          <w:p>
+            <w:pPr>
+              <w:spacing w:before="20" w:after="20"/>
+            </w:pPr>
+            <w:r>
+              <w:rPr>
+                <w:rFonts w:ascii="Aptos" w:hAnsi="Aptos"/>
+                <w:b w:val="0"/>
+                <w:i w:val="0"/>
+                <w:sz w:val="22"/>
+              </w:rPr>
+              <w:t>Zarządzanie wiedzą i innowacjami w organizacji</w:t>
+            </w:r>
+          </w:p>
+        </w:tc>
+        <w:tc>
+          <w:tcPr>
+            <w:tcW w:type="dxa" w:w="4252"/>
+          </w:tcPr>
+          <w:p>
+            <w:pPr>
+              <w:spacing w:before="20" w:after="20"/>
+            </w:pPr>
+            <w:r>
+              <w:rPr>
+                <w:rFonts w:ascii="Aptos" w:hAnsi="Aptos"/>
+                <w:b w:val="0"/>
+                <w:i w:val="0"/>
+                <w:sz w:val="22"/>
+              </w:rPr>
+            </w:r>
+          </w:p>
+        </w:tc>
+      </w:tr>
+      <w:tr>
+        <w:tc>
+          <w:tcPr>
+            <w:tcW w:type="dxa" w:w="680"/>
+          </w:tcPr>
+          <w:p>
+            <w:pPr>
+              <w:spacing w:before="20" w:after="20"/>
+            </w:pPr>
+            <w:r>
+              <w:rPr>
+                <w:rFonts w:ascii="Aptos" w:hAnsi="Aptos"/>
+                <w:b w:val="0"/>
+                <w:i w:val="0"/>
+                <w:sz w:val="22"/>
+              </w:rPr>
+              <w:t>50.</w:t>
+            </w:r>
+          </w:p>
+        </w:tc>
+        <w:tc>
+          <w:tcPr>
+            <w:tcW w:type="dxa" w:w="4536"/>
+          </w:tcPr>
+          <w:p>
+            <w:pPr>
+              <w:spacing w:before="20" w:after="20"/>
+            </w:pPr>
+            <w:r>
+              <w:rPr>
+                <w:rFonts w:ascii="Aptos" w:hAnsi="Aptos"/>
+                <w:b w:val="0"/>
+                <w:i w:val="0"/>
+                <w:sz w:val="22"/>
+              </w:rPr>
+              <w:t>Zasady efektywnej komunikacji;</w:t>
+            </w:r>
+          </w:p>
+        </w:tc>
+        <w:tc>
+          <w:tcPr>
+            <w:tcW w:type="dxa" w:w="4252"/>
+          </w:tcPr>
+          <w:p>
+            <w:pPr>
+              <w:spacing w:before="20" w:after="20"/>
+            </w:pPr>
+            <w:r>
+              <w:rPr>
+                <w:rFonts w:ascii="Aptos" w:hAnsi="Aptos"/>
+                <w:b w:val="0"/>
+                <w:i w:val="0"/>
+                <w:sz w:val="22"/>
+              </w:rPr>
+            </w:r>
+          </w:p>
+        </w:tc>
+      </w:tr>
+      <w:tr>
+        <w:tc>
+          <w:tcPr>
+            <w:tcW w:type="dxa" w:w="680"/>
+          </w:tcPr>
+          <w:p>
+            <w:pPr>
+              <w:spacing w:before="20" w:after="20"/>
+            </w:pPr>
+            <w:r>
+              <w:rPr>
+                <w:rFonts w:ascii="Aptos" w:hAnsi="Aptos"/>
+                <w:b w:val="0"/>
+                <w:i w:val="0"/>
+                <w:sz w:val="22"/>
+              </w:rPr>
+              <w:t>51.</w:t>
+            </w:r>
+          </w:p>
+        </w:tc>
+        <w:tc>
+          <w:tcPr>
+            <w:tcW w:type="dxa" w:w="4536"/>
+          </w:tcPr>
+          <w:p>
+            <w:pPr>
+              <w:spacing w:before="20" w:after="20"/>
+            </w:pPr>
+            <w:r>
+              <w:rPr>
+                <w:rFonts w:ascii="Aptos" w:hAnsi="Aptos"/>
+                <w:b w:val="0"/>
+                <w:i w:val="0"/>
+                <w:sz w:val="22"/>
+              </w:rPr>
+              <w:t>Prezentacja rozwiązań projektowych</w:t>
+            </w:r>
+          </w:p>
+        </w:tc>
+        <w:tc>
+          <w:tcPr>
+            <w:tcW w:type="dxa" w:w="4252"/>
+          </w:tcPr>
+          <w:p>
+            <w:pPr>
+              <w:spacing w:before="20" w:after="20"/>
+            </w:pPr>
+            <w:r>
+              <w:rPr>
+                <w:rFonts w:ascii="Aptos" w:hAnsi="Aptos"/>
+                <w:b w:val="0"/>
+                <w:i w:val="0"/>
+                <w:sz w:val="22"/>
+              </w:rPr>
+            </w:r>
+          </w:p>
+        </w:tc>
+      </w:tr>
+    </w:tbl>
+    <w:tbl>
+      <w:tblPr>
+        <w:tblW w:type="auto" w:w="0"/>
+        <w:tblLook w:firstColumn="1" w:firstRow="1" w:lastColumn="0" w:lastRow="0" w:noHBand="0" w:noVBand="1" w:val="04A0"/>
+        <w:tblBorders>
+          <w:top w:val="single" w:sz="4" w:space="0" w:color="000000"/>
+          <w:left w:val="single" w:sz="4" w:space="0" w:color="000000"/>
+          <w:bottom w:val="single" w:sz="4" w:space="0" w:color="000000"/>
+          <w:right w:val="single" w:sz="4" w:space="0" w:color="000000"/>
+          <w:insideH w:val="single" w:sz="4" w:space="0" w:color="000000"/>
+          <w:insideV w:val="single" w:sz="4" w:space="0" w:color="000000"/>
+        </w:tblBorders>
+        <w:tblW w:w="5000" w:type="pct"/>
+      </w:tblPr>
+      <w:tblGrid>
+        <w:gridCol w:w="9972"/>
+      </w:tblGrid>
+      <w:tr>
+        <w:tc>
+          <w:tcPr>
+            <w:tcW w:type="dxa" w:w="9972"/>
+            <w:shd w:val="clear" w:color="auto" w:fill="D9D9D9"/>
+          </w:tcPr>
+          <w:p>
+            <w:pPr>
+              <w:spacing w:before="20" w:after="20"/>
+            </w:pPr>
+            <w:r>
+              <w:rPr>
+                <w:rFonts w:ascii="Aptos" w:hAnsi="Aptos"/>
+                <w:b/>
+                <w:i w:val="0"/>
+                <w:sz w:val="22"/>
+              </w:rPr>
+              <w:t>16.  Elektroniczne materiały dydaktyczne</w:t>
+            </w:r>
+          </w:p>
+        </w:tc>
+      </w:tr>
+      <w:tr>
+        <w:tc>
+          <w:tcPr>
+            <w:tcW w:type="dxa" w:w="9972"/>
+          </w:tcPr>
+          <w:p>
+            <w:pPr>
+              <w:spacing w:before="20" w:after="20"/>
+            </w:pPr>
+            <w:r>
+              <w:rPr>
+                <w:rFonts w:ascii="Aptos" w:hAnsi="Aptos"/>
+                <w:b w:val="0"/>
+                <w:i w:val="0"/>
+                <w:sz w:val="22"/>
+              </w:rPr>
+            </w:r>
+          </w:p>
+        </w:tc>
+      </w:tr>
+    </w:tbl>
+    <w:tbl>
+      <w:tblPr>
+        <w:tblW w:type="auto" w:w="0"/>
+        <w:tblLook w:firstColumn="1" w:firstRow="1" w:lastColumn="0" w:lastRow="0" w:noHBand="0" w:noVBand="1" w:val="04A0"/>
+        <w:tblBorders>
+          <w:top w:val="single" w:sz="4" w:space="0" w:color="000000"/>
+          <w:left w:val="single" w:sz="4" w:space="0" w:color="000000"/>
+          <w:bottom w:val="single" w:sz="4" w:space="0" w:color="000000"/>
+          <w:right w:val="single" w:sz="4" w:space="0" w:color="000000"/>
+          <w:insideH w:val="single" w:sz="4" w:space="0" w:color="000000"/>
+          <w:insideV w:val="single" w:sz="4" w:space="0" w:color="000000"/>
+        </w:tblBorders>
+        <w:tblW w:w="5000" w:type="pct"/>
+      </w:tblPr>
+      <w:tblGrid>
+        <w:gridCol w:w="9972"/>
+      </w:tblGrid>
+      <w:tr>
+        <w:tc>
+          <w:tcPr>
+            <w:tcW w:type="dxa" w:w="9972"/>
+            <w:shd w:val="clear" w:color="auto" w:fill="D9D9D9"/>
+          </w:tcPr>
+          <w:p>
+            <w:pPr>
+              <w:spacing w:before="20" w:after="20"/>
+            </w:pPr>
+            <w:r>
+              <w:rPr>
+                <w:rFonts w:ascii="Aptos" w:hAnsi="Aptos"/>
+                <w:b/>
+                <w:i w:val="0"/>
+                <w:sz w:val="22"/>
+              </w:rPr>
+              <w:t>17.  Wykaz literatury</w:t>
+            </w:r>
+          </w:p>
+        </w:tc>
+      </w:tr>
+      <w:tr>
+        <w:tc>
+          <w:tcPr>
+            <w:tcW w:type="dxa" w:w="9972"/>
+            <w:shd w:val="clear" w:color="auto" w:fill="D9D9D9"/>
+          </w:tcPr>
+          <w:p>
+            <w:pPr>
+              <w:spacing w:before="20" w:after="20"/>
+            </w:pPr>
+            <w:r>
+              <w:rPr>
+                <w:rFonts w:ascii="Aptos" w:hAnsi="Aptos"/>
+                <w:b w:val="0"/>
+                <w:i w:val="0"/>
+                <w:sz w:val="16"/>
+              </w:rPr>
+              <w:t>Literatura wymagana do ostatecznego zaliczenia zajęć, wykorzystywana podczas zajęć oraz studiowana samodzielnie przez studenta:</w:t>
+            </w:r>
+          </w:p>
+        </w:tc>
+      </w:tr>
+      <w:tr>
+        <w:tc>
+          <w:tcPr>
+            <w:tcW w:type="dxa" w:w="9972"/>
+          </w:tcPr>
+          <w:p>
+            <w:pPr>
+              <w:spacing w:before="20" w:after="20"/>
+            </w:pPr>
+            <w:r>
+              <w:rPr>
+                <w:rFonts w:ascii="Aptos" w:hAnsi="Aptos"/>
+                <w:sz w:val="22"/>
+              </w:rPr>
+              <w:t>1. Kosieradzka, A., Szopiński, T., Stanisławiak, E., Głażewska, I., Kąkol, U., Smagowicz, J. (2021). Metody i techniki pobudzania kreatywności w organizacji i zarządzaniu. Warszawa: PWN. ISBN 978-83-01-21845-0.</w:t>
+            </w:r>
+          </w:p>
+          <w:p>
+            <w:pPr>
+              <w:spacing w:before="20" w:after="20"/>
+            </w:pPr>
+            <w:r>
+              <w:rPr>
+                <w:rFonts w:ascii="Aptos" w:hAnsi="Aptos"/>
+                <w:sz w:val="22"/>
+              </w:rPr>
+              <w:t>2. Kosieradzka, A. (2019). Zarządzanie produktywnością w przedsiębiorstwie. Kraków: edu-Libri. ISBN 978-83-63804-04-6.</w:t>
+            </w:r>
+          </w:p>
+        </w:tc>
+      </w:tr>
+      <w:tr>
+        <w:tc>
+          <w:tcPr>
+            <w:tcW w:type="dxa" w:w="9972"/>
+            <w:shd w:val="clear" w:color="auto" w:fill="D9D9D9"/>
+          </w:tcPr>
+          <w:p>
+            <w:pPr>
+              <w:spacing w:before="20" w:after="20"/>
+            </w:pPr>
+            <w:r>
+              <w:rPr>
+                <w:rFonts w:ascii="Aptos" w:hAnsi="Aptos"/>
+                <w:b w:val="0"/>
+                <w:i w:val="0"/>
+                <w:sz w:val="16"/>
+              </w:rPr>
+              <w:t>Literatura uzupełniająca:</w:t>
+            </w:r>
+          </w:p>
+        </w:tc>
+      </w:tr>
+      <w:tr>
+        <w:tc>
+          <w:tcPr>
+            <w:tcW w:type="dxa" w:w="9972"/>
+          </w:tcPr>
+          <w:p>
+            <w:pPr>
+              <w:spacing w:before="20" w:after="20"/>
+            </w:pPr>
+            <w:r>
+              <w:rPr>
+                <w:rFonts w:ascii="Aptos" w:hAnsi="Aptos"/>
+                <w:sz w:val="22"/>
+              </w:rPr>
+              <w:t>1. Szmidt, K. J. (2021). Teoria i praktyka twórczości: Od badań do edukacji kreatywnej. Łódź: Wydawnictwo Uniwersytetu Łódzkiego. ISBN: 978-83-8142-929-0</w:t>
+            </w:r>
+          </w:p>
+          <w:p>
+            <w:pPr>
+              <w:spacing w:before="20" w:after="20"/>
+            </w:pPr>
+            <w:r>
+              <w:rPr>
+                <w:rFonts w:ascii="Aptos" w:hAnsi="Aptos"/>
+                <w:sz w:val="22"/>
+              </w:rPr>
+              <w:t>2. Penc-Pietrzak, I. (2019). Kreatywność w zarządzaniu. Nowe wyzwania dla liderów organizacji. Warszawa: Difin. ISBN: 978-83-8085-882-2</w:t>
+            </w:r>
+          </w:p>
+          <w:p>
+            <w:pPr>
+              <w:spacing w:before="20" w:after="20"/>
+            </w:pPr>
+            <w:r>
+              <w:rPr>
+                <w:rFonts w:ascii="Aptos" w:hAnsi="Aptos"/>
+                <w:sz w:val="22"/>
+              </w:rPr>
+              <w:t>3. Trzebiński, J., &amp; Siemieńska, R. (2020). Twórcze rozwiązywanie problemów: Podstawy teoretyczne i zastosowania praktyczne. Warszawa: PWN. ISBN: 978-83-01-21489-7</w:t>
+            </w:r>
+          </w:p>
+          <w:p>
+            <w:pPr>
+              <w:spacing w:before="20" w:after="20"/>
+            </w:pPr>
+            <w:r>
+              <w:rPr>
+                <w:rFonts w:ascii="Aptos" w:hAnsi="Aptos"/>
+                <w:sz w:val="22"/>
+              </w:rPr>
+              <w:t>4. Nęcka, E., Orzechowski, J., &amp; Słabosz, A. (2019). Kreatywność: Procesy poznawcze, osobowość, środowisko. Warszawa: PWN. ISBN: 978-83-01-20526-0</w:t>
             </w:r>
           </w:p>
         </w:tc>
@@ -1997,7 +5180,7 @@
                 <w:i w:val="0"/>
                 <w:sz w:val="22"/>
               </w:rPr>
-              <w:t>15.  Treści programowe poszczególnych zajęć:</w:t>
+              <w:t>18.  Wiedza nabywana / dostarczana uczestnikom w trakcie realizacji przedmiotu</w:t>
             </w:r>
           </w:p>
         </w:tc>
@@ -2017,9 +5200,9 @@
                 <w:rFonts w:ascii="Aptos" w:hAnsi="Aptos"/>
                 <w:b/>
                 <w:i w:val="0"/>
-                <w:sz w:val="16"/>
-              </w:rPr>
-              <w:t>Nr zajęć</w:t>
+                <w:sz w:val="18"/>
+              </w:rPr>
+              <w:t>Kierunkowe efekty uczenia się (kody)</w:t>
             </w:r>
           </w:p>
         </w:tc>
@@ -2037,9 +5220,9 @@
                 <w:rFonts w:ascii="Aptos" w:hAnsi="Aptos"/>
                 <w:b/>
                 <w:i w:val="0"/>
-                <w:sz w:val="16"/>
-              </w:rPr>
-              <w:t>Wykład</w:t>
+                <w:sz w:val="18"/>
+              </w:rPr>
+              <w:t>Przedmiotowy efekt uczenia się</w:t>
             </w:r>
           </w:p>
         </w:tc>
@@ -2057,9 +5240,9 @@
                 <w:rFonts w:ascii="Aptos" w:hAnsi="Aptos"/>
                 <w:b/>
                 <w:i w:val="0"/>
-                <w:sz w:val="16"/>
-              </w:rPr>
-              <w:t>Ćwiczenia / Laboratorium / Pracownia</w:t>
+                <w:sz w:val="18"/>
+              </w:rPr>
+              <w:t>Metody weryfikacji osiągnięcia efektu uczenia się</w:t>
             </w:r>
           </w:p>
         </w:tc>
@@ -2080,7 +5263,7 @@
                 <w:i w:val="0"/>
                 <w:sz w:val="22"/>
               </w:rPr>
-              <w:t>1.</w:t>
+              <w:t>K_W17</w:t>
             </w:r>
           </w:p>
         </w:tc>
@@ -2099,7 +5282,7 @@
                 <w:i w:val="0"/>
                 <w:sz w:val="22"/>
               </w:rPr>
-              <w:t>Wykład</w:t>
+              <w:t>Student zna i rozumie podstawowe zagadnienia planowania przedsięwzięcia informatycznego: wstępną ocenę ekonomiczną, analizę wykonalności, aspekty społeczne i środowiskowe projektu IT. [K_W17]</w:t>
             </w:r>
           </w:p>
         </w:tc>
@@ -2118,6 +5301,7 @@
                 <w:i w:val="0"/>
                 <w:sz w:val="22"/>
               </w:rPr>
+              <w:t>raport z wykonanego zadania; ocena pracy podczas ćwiczenia</w:t>
             </w:r>
           </w:p>
         </w:tc>
@@ -2138,7 +5322,7 @@
                 <w:i w:val="0"/>
                 <w:sz w:val="22"/>
               </w:rPr>
-              <w:t>2.</w:t>
+              <w:t>K_W19</w:t>
             </w:r>
           </w:p>
         </w:tc>
@@ -2157,7 +5341,7 @@
                 <w:i w:val="0"/>
                 <w:sz w:val="22"/>
               </w:rPr>
-              <w:t>Ćwiczenia</w:t>
+              <w:t>Student zna i rozumie podstawowe problemy etyczne, społeczne i zawodowe informatyki: odpowiedzialność zawodowa, prawo autorskie, licencjonowanie oprogramowania i ochrona własności intelektualnej. [K_W19]</w:t>
             </w:r>
           </w:p>
         </w:tc>
@@ -2176,6 +5360,7 @@
                 <w:i w:val="0"/>
                 <w:sz w:val="22"/>
               </w:rPr>
+              <w:t>raport z wykonanego zadania; ocena pracy podczas ćwiczenia</w:t>
             </w:r>
           </w:p>
         </w:tc>
@@ -2196,7 +5381,7 @@
                 <w:i w:val="0"/>
                 <w:sz w:val="22"/>
               </w:rPr>
-              <w:t>3.</w:t>
+              <w:t>K_W20</w:t>
             </w:r>
           </w:p>
         </w:tc>
@@ -2215,7 +5400,7 @@
                 <w:i w:val="0"/>
                 <w:sz w:val="22"/>
               </w:rPr>
-              <w:t>Kreatywność menedżerska</w:t>
+              <w:t>Student zna i rozumie ogólne zasady tworzenia przedsiębiorczości w IT: modele biznesowe, formy prawne działalności, zasady komercjalizacji rozwiązań informatycznych i pozyskiwania finansowania. [K_W20]</w:t>
             </w:r>
           </w:p>
         </w:tc>
@@ -2234,3020 +5419,7 @@
                 <w:i w:val="0"/>
                 <w:sz w:val="22"/>
               </w:rPr>
-            </w:r>
-          </w:p>
-        </w:tc>
-      </w:tr>
-      <w:tr>
-        <w:tc>
-          <w:tcPr>
-            <w:tcW w:type="dxa" w:w="3324"/>
-          </w:tcPr>
-          <w:p>
-            <w:pPr>
-              <w:spacing w:before="20" w:after="20"/>
-            </w:pPr>
-            <w:r>
-              <w:rPr>
-                <w:rFonts w:ascii="Aptos" w:hAnsi="Aptos"/>
-                <w:b w:val="0"/>
-                <w:i w:val="0"/>
-                <w:sz w:val="22"/>
-              </w:rPr>
-              <w:t>4.</w:t>
-            </w:r>
-          </w:p>
-        </w:tc>
-        <w:tc>
-          <w:tcPr>
-            <w:tcW w:type="dxa" w:w="3324"/>
-          </w:tcPr>
-          <w:p>
-            <w:pPr>
-              <w:spacing w:before="20" w:after="20"/>
-            </w:pPr>
-            <w:r>
-              <w:rPr>
-                <w:rFonts w:ascii="Aptos" w:hAnsi="Aptos"/>
-                <w:b w:val="0"/>
-                <w:i w:val="0"/>
-                <w:sz w:val="22"/>
-              </w:rPr>
-              <w:t>Profil osoby kreatywnej i przedsiębiorczej</w:t>
-            </w:r>
-          </w:p>
-        </w:tc>
-        <w:tc>
-          <w:tcPr>
-            <w:tcW w:type="dxa" w:w="3324"/>
-          </w:tcPr>
-          <w:p>
-            <w:pPr>
-              <w:spacing w:before="20" w:after="20"/>
-            </w:pPr>
-            <w:r>
-              <w:rPr>
-                <w:rFonts w:ascii="Aptos" w:hAnsi="Aptos"/>
-                <w:b w:val="0"/>
-                <w:i w:val="0"/>
-                <w:sz w:val="22"/>
-              </w:rPr>
-            </w:r>
-          </w:p>
-        </w:tc>
-      </w:tr>
-      <w:tr>
-        <w:tc>
-          <w:tcPr>
-            <w:tcW w:type="dxa" w:w="3324"/>
-          </w:tcPr>
-          <w:p>
-            <w:pPr>
-              <w:spacing w:before="20" w:after="20"/>
-            </w:pPr>
-            <w:r>
-              <w:rPr>
-                <w:rFonts w:ascii="Aptos" w:hAnsi="Aptos"/>
-                <w:b w:val="0"/>
-                <w:i w:val="0"/>
-                <w:sz w:val="22"/>
-              </w:rPr>
-              <w:t>5.</w:t>
-            </w:r>
-          </w:p>
-        </w:tc>
-        <w:tc>
-          <w:tcPr>
-            <w:tcW w:type="dxa" w:w="3324"/>
-          </w:tcPr>
-          <w:p>
-            <w:pPr>
-              <w:spacing w:before="20" w:after="20"/>
-            </w:pPr>
-            <w:r>
-              <w:rPr>
-                <w:rFonts w:ascii="Aptos" w:hAnsi="Aptos"/>
-                <w:b w:val="0"/>
-                <w:i w:val="0"/>
-                <w:sz w:val="22"/>
-              </w:rPr>
-              <w:t>Istota i motywy przedsiębiorczości gospodarczej</w:t>
-            </w:r>
-          </w:p>
-        </w:tc>
-        <w:tc>
-          <w:tcPr>
-            <w:tcW w:type="dxa" w:w="3324"/>
-          </w:tcPr>
-          <w:p>
-            <w:pPr>
-              <w:spacing w:before="20" w:after="20"/>
-            </w:pPr>
-            <w:r>
-              <w:rPr>
-                <w:rFonts w:ascii="Aptos" w:hAnsi="Aptos"/>
-                <w:b w:val="0"/>
-                <w:i w:val="0"/>
-                <w:sz w:val="22"/>
-              </w:rPr>
-            </w:r>
-          </w:p>
-        </w:tc>
-      </w:tr>
-      <w:tr>
-        <w:tc>
-          <w:tcPr>
-            <w:tcW w:type="dxa" w:w="3324"/>
-          </w:tcPr>
-          <w:p>
-            <w:pPr>
-              <w:spacing w:before="20" w:after="20"/>
-            </w:pPr>
-            <w:r>
-              <w:rPr>
-                <w:rFonts w:ascii="Aptos" w:hAnsi="Aptos"/>
-                <w:b w:val="0"/>
-                <w:i w:val="0"/>
-                <w:sz w:val="22"/>
-              </w:rPr>
-              <w:t>6.</w:t>
-            </w:r>
-          </w:p>
-        </w:tc>
-        <w:tc>
-          <w:tcPr>
-            <w:tcW w:type="dxa" w:w="3324"/>
-          </w:tcPr>
-          <w:p>
-            <w:pPr>
-              <w:spacing w:before="20" w:after="20"/>
-            </w:pPr>
-            <w:r>
-              <w:rPr>
-                <w:rFonts w:ascii="Aptos" w:hAnsi="Aptos"/>
-                <w:b w:val="0"/>
-                <w:i w:val="0"/>
-                <w:sz w:val="22"/>
-              </w:rPr>
-              <w:t>Tworzenie i analiza ścieżki doświadczeń dla wybranego produktu / usługi (praca z szablonem</w:t>
-            </w:r>
-          </w:p>
-        </w:tc>
-        <w:tc>
-          <w:tcPr>
-            <w:tcW w:type="dxa" w:w="3324"/>
-          </w:tcPr>
-          <w:p>
-            <w:pPr>
-              <w:spacing w:before="20" w:after="20"/>
-            </w:pPr>
-            <w:r>
-              <w:rPr>
-                <w:rFonts w:ascii="Aptos" w:hAnsi="Aptos"/>
-                <w:b w:val="0"/>
-                <w:i w:val="0"/>
-                <w:sz w:val="22"/>
-              </w:rPr>
-            </w:r>
-          </w:p>
-        </w:tc>
-      </w:tr>
-      <w:tr>
-        <w:tc>
-          <w:tcPr>
-            <w:tcW w:type="dxa" w:w="3324"/>
-          </w:tcPr>
-          <w:p>
-            <w:pPr>
-              <w:spacing w:before="20" w:after="20"/>
-            </w:pPr>
-            <w:r>
-              <w:rPr>
-                <w:rFonts w:ascii="Aptos" w:hAnsi="Aptos"/>
-                <w:b w:val="0"/>
-                <w:i w:val="0"/>
-                <w:sz w:val="22"/>
-              </w:rPr>
-              <w:t>7.</w:t>
-            </w:r>
-          </w:p>
-        </w:tc>
-        <w:tc>
-          <w:tcPr>
-            <w:tcW w:type="dxa" w:w="3324"/>
-          </w:tcPr>
-          <w:p>
-            <w:pPr>
-              <w:spacing w:before="20" w:after="20"/>
-            </w:pPr>
-            <w:r>
-              <w:rPr>
-                <w:rFonts w:ascii="Aptos" w:hAnsi="Aptos"/>
-                <w:b w:val="0"/>
-                <w:i w:val="0"/>
-                <w:sz w:val="22"/>
-              </w:rPr>
-              <w:t>customer journey map)</w:t>
-            </w:r>
-          </w:p>
-        </w:tc>
-        <w:tc>
-          <w:tcPr>
-            <w:tcW w:type="dxa" w:w="3324"/>
-          </w:tcPr>
-          <w:p>
-            <w:pPr>
-              <w:spacing w:before="20" w:after="20"/>
-            </w:pPr>
-            <w:r>
-              <w:rPr>
-                <w:rFonts w:ascii="Aptos" w:hAnsi="Aptos"/>
-                <w:b w:val="0"/>
-                <w:i w:val="0"/>
-                <w:sz w:val="22"/>
-              </w:rPr>
-            </w:r>
-          </w:p>
-        </w:tc>
-      </w:tr>
-      <w:tr>
-        <w:tc>
-          <w:tcPr>
-            <w:tcW w:type="dxa" w:w="3324"/>
-          </w:tcPr>
-          <w:p>
-            <w:pPr>
-              <w:spacing w:before="20" w:after="20"/>
-            </w:pPr>
-            <w:r>
-              <w:rPr>
-                <w:rFonts w:ascii="Aptos" w:hAnsi="Aptos"/>
-                <w:b w:val="0"/>
-                <w:i w:val="0"/>
-                <w:sz w:val="22"/>
-              </w:rPr>
-              <w:t>8.</w:t>
-            </w:r>
-          </w:p>
-        </w:tc>
-        <w:tc>
-          <w:tcPr>
-            <w:tcW w:type="dxa" w:w="3324"/>
-          </w:tcPr>
-          <w:p>
-            <w:pPr>
-              <w:spacing w:before="20" w:after="20"/>
-            </w:pPr>
-            <w:r>
-              <w:rPr>
-                <w:rFonts w:ascii="Aptos" w:hAnsi="Aptos"/>
-                <w:b w:val="0"/>
-                <w:i w:val="0"/>
-                <w:sz w:val="22"/>
-              </w:rPr>
-              <w:t>Metody graficzne i analityczne w diagnozowaniu</w:t>
-            </w:r>
-          </w:p>
-        </w:tc>
-        <w:tc>
-          <w:tcPr>
-            <w:tcW w:type="dxa" w:w="3324"/>
-          </w:tcPr>
-          <w:p>
-            <w:pPr>
-              <w:spacing w:before="20" w:after="20"/>
-            </w:pPr>
-            <w:r>
-              <w:rPr>
-                <w:rFonts w:ascii="Aptos" w:hAnsi="Aptos"/>
-                <w:b w:val="0"/>
-                <w:i w:val="0"/>
-                <w:sz w:val="22"/>
-              </w:rPr>
-            </w:r>
-          </w:p>
-        </w:tc>
-      </w:tr>
-      <w:tr>
-        <w:tc>
-          <w:tcPr>
-            <w:tcW w:type="dxa" w:w="3324"/>
-          </w:tcPr>
-          <w:p>
-            <w:pPr>
-              <w:spacing w:before="20" w:after="20"/>
-            </w:pPr>
-            <w:r>
-              <w:rPr>
-                <w:rFonts w:ascii="Aptos" w:hAnsi="Aptos"/>
-                <w:b w:val="0"/>
-                <w:i w:val="0"/>
-                <w:sz w:val="22"/>
-              </w:rPr>
-              <w:t>9.</w:t>
-            </w:r>
-          </w:p>
-        </w:tc>
-        <w:tc>
-          <w:tcPr>
-            <w:tcW w:type="dxa" w:w="3324"/>
-          </w:tcPr>
-          <w:p>
-            <w:pPr>
-              <w:spacing w:before="20" w:after="20"/>
-            </w:pPr>
-            <w:r>
-              <w:rPr>
-                <w:rFonts w:ascii="Aptos" w:hAnsi="Aptos"/>
-                <w:b w:val="0"/>
-                <w:i w:val="0"/>
-                <w:sz w:val="22"/>
-              </w:rPr>
-              <w:t>problemu</w:t>
-            </w:r>
-          </w:p>
-        </w:tc>
-        <w:tc>
-          <w:tcPr>
-            <w:tcW w:type="dxa" w:w="3324"/>
-          </w:tcPr>
-          <w:p>
-            <w:pPr>
-              <w:spacing w:before="20" w:after="20"/>
-            </w:pPr>
-            <w:r>
-              <w:rPr>
-                <w:rFonts w:ascii="Aptos" w:hAnsi="Aptos"/>
-                <w:b w:val="0"/>
-                <w:i w:val="0"/>
-                <w:sz w:val="22"/>
-              </w:rPr>
-            </w:r>
-          </w:p>
-        </w:tc>
-      </w:tr>
-      <w:tr>
-        <w:tc>
-          <w:tcPr>
-            <w:tcW w:type="dxa" w:w="3324"/>
-          </w:tcPr>
-          <w:p>
-            <w:pPr>
-              <w:spacing w:before="20" w:after="20"/>
-            </w:pPr>
-            <w:r>
-              <w:rPr>
-                <w:rFonts w:ascii="Aptos" w:hAnsi="Aptos"/>
-                <w:b w:val="0"/>
-                <w:i w:val="0"/>
-                <w:sz w:val="22"/>
-              </w:rPr>
-              <w:t>10.</w:t>
-            </w:r>
-          </w:p>
-        </w:tc>
-        <w:tc>
-          <w:tcPr>
-            <w:tcW w:type="dxa" w:w="3324"/>
-          </w:tcPr>
-          <w:p>
-            <w:pPr>
-              <w:spacing w:before="20" w:after="20"/>
-            </w:pPr>
-            <w:r>
-              <w:rPr>
-                <w:rFonts w:ascii="Aptos" w:hAnsi="Aptos"/>
-                <w:b w:val="0"/>
-                <w:i w:val="0"/>
-                <w:sz w:val="22"/>
-              </w:rPr>
-              <w:t>Odkrywanie możliwości dla produktu innowacyjnego – studium przypadku</w:t>
-            </w:r>
-          </w:p>
-        </w:tc>
-        <w:tc>
-          <w:tcPr>
-            <w:tcW w:type="dxa" w:w="3324"/>
-          </w:tcPr>
-          <w:p>
-            <w:pPr>
-              <w:spacing w:before="20" w:after="20"/>
-            </w:pPr>
-            <w:r>
-              <w:rPr>
-                <w:rFonts w:ascii="Aptos" w:hAnsi="Aptos"/>
-                <w:b w:val="0"/>
-                <w:i w:val="0"/>
-                <w:sz w:val="22"/>
-              </w:rPr>
-            </w:r>
-          </w:p>
-        </w:tc>
-      </w:tr>
-      <w:tr>
-        <w:tc>
-          <w:tcPr>
-            <w:tcW w:type="dxa" w:w="3324"/>
-          </w:tcPr>
-          <w:p>
-            <w:pPr>
-              <w:spacing w:before="20" w:after="20"/>
-            </w:pPr>
-            <w:r>
-              <w:rPr>
-                <w:rFonts w:ascii="Aptos" w:hAnsi="Aptos"/>
-                <w:b w:val="0"/>
-                <w:i w:val="0"/>
-                <w:sz w:val="22"/>
-              </w:rPr>
-              <w:t>11.</w:t>
-            </w:r>
-          </w:p>
-        </w:tc>
-        <w:tc>
-          <w:tcPr>
-            <w:tcW w:type="dxa" w:w="3324"/>
-          </w:tcPr>
-          <w:p>
-            <w:pPr>
-              <w:spacing w:before="20" w:after="20"/>
-            </w:pPr>
-            <w:r>
-              <w:rPr>
-                <w:rFonts w:ascii="Aptos" w:hAnsi="Aptos"/>
-                <w:b w:val="0"/>
-                <w:i w:val="0"/>
-                <w:sz w:val="22"/>
-              </w:rPr>
-              <w:t>Rozpoznawanie szans rynkowych i możliwości</w:t>
-            </w:r>
-          </w:p>
-        </w:tc>
-        <w:tc>
-          <w:tcPr>
-            <w:tcW w:type="dxa" w:w="3324"/>
-          </w:tcPr>
-          <w:p>
-            <w:pPr>
-              <w:spacing w:before="20" w:after="20"/>
-            </w:pPr>
-            <w:r>
-              <w:rPr>
-                <w:rFonts w:ascii="Aptos" w:hAnsi="Aptos"/>
-                <w:b w:val="0"/>
-                <w:i w:val="0"/>
-                <w:sz w:val="22"/>
-              </w:rPr>
-            </w:r>
-          </w:p>
-        </w:tc>
-      </w:tr>
-      <w:tr>
-        <w:tc>
-          <w:tcPr>
-            <w:tcW w:type="dxa" w:w="3324"/>
-          </w:tcPr>
-          <w:p>
-            <w:pPr>
-              <w:spacing w:before="20" w:after="20"/>
-            </w:pPr>
-            <w:r>
-              <w:rPr>
-                <w:rFonts w:ascii="Aptos" w:hAnsi="Aptos"/>
-                <w:b w:val="0"/>
-                <w:i w:val="0"/>
-                <w:sz w:val="22"/>
-              </w:rPr>
-              <w:t>12.</w:t>
-            </w:r>
-          </w:p>
-        </w:tc>
-        <w:tc>
-          <w:tcPr>
-            <w:tcW w:type="dxa" w:w="3324"/>
-          </w:tcPr>
-          <w:p>
-            <w:pPr>
-              <w:spacing w:before="20" w:after="20"/>
-            </w:pPr>
-            <w:r>
-              <w:rPr>
-                <w:rFonts w:ascii="Aptos" w:hAnsi="Aptos"/>
-                <w:b w:val="0"/>
-                <w:i w:val="0"/>
-                <w:sz w:val="22"/>
-              </w:rPr>
-              <w:t>sytuacyjnych</w:t>
-            </w:r>
-          </w:p>
-        </w:tc>
-        <w:tc>
-          <w:tcPr>
-            <w:tcW w:type="dxa" w:w="3324"/>
-          </w:tcPr>
-          <w:p>
-            <w:pPr>
-              <w:spacing w:before="20" w:after="20"/>
-            </w:pPr>
-            <w:r>
-              <w:rPr>
-                <w:rFonts w:ascii="Aptos" w:hAnsi="Aptos"/>
-                <w:b w:val="0"/>
-                <w:i w:val="0"/>
-                <w:sz w:val="22"/>
-              </w:rPr>
-            </w:r>
-          </w:p>
-        </w:tc>
-      </w:tr>
-      <w:tr>
-        <w:tc>
-          <w:tcPr>
-            <w:tcW w:type="dxa" w:w="3324"/>
-          </w:tcPr>
-          <w:p>
-            <w:pPr>
-              <w:spacing w:before="20" w:after="20"/>
-            </w:pPr>
-            <w:r>
-              <w:rPr>
-                <w:rFonts w:ascii="Aptos" w:hAnsi="Aptos"/>
-                <w:b w:val="0"/>
-                <w:i w:val="0"/>
-                <w:sz w:val="22"/>
-              </w:rPr>
-              <w:t>13.</w:t>
-            </w:r>
-          </w:p>
-        </w:tc>
-        <w:tc>
-          <w:tcPr>
-            <w:tcW w:type="dxa" w:w="3324"/>
-          </w:tcPr>
-          <w:p>
-            <w:pPr>
-              <w:spacing w:before="20" w:after="20"/>
-            </w:pPr>
-            <w:r>
-              <w:rPr>
-                <w:rFonts w:ascii="Aptos" w:hAnsi="Aptos"/>
-                <w:b w:val="0"/>
-                <w:i w:val="0"/>
-                <w:sz w:val="22"/>
-              </w:rPr>
-              <w:t>Analiza rozwoju firm innowacyjnych – macierz</w:t>
-            </w:r>
-          </w:p>
-        </w:tc>
-        <w:tc>
-          <w:tcPr>
-            <w:tcW w:type="dxa" w:w="3324"/>
-          </w:tcPr>
-          <w:p>
-            <w:pPr>
-              <w:spacing w:before="20" w:after="20"/>
-            </w:pPr>
-            <w:r>
-              <w:rPr>
-                <w:rFonts w:ascii="Aptos" w:hAnsi="Aptos"/>
-                <w:b w:val="0"/>
-                <w:i w:val="0"/>
-                <w:sz w:val="22"/>
-              </w:rPr>
-            </w:r>
-          </w:p>
-        </w:tc>
-      </w:tr>
-      <w:tr>
-        <w:tc>
-          <w:tcPr>
-            <w:tcW w:type="dxa" w:w="3324"/>
-          </w:tcPr>
-          <w:p>
-            <w:pPr>
-              <w:spacing w:before="20" w:after="20"/>
-            </w:pPr>
-            <w:r>
-              <w:rPr>
-                <w:rFonts w:ascii="Aptos" w:hAnsi="Aptos"/>
-                <w:b w:val="0"/>
-                <w:i w:val="0"/>
-                <w:sz w:val="22"/>
-              </w:rPr>
-              <w:t>14.</w:t>
-            </w:r>
-          </w:p>
-        </w:tc>
-        <w:tc>
-          <w:tcPr>
-            <w:tcW w:type="dxa" w:w="3324"/>
-          </w:tcPr>
-          <w:p>
-            <w:pPr>
-              <w:spacing w:before="20" w:after="20"/>
-            </w:pPr>
-            <w:r>
-              <w:rPr>
-                <w:rFonts w:ascii="Aptos" w:hAnsi="Aptos"/>
-                <w:b w:val="0"/>
-                <w:i w:val="0"/>
-                <w:sz w:val="22"/>
-              </w:rPr>
-              <w:t>kluczowych czynników</w:t>
-            </w:r>
-          </w:p>
-        </w:tc>
-        <w:tc>
-          <w:tcPr>
-            <w:tcW w:type="dxa" w:w="3324"/>
-          </w:tcPr>
-          <w:p>
-            <w:pPr>
-              <w:spacing w:before="20" w:after="20"/>
-            </w:pPr>
-            <w:r>
-              <w:rPr>
-                <w:rFonts w:ascii="Aptos" w:hAnsi="Aptos"/>
-                <w:b w:val="0"/>
-                <w:i w:val="0"/>
-                <w:sz w:val="22"/>
-              </w:rPr>
-            </w:r>
-          </w:p>
-        </w:tc>
-      </w:tr>
-      <w:tr>
-        <w:tc>
-          <w:tcPr>
-            <w:tcW w:type="dxa" w:w="3324"/>
-          </w:tcPr>
-          <w:p>
-            <w:pPr>
-              <w:spacing w:before="20" w:after="20"/>
-            </w:pPr>
-            <w:r>
-              <w:rPr>
-                <w:rFonts w:ascii="Aptos" w:hAnsi="Aptos"/>
-                <w:b w:val="0"/>
-                <w:i w:val="0"/>
-                <w:sz w:val="22"/>
-              </w:rPr>
-              <w:t>15.</w:t>
-            </w:r>
-          </w:p>
-        </w:tc>
-        <w:tc>
-          <w:tcPr>
-            <w:tcW w:type="dxa" w:w="3324"/>
-          </w:tcPr>
-          <w:p>
-            <w:pPr>
-              <w:spacing w:before="20" w:after="20"/>
-            </w:pPr>
-            <w:r>
-              <w:rPr>
-                <w:rFonts w:ascii="Aptos" w:hAnsi="Aptos"/>
-                <w:b w:val="0"/>
-                <w:i w:val="0"/>
-                <w:sz w:val="22"/>
-              </w:rPr>
-              <w:t>Planowanie rozwoju - elementy analizy strategicznej</w:t>
-            </w:r>
-          </w:p>
-        </w:tc>
-        <w:tc>
-          <w:tcPr>
-            <w:tcW w:type="dxa" w:w="3324"/>
-          </w:tcPr>
-          <w:p>
-            <w:pPr>
-              <w:spacing w:before="20" w:after="20"/>
-            </w:pPr>
-            <w:r>
-              <w:rPr>
-                <w:rFonts w:ascii="Aptos" w:hAnsi="Aptos"/>
-                <w:b w:val="0"/>
-                <w:i w:val="0"/>
-                <w:sz w:val="22"/>
-              </w:rPr>
-            </w:r>
-          </w:p>
-        </w:tc>
-      </w:tr>
-      <w:tr>
-        <w:tc>
-          <w:tcPr>
-            <w:tcW w:type="dxa" w:w="3324"/>
-          </w:tcPr>
-          <w:p>
-            <w:pPr>
-              <w:spacing w:before="20" w:after="20"/>
-            </w:pPr>
-            <w:r>
-              <w:rPr>
-                <w:rFonts w:ascii="Aptos" w:hAnsi="Aptos"/>
-                <w:b w:val="0"/>
-                <w:i w:val="0"/>
-                <w:sz w:val="22"/>
-              </w:rPr>
-              <w:t>16.</w:t>
-            </w:r>
-          </w:p>
-        </w:tc>
-        <w:tc>
-          <w:tcPr>
-            <w:tcW w:type="dxa" w:w="3324"/>
-          </w:tcPr>
-          <w:p>
-            <w:pPr>
-              <w:spacing w:before="20" w:after="20"/>
-            </w:pPr>
-            <w:r>
-              <w:rPr>
-                <w:rFonts w:ascii="Aptos" w:hAnsi="Aptos"/>
-                <w:b w:val="0"/>
-                <w:i w:val="0"/>
-                <w:sz w:val="22"/>
-              </w:rPr>
-              <w:t>Wprowadzenie do Design Thinking</w:t>
-            </w:r>
-          </w:p>
-        </w:tc>
-        <w:tc>
-          <w:tcPr>
-            <w:tcW w:type="dxa" w:w="3324"/>
-          </w:tcPr>
-          <w:p>
-            <w:pPr>
-              <w:spacing w:before="20" w:after="20"/>
-            </w:pPr>
-            <w:r>
-              <w:rPr>
-                <w:rFonts w:ascii="Aptos" w:hAnsi="Aptos"/>
-                <w:b w:val="0"/>
-                <w:i w:val="0"/>
-                <w:sz w:val="22"/>
-              </w:rPr>
-            </w:r>
-          </w:p>
-        </w:tc>
-      </w:tr>
-      <w:tr>
-        <w:tc>
-          <w:tcPr>
-            <w:tcW w:type="dxa" w:w="3324"/>
-          </w:tcPr>
-          <w:p>
-            <w:pPr>
-              <w:spacing w:before="20" w:after="20"/>
-            </w:pPr>
-            <w:r>
-              <w:rPr>
-                <w:rFonts w:ascii="Aptos" w:hAnsi="Aptos"/>
-                <w:b w:val="0"/>
-                <w:i w:val="0"/>
-                <w:sz w:val="22"/>
-              </w:rPr>
-              <w:t>17.</w:t>
-            </w:r>
-          </w:p>
-        </w:tc>
-        <w:tc>
-          <w:tcPr>
-            <w:tcW w:type="dxa" w:w="3324"/>
-          </w:tcPr>
-          <w:p>
-            <w:pPr>
-              <w:spacing w:before="20" w:after="20"/>
-            </w:pPr>
-            <w:r>
-              <w:rPr>
-                <w:rFonts w:ascii="Aptos" w:hAnsi="Aptos"/>
-                <w:b w:val="0"/>
-                <w:i w:val="0"/>
-                <w:sz w:val="22"/>
-              </w:rPr>
-              <w:t>Struktury organizacyjne</w:t>
-            </w:r>
-          </w:p>
-        </w:tc>
-        <w:tc>
-          <w:tcPr>
-            <w:tcW w:type="dxa" w:w="3324"/>
-          </w:tcPr>
-          <w:p>
-            <w:pPr>
-              <w:spacing w:before="20" w:after="20"/>
-            </w:pPr>
-            <w:r>
-              <w:rPr>
-                <w:rFonts w:ascii="Aptos" w:hAnsi="Aptos"/>
-                <w:b w:val="0"/>
-                <w:i w:val="0"/>
-                <w:sz w:val="22"/>
-              </w:rPr>
-            </w:r>
-          </w:p>
-        </w:tc>
-      </w:tr>
-      <w:tr>
-        <w:tc>
-          <w:tcPr>
-            <w:tcW w:type="dxa" w:w="3324"/>
-          </w:tcPr>
-          <w:p>
-            <w:pPr>
-              <w:spacing w:before="20" w:after="20"/>
-            </w:pPr>
-            <w:r>
-              <w:rPr>
-                <w:rFonts w:ascii="Aptos" w:hAnsi="Aptos"/>
-                <w:b w:val="0"/>
-                <w:i w:val="0"/>
-                <w:sz w:val="22"/>
-              </w:rPr>
-              <w:t>18.</w:t>
-            </w:r>
-          </w:p>
-        </w:tc>
-        <w:tc>
-          <w:tcPr>
-            <w:tcW w:type="dxa" w:w="3324"/>
-          </w:tcPr>
-          <w:p>
-            <w:pPr>
-              <w:spacing w:before="20" w:after="20"/>
-            </w:pPr>
-            <w:r>
-              <w:rPr>
-                <w:rFonts w:ascii="Aptos" w:hAnsi="Aptos"/>
-                <w:b w:val="0"/>
-                <w:i w:val="0"/>
-                <w:sz w:val="22"/>
-              </w:rPr>
-              <w:t>Wprowadzenie do pracy zespołowej i projektowej</w:t>
-            </w:r>
-          </w:p>
-        </w:tc>
-        <w:tc>
-          <w:tcPr>
-            <w:tcW w:type="dxa" w:w="3324"/>
-          </w:tcPr>
-          <w:p>
-            <w:pPr>
-              <w:spacing w:before="20" w:after="20"/>
-            </w:pPr>
-            <w:r>
-              <w:rPr>
-                <w:rFonts w:ascii="Aptos" w:hAnsi="Aptos"/>
-                <w:b w:val="0"/>
-                <w:i w:val="0"/>
-                <w:sz w:val="22"/>
-              </w:rPr>
-            </w:r>
-          </w:p>
-        </w:tc>
-      </w:tr>
-      <w:tr>
-        <w:tc>
-          <w:tcPr>
-            <w:tcW w:type="dxa" w:w="3324"/>
-          </w:tcPr>
-          <w:p>
-            <w:pPr>
-              <w:spacing w:before="20" w:after="20"/>
-            </w:pPr>
-            <w:r>
-              <w:rPr>
-                <w:rFonts w:ascii="Aptos" w:hAnsi="Aptos"/>
-                <w:b w:val="0"/>
-                <w:i w:val="0"/>
-                <w:sz w:val="22"/>
-              </w:rPr>
-              <w:t>19.</w:t>
-            </w:r>
-          </w:p>
-        </w:tc>
-        <w:tc>
-          <w:tcPr>
-            <w:tcW w:type="dxa" w:w="3324"/>
-          </w:tcPr>
-          <w:p>
-            <w:pPr>
-              <w:spacing w:before="20" w:after="20"/>
-            </w:pPr>
-            <w:r>
-              <w:rPr>
-                <w:rFonts w:ascii="Aptos" w:hAnsi="Aptos"/>
-                <w:b w:val="0"/>
-                <w:i w:val="0"/>
-                <w:sz w:val="22"/>
-              </w:rPr>
-              <w:t>Trening umiejętności pracy w zespole.</w:t>
-            </w:r>
-          </w:p>
-        </w:tc>
-        <w:tc>
-          <w:tcPr>
-            <w:tcW w:type="dxa" w:w="3324"/>
-          </w:tcPr>
-          <w:p>
-            <w:pPr>
-              <w:spacing w:before="20" w:after="20"/>
-            </w:pPr>
-            <w:r>
-              <w:rPr>
-                <w:rFonts w:ascii="Aptos" w:hAnsi="Aptos"/>
-                <w:b w:val="0"/>
-                <w:i w:val="0"/>
-                <w:sz w:val="22"/>
-              </w:rPr>
-            </w:r>
-          </w:p>
-        </w:tc>
-      </w:tr>
-      <w:tr>
-        <w:tc>
-          <w:tcPr>
-            <w:tcW w:type="dxa" w:w="3324"/>
-          </w:tcPr>
-          <w:p>
-            <w:pPr>
-              <w:spacing w:before="20" w:after="20"/>
-            </w:pPr>
-            <w:r>
-              <w:rPr>
-                <w:rFonts w:ascii="Aptos" w:hAnsi="Aptos"/>
-                <w:b w:val="0"/>
-                <w:i w:val="0"/>
-                <w:sz w:val="22"/>
-              </w:rPr>
-              <w:t>20.</w:t>
-            </w:r>
-          </w:p>
-        </w:tc>
-        <w:tc>
-          <w:tcPr>
-            <w:tcW w:type="dxa" w:w="3324"/>
-          </w:tcPr>
-          <w:p>
-            <w:pPr>
-              <w:spacing w:before="20" w:after="20"/>
-            </w:pPr>
-            <w:r>
-              <w:rPr>
-                <w:rFonts w:ascii="Aptos" w:hAnsi="Aptos"/>
-                <w:b w:val="0"/>
-                <w:i w:val="0"/>
-                <w:sz w:val="22"/>
-              </w:rPr>
-              <w:t>Organizowanie procesów i zarządzanie zasobami</w:t>
-            </w:r>
-          </w:p>
-        </w:tc>
-        <w:tc>
-          <w:tcPr>
-            <w:tcW w:type="dxa" w:w="3324"/>
-          </w:tcPr>
-          <w:p>
-            <w:pPr>
-              <w:spacing w:before="20" w:after="20"/>
-            </w:pPr>
-            <w:r>
-              <w:rPr>
-                <w:rFonts w:ascii="Aptos" w:hAnsi="Aptos"/>
-                <w:b w:val="0"/>
-                <w:i w:val="0"/>
-                <w:sz w:val="22"/>
-              </w:rPr>
-            </w:r>
-          </w:p>
-        </w:tc>
-      </w:tr>
-      <w:tr>
-        <w:tc>
-          <w:tcPr>
-            <w:tcW w:type="dxa" w:w="3324"/>
-          </w:tcPr>
-          <w:p>
-            <w:pPr>
-              <w:spacing w:before="20" w:after="20"/>
-            </w:pPr>
-            <w:r>
-              <w:rPr>
-                <w:rFonts w:ascii="Aptos" w:hAnsi="Aptos"/>
-                <w:b w:val="0"/>
-                <w:i w:val="0"/>
-                <w:sz w:val="22"/>
-              </w:rPr>
-              <w:t>21.</w:t>
-            </w:r>
-          </w:p>
-        </w:tc>
-        <w:tc>
-          <w:tcPr>
-            <w:tcW w:type="dxa" w:w="3324"/>
-          </w:tcPr>
-          <w:p>
-            <w:pPr>
-              <w:spacing w:before="20" w:after="20"/>
-            </w:pPr>
-            <w:r>
-              <w:rPr>
-                <w:rFonts w:ascii="Aptos" w:hAnsi="Aptos"/>
-                <w:b w:val="0"/>
-                <w:i w:val="0"/>
-                <w:sz w:val="22"/>
-              </w:rPr>
-              <w:t>Środowiska do komputerowego</w:t>
-            </w:r>
-          </w:p>
-        </w:tc>
-        <w:tc>
-          <w:tcPr>
-            <w:tcW w:type="dxa" w:w="3324"/>
-          </w:tcPr>
-          <w:p>
-            <w:pPr>
-              <w:spacing w:before="20" w:after="20"/>
-            </w:pPr>
-            <w:r>
-              <w:rPr>
-                <w:rFonts w:ascii="Aptos" w:hAnsi="Aptos"/>
-                <w:b w:val="0"/>
-                <w:i w:val="0"/>
-                <w:sz w:val="22"/>
-              </w:rPr>
-            </w:r>
-          </w:p>
-        </w:tc>
-      </w:tr>
-      <w:tr>
-        <w:tc>
-          <w:tcPr>
-            <w:tcW w:type="dxa" w:w="3324"/>
-          </w:tcPr>
-          <w:p>
-            <w:pPr>
-              <w:spacing w:before="20" w:after="20"/>
-            </w:pPr>
-            <w:r>
-              <w:rPr>
-                <w:rFonts w:ascii="Aptos" w:hAnsi="Aptos"/>
-                <w:b w:val="0"/>
-                <w:i w:val="0"/>
-                <w:sz w:val="22"/>
-              </w:rPr>
-              <w:t>22.</w:t>
-            </w:r>
-          </w:p>
-        </w:tc>
-        <w:tc>
-          <w:tcPr>
-            <w:tcW w:type="dxa" w:w="3324"/>
-          </w:tcPr>
-          <w:p>
-            <w:pPr>
-              <w:spacing w:before="20" w:after="20"/>
-            </w:pPr>
-            <w:r>
-              <w:rPr>
-                <w:rFonts w:ascii="Aptos" w:hAnsi="Aptos"/>
-                <w:b w:val="0"/>
-                <w:i w:val="0"/>
-                <w:sz w:val="22"/>
-              </w:rPr>
-              <w:t>wspomagania pracy projektowej i</w:t>
-            </w:r>
-          </w:p>
-        </w:tc>
-        <w:tc>
-          <w:tcPr>
-            <w:tcW w:type="dxa" w:w="3324"/>
-          </w:tcPr>
-          <w:p>
-            <w:pPr>
-              <w:spacing w:before="20" w:after="20"/>
-            </w:pPr>
-            <w:r>
-              <w:rPr>
-                <w:rFonts w:ascii="Aptos" w:hAnsi="Aptos"/>
-                <w:b w:val="0"/>
-                <w:i w:val="0"/>
-                <w:sz w:val="22"/>
-              </w:rPr>
-            </w:r>
-          </w:p>
-        </w:tc>
-      </w:tr>
-      <w:tr>
-        <w:tc>
-          <w:tcPr>
-            <w:tcW w:type="dxa" w:w="3324"/>
-          </w:tcPr>
-          <w:p>
-            <w:pPr>
-              <w:spacing w:before="20" w:after="20"/>
-            </w:pPr>
-            <w:r>
-              <w:rPr>
-                <w:rFonts w:ascii="Aptos" w:hAnsi="Aptos"/>
-                <w:b w:val="0"/>
-                <w:i w:val="0"/>
-                <w:sz w:val="22"/>
-              </w:rPr>
-              <w:t>23.</w:t>
-            </w:r>
-          </w:p>
-        </w:tc>
-        <w:tc>
-          <w:tcPr>
-            <w:tcW w:type="dxa" w:w="3324"/>
-          </w:tcPr>
-          <w:p>
-            <w:pPr>
-              <w:spacing w:before="20" w:after="20"/>
-            </w:pPr>
-            <w:r>
-              <w:rPr>
-                <w:rFonts w:ascii="Aptos" w:hAnsi="Aptos"/>
-                <w:b w:val="0"/>
-                <w:i w:val="0"/>
-                <w:sz w:val="22"/>
-              </w:rPr>
-              <w:t>zespołowej</w:t>
-            </w:r>
-          </w:p>
-        </w:tc>
-        <w:tc>
-          <w:tcPr>
-            <w:tcW w:type="dxa" w:w="3324"/>
-          </w:tcPr>
-          <w:p>
-            <w:pPr>
-              <w:spacing w:before="20" w:after="20"/>
-            </w:pPr>
-            <w:r>
-              <w:rPr>
-                <w:rFonts w:ascii="Aptos" w:hAnsi="Aptos"/>
-                <w:b w:val="0"/>
-                <w:i w:val="0"/>
-                <w:sz w:val="22"/>
-              </w:rPr>
-            </w:r>
-          </w:p>
-        </w:tc>
-      </w:tr>
-      <w:tr>
-        <w:tc>
-          <w:tcPr>
-            <w:tcW w:type="dxa" w:w="3324"/>
-          </w:tcPr>
-          <w:p>
-            <w:pPr>
-              <w:spacing w:before="20" w:after="20"/>
-            </w:pPr>
-            <w:r>
-              <w:rPr>
-                <w:rFonts w:ascii="Aptos" w:hAnsi="Aptos"/>
-                <w:b w:val="0"/>
-                <w:i w:val="0"/>
-                <w:sz w:val="22"/>
-              </w:rPr>
-              <w:t>24.</w:t>
-            </w:r>
-          </w:p>
-        </w:tc>
-        <w:tc>
-          <w:tcPr>
-            <w:tcW w:type="dxa" w:w="3324"/>
-          </w:tcPr>
-          <w:p>
-            <w:pPr>
-              <w:spacing w:before="20" w:after="20"/>
-            </w:pPr>
-            <w:r>
-              <w:rPr>
-                <w:rFonts w:ascii="Aptos" w:hAnsi="Aptos"/>
-                <w:b w:val="0"/>
-                <w:i w:val="0"/>
-                <w:sz w:val="22"/>
-              </w:rPr>
-              <w:t>Kontrolowanie, doskonalenie i zarządzanie jakością</w:t>
-            </w:r>
-          </w:p>
-        </w:tc>
-        <w:tc>
-          <w:tcPr>
-            <w:tcW w:type="dxa" w:w="3324"/>
-          </w:tcPr>
-          <w:p>
-            <w:pPr>
-              <w:spacing w:before="20" w:after="20"/>
-            </w:pPr>
-            <w:r>
-              <w:rPr>
-                <w:rFonts w:ascii="Aptos" w:hAnsi="Aptos"/>
-                <w:b w:val="0"/>
-                <w:i w:val="0"/>
-                <w:sz w:val="22"/>
-              </w:rPr>
-            </w:r>
-          </w:p>
-        </w:tc>
-      </w:tr>
-      <w:tr>
-        <w:tc>
-          <w:tcPr>
-            <w:tcW w:type="dxa" w:w="3324"/>
-          </w:tcPr>
-          <w:p>
-            <w:pPr>
-              <w:spacing w:before="20" w:after="20"/>
-            </w:pPr>
-            <w:r>
-              <w:rPr>
-                <w:rFonts w:ascii="Aptos" w:hAnsi="Aptos"/>
-                <w:b w:val="0"/>
-                <w:i w:val="0"/>
-                <w:sz w:val="22"/>
-              </w:rPr>
-              <w:t>25.</w:t>
-            </w:r>
-          </w:p>
-        </w:tc>
-        <w:tc>
-          <w:tcPr>
-            <w:tcW w:type="dxa" w:w="3324"/>
-          </w:tcPr>
-          <w:p>
-            <w:pPr>
-              <w:spacing w:before="20" w:after="20"/>
-            </w:pPr>
-            <w:r>
-              <w:rPr>
-                <w:rFonts w:ascii="Aptos" w:hAnsi="Aptos"/>
-                <w:b w:val="0"/>
-                <w:i w:val="0"/>
-                <w:sz w:val="22"/>
-              </w:rPr>
-              <w:t>Identyfikacja potrzeb; wprowadzenie do analizy badań zastanych i jakościowych – wywiad,</w:t>
-            </w:r>
-          </w:p>
-        </w:tc>
-        <w:tc>
-          <w:tcPr>
-            <w:tcW w:type="dxa" w:w="3324"/>
-          </w:tcPr>
-          <w:p>
-            <w:pPr>
-              <w:spacing w:before="20" w:after="20"/>
-            </w:pPr>
-            <w:r>
-              <w:rPr>
-                <w:rFonts w:ascii="Aptos" w:hAnsi="Aptos"/>
-                <w:b w:val="0"/>
-                <w:i w:val="0"/>
-                <w:sz w:val="22"/>
-              </w:rPr>
-            </w:r>
-          </w:p>
-        </w:tc>
-      </w:tr>
-      <w:tr>
-        <w:tc>
-          <w:tcPr>
-            <w:tcW w:type="dxa" w:w="3324"/>
-          </w:tcPr>
-          <w:p>
-            <w:pPr>
-              <w:spacing w:before="20" w:after="20"/>
-            </w:pPr>
-            <w:r>
-              <w:rPr>
-                <w:rFonts w:ascii="Aptos" w:hAnsi="Aptos"/>
-                <w:b w:val="0"/>
-                <w:i w:val="0"/>
-                <w:sz w:val="22"/>
-              </w:rPr>
-              <w:t>26.</w:t>
-            </w:r>
-          </w:p>
-        </w:tc>
-        <w:tc>
-          <w:tcPr>
-            <w:tcW w:type="dxa" w:w="3324"/>
-          </w:tcPr>
-          <w:p>
-            <w:pPr>
-              <w:spacing w:before="20" w:after="20"/>
-            </w:pPr>
-            <w:r>
-              <w:rPr>
-                <w:rFonts w:ascii="Aptos" w:hAnsi="Aptos"/>
-                <w:b w:val="0"/>
-                <w:i w:val="0"/>
-                <w:sz w:val="22"/>
-              </w:rPr>
-              <w:t>obserwacja uczestnicząca, netnografia; mapa empatii, Persony</w:t>
-            </w:r>
-          </w:p>
-        </w:tc>
-        <w:tc>
-          <w:tcPr>
-            <w:tcW w:type="dxa" w:w="3324"/>
-          </w:tcPr>
-          <w:p>
-            <w:pPr>
-              <w:spacing w:before="20" w:after="20"/>
-            </w:pPr>
-            <w:r>
-              <w:rPr>
-                <w:rFonts w:ascii="Aptos" w:hAnsi="Aptos"/>
-                <w:b w:val="0"/>
-                <w:i w:val="0"/>
-                <w:sz w:val="22"/>
-              </w:rPr>
-            </w:r>
-          </w:p>
-        </w:tc>
-      </w:tr>
-      <w:tr>
-        <w:tc>
-          <w:tcPr>
-            <w:tcW w:type="dxa" w:w="3324"/>
-          </w:tcPr>
-          <w:p>
-            <w:pPr>
-              <w:spacing w:before="20" w:after="20"/>
-            </w:pPr>
-            <w:r>
-              <w:rPr>
-                <w:rFonts w:ascii="Aptos" w:hAnsi="Aptos"/>
-                <w:b w:val="0"/>
-                <w:i w:val="0"/>
-                <w:sz w:val="22"/>
-              </w:rPr>
-              <w:t>27.</w:t>
-            </w:r>
-          </w:p>
-        </w:tc>
-        <w:tc>
-          <w:tcPr>
-            <w:tcW w:type="dxa" w:w="3324"/>
-          </w:tcPr>
-          <w:p>
-            <w:pPr>
-              <w:spacing w:before="20" w:after="20"/>
-            </w:pPr>
-            <w:r>
-              <w:rPr>
-                <w:rFonts w:ascii="Aptos" w:hAnsi="Aptos"/>
-                <w:b w:val="0"/>
-                <w:i w:val="0"/>
-                <w:sz w:val="22"/>
-              </w:rPr>
-              <w:t>Mała firma – cykl rozwojowy i czynniki sukcesu</w:t>
-            </w:r>
-          </w:p>
-        </w:tc>
-        <w:tc>
-          <w:tcPr>
-            <w:tcW w:type="dxa" w:w="3324"/>
-          </w:tcPr>
-          <w:p>
-            <w:pPr>
-              <w:spacing w:before="20" w:after="20"/>
-            </w:pPr>
-            <w:r>
-              <w:rPr>
-                <w:rFonts w:ascii="Aptos" w:hAnsi="Aptos"/>
-                <w:b w:val="0"/>
-                <w:i w:val="0"/>
-                <w:sz w:val="22"/>
-              </w:rPr>
-            </w:r>
-          </w:p>
-        </w:tc>
-      </w:tr>
-      <w:tr>
-        <w:tc>
-          <w:tcPr>
-            <w:tcW w:type="dxa" w:w="3324"/>
-          </w:tcPr>
-          <w:p>
-            <w:pPr>
-              <w:spacing w:before="20" w:after="20"/>
-            </w:pPr>
-            <w:r>
-              <w:rPr>
-                <w:rFonts w:ascii="Aptos" w:hAnsi="Aptos"/>
-                <w:b w:val="0"/>
-                <w:i w:val="0"/>
-                <w:sz w:val="22"/>
-              </w:rPr>
-              <w:t>28.</w:t>
-            </w:r>
-          </w:p>
-        </w:tc>
-        <w:tc>
-          <w:tcPr>
-            <w:tcW w:type="dxa" w:w="3324"/>
-          </w:tcPr>
-          <w:p>
-            <w:pPr>
-              <w:spacing w:before="20" w:after="20"/>
-            </w:pPr>
-            <w:r>
-              <w:rPr>
-                <w:rFonts w:ascii="Aptos" w:hAnsi="Aptos"/>
-                <w:b w:val="0"/>
-                <w:i w:val="0"/>
-                <w:sz w:val="22"/>
-              </w:rPr>
-              <w:t>Diagnoza problemu:</w:t>
-            </w:r>
-          </w:p>
-        </w:tc>
-        <w:tc>
-          <w:tcPr>
-            <w:tcW w:type="dxa" w:w="3324"/>
-          </w:tcPr>
-          <w:p>
-            <w:pPr>
-              <w:spacing w:before="20" w:after="20"/>
-            </w:pPr>
-            <w:r>
-              <w:rPr>
-                <w:rFonts w:ascii="Aptos" w:hAnsi="Aptos"/>
-                <w:b w:val="0"/>
-                <w:i w:val="0"/>
-                <w:sz w:val="22"/>
-              </w:rPr>
-            </w:r>
-          </w:p>
-        </w:tc>
-      </w:tr>
-      <w:tr>
-        <w:tc>
-          <w:tcPr>
-            <w:tcW w:type="dxa" w:w="3324"/>
-          </w:tcPr>
-          <w:p>
-            <w:pPr>
-              <w:spacing w:before="20" w:after="20"/>
-            </w:pPr>
-            <w:r>
-              <w:rPr>
-                <w:rFonts w:ascii="Aptos" w:hAnsi="Aptos"/>
-                <w:b w:val="0"/>
-                <w:i w:val="0"/>
-                <w:sz w:val="22"/>
-              </w:rPr>
-              <w:t>29.</w:t>
-            </w:r>
-          </w:p>
-        </w:tc>
-        <w:tc>
-          <w:tcPr>
-            <w:tcW w:type="dxa" w:w="3324"/>
-          </w:tcPr>
-          <w:p>
-            <w:pPr>
-              <w:spacing w:before="20" w:after="20"/>
-            </w:pPr>
-            <w:r>
-              <w:rPr>
-                <w:rFonts w:ascii="Aptos" w:hAnsi="Aptos"/>
-                <w:b w:val="0"/>
-                <w:i w:val="0"/>
-                <w:sz w:val="22"/>
-              </w:rPr>
-              <w:t>Metoda 5 x dlaczego</w:t>
-            </w:r>
-          </w:p>
-        </w:tc>
-        <w:tc>
-          <w:tcPr>
-            <w:tcW w:type="dxa" w:w="3324"/>
-          </w:tcPr>
-          <w:p>
-            <w:pPr>
-              <w:spacing w:before="20" w:after="20"/>
-            </w:pPr>
-            <w:r>
-              <w:rPr>
-                <w:rFonts w:ascii="Aptos" w:hAnsi="Aptos"/>
-                <w:b w:val="0"/>
-                <w:i w:val="0"/>
-                <w:sz w:val="22"/>
-              </w:rPr>
-            </w:r>
-          </w:p>
-        </w:tc>
-      </w:tr>
-      <w:tr>
-        <w:tc>
-          <w:tcPr>
-            <w:tcW w:type="dxa" w:w="3324"/>
-          </w:tcPr>
-          <w:p>
-            <w:pPr>
-              <w:spacing w:before="20" w:after="20"/>
-            </w:pPr>
-            <w:r>
-              <w:rPr>
-                <w:rFonts w:ascii="Aptos" w:hAnsi="Aptos"/>
-                <w:b w:val="0"/>
-                <w:i w:val="0"/>
-                <w:sz w:val="22"/>
-              </w:rPr>
-              <w:t>30.</w:t>
-            </w:r>
-          </w:p>
-        </w:tc>
-        <w:tc>
-          <w:tcPr>
-            <w:tcW w:type="dxa" w:w="3324"/>
-          </w:tcPr>
-          <w:p>
-            <w:pPr>
-              <w:spacing w:before="20" w:after="20"/>
-            </w:pPr>
-            <w:r>
-              <w:rPr>
-                <w:rFonts w:ascii="Aptos" w:hAnsi="Aptos"/>
-                <w:b w:val="0"/>
-                <w:i w:val="0"/>
-                <w:sz w:val="22"/>
-              </w:rPr>
-              <w:t>Metoda Pareto-Lorenza i Diagram</w:t>
-            </w:r>
-          </w:p>
-        </w:tc>
-        <w:tc>
-          <w:tcPr>
-            <w:tcW w:type="dxa" w:w="3324"/>
-          </w:tcPr>
-          <w:p>
-            <w:pPr>
-              <w:spacing w:before="20" w:after="20"/>
-            </w:pPr>
-            <w:r>
-              <w:rPr>
-                <w:rFonts w:ascii="Aptos" w:hAnsi="Aptos"/>
-                <w:b w:val="0"/>
-                <w:i w:val="0"/>
-                <w:sz w:val="22"/>
-              </w:rPr>
-            </w:r>
-          </w:p>
-        </w:tc>
-      </w:tr>
-      <w:tr>
-        <w:tc>
-          <w:tcPr>
-            <w:tcW w:type="dxa" w:w="3324"/>
-          </w:tcPr>
-          <w:p>
-            <w:pPr>
-              <w:spacing w:before="20" w:after="20"/>
-            </w:pPr>
-            <w:r>
-              <w:rPr>
-                <w:rFonts w:ascii="Aptos" w:hAnsi="Aptos"/>
-                <w:b w:val="0"/>
-                <w:i w:val="0"/>
-                <w:sz w:val="22"/>
-              </w:rPr>
-              <w:t>31.</w:t>
-            </w:r>
-          </w:p>
-        </w:tc>
-        <w:tc>
-          <w:tcPr>
-            <w:tcW w:type="dxa" w:w="3324"/>
-          </w:tcPr>
-          <w:p>
-            <w:pPr>
-              <w:spacing w:before="20" w:after="20"/>
-            </w:pPr>
-            <w:r>
-              <w:rPr>
-                <w:rFonts w:ascii="Aptos" w:hAnsi="Aptos"/>
-                <w:b w:val="0"/>
-                <w:i w:val="0"/>
-                <w:sz w:val="22"/>
-              </w:rPr>
-              <w:t>Ishikawy</w:t>
-            </w:r>
-          </w:p>
-        </w:tc>
-        <w:tc>
-          <w:tcPr>
-            <w:tcW w:type="dxa" w:w="3324"/>
-          </w:tcPr>
-          <w:p>
-            <w:pPr>
-              <w:spacing w:before="20" w:after="20"/>
-            </w:pPr>
-            <w:r>
-              <w:rPr>
-                <w:rFonts w:ascii="Aptos" w:hAnsi="Aptos"/>
-                <w:b w:val="0"/>
-                <w:i w:val="0"/>
-                <w:sz w:val="22"/>
-              </w:rPr>
-            </w:r>
-          </w:p>
-        </w:tc>
-      </w:tr>
-      <w:tr>
-        <w:tc>
-          <w:tcPr>
-            <w:tcW w:type="dxa" w:w="3324"/>
-          </w:tcPr>
-          <w:p>
-            <w:pPr>
-              <w:spacing w:before="20" w:after="20"/>
-            </w:pPr>
-            <w:r>
-              <w:rPr>
-                <w:rFonts w:ascii="Aptos" w:hAnsi="Aptos"/>
-                <w:b w:val="0"/>
-                <w:i w:val="0"/>
-                <w:sz w:val="22"/>
-              </w:rPr>
-              <w:t>32.</w:t>
-            </w:r>
-          </w:p>
-        </w:tc>
-        <w:tc>
-          <w:tcPr>
-            <w:tcW w:type="dxa" w:w="3324"/>
-          </w:tcPr>
-          <w:p>
-            <w:pPr>
-              <w:spacing w:before="20" w:after="20"/>
-            </w:pPr>
-            <w:r>
-              <w:rPr>
-                <w:rFonts w:ascii="Aptos" w:hAnsi="Aptos"/>
-                <w:b w:val="0"/>
-                <w:i w:val="0"/>
-                <w:sz w:val="22"/>
-              </w:rPr>
-              <w:t>Rysowanie odręczne</w:t>
-            </w:r>
-          </w:p>
-        </w:tc>
-        <w:tc>
-          <w:tcPr>
-            <w:tcW w:type="dxa" w:w="3324"/>
-          </w:tcPr>
-          <w:p>
-            <w:pPr>
-              <w:spacing w:before="20" w:after="20"/>
-            </w:pPr>
-            <w:r>
-              <w:rPr>
-                <w:rFonts w:ascii="Aptos" w:hAnsi="Aptos"/>
-                <w:b w:val="0"/>
-                <w:i w:val="0"/>
-                <w:sz w:val="22"/>
-              </w:rPr>
-            </w:r>
-          </w:p>
-        </w:tc>
-      </w:tr>
-      <w:tr>
-        <w:tc>
-          <w:tcPr>
-            <w:tcW w:type="dxa" w:w="3324"/>
-          </w:tcPr>
-          <w:p>
-            <w:pPr>
-              <w:spacing w:before="20" w:after="20"/>
-            </w:pPr>
-            <w:r>
-              <w:rPr>
-                <w:rFonts w:ascii="Aptos" w:hAnsi="Aptos"/>
-                <w:b w:val="0"/>
-                <w:i w:val="0"/>
-                <w:sz w:val="22"/>
-              </w:rPr>
-              <w:t>33.</w:t>
-            </w:r>
-          </w:p>
-        </w:tc>
-        <w:tc>
-          <w:tcPr>
-            <w:tcW w:type="dxa" w:w="3324"/>
-          </w:tcPr>
-          <w:p>
-            <w:pPr>
-              <w:spacing w:before="20" w:after="20"/>
-            </w:pPr>
-            <w:r>
-              <w:rPr>
-                <w:rFonts w:ascii="Aptos" w:hAnsi="Aptos"/>
-                <w:b w:val="0"/>
-                <w:i w:val="0"/>
-                <w:sz w:val="22"/>
-              </w:rPr>
-              <w:t>Zarządzanie personelem i motywowanie</w:t>
-            </w:r>
-          </w:p>
-        </w:tc>
-        <w:tc>
-          <w:tcPr>
-            <w:tcW w:type="dxa" w:w="3324"/>
-          </w:tcPr>
-          <w:p>
-            <w:pPr>
-              <w:spacing w:before="20" w:after="20"/>
-            </w:pPr>
-            <w:r>
-              <w:rPr>
-                <w:rFonts w:ascii="Aptos" w:hAnsi="Aptos"/>
-                <w:b w:val="0"/>
-                <w:i w:val="0"/>
-                <w:sz w:val="22"/>
-              </w:rPr>
-            </w:r>
-          </w:p>
-        </w:tc>
-      </w:tr>
-      <w:tr>
-        <w:tc>
-          <w:tcPr>
-            <w:tcW w:type="dxa" w:w="3324"/>
-          </w:tcPr>
-          <w:p>
-            <w:pPr>
-              <w:spacing w:before="20" w:after="20"/>
-            </w:pPr>
-            <w:r>
-              <w:rPr>
-                <w:rFonts w:ascii="Aptos" w:hAnsi="Aptos"/>
-                <w:b w:val="0"/>
-                <w:i w:val="0"/>
-                <w:sz w:val="22"/>
-              </w:rPr>
-              <w:t>34.</w:t>
-            </w:r>
-          </w:p>
-        </w:tc>
-        <w:tc>
-          <w:tcPr>
-            <w:tcW w:type="dxa" w:w="3324"/>
-          </w:tcPr>
-          <w:p>
-            <w:pPr>
-              <w:spacing w:before="20" w:after="20"/>
-            </w:pPr>
-            <w:r>
-              <w:rPr>
-                <w:rFonts w:ascii="Aptos" w:hAnsi="Aptos"/>
-                <w:b w:val="0"/>
-                <w:i w:val="0"/>
-                <w:sz w:val="22"/>
-              </w:rPr>
-              <w:t>Metoda Kano</w:t>
-            </w:r>
-          </w:p>
-        </w:tc>
-        <w:tc>
-          <w:tcPr>
-            <w:tcW w:type="dxa" w:w="3324"/>
-          </w:tcPr>
-          <w:p>
-            <w:pPr>
-              <w:spacing w:before="20" w:after="20"/>
-            </w:pPr>
-            <w:r>
-              <w:rPr>
-                <w:rFonts w:ascii="Aptos" w:hAnsi="Aptos"/>
-                <w:b w:val="0"/>
-                <w:i w:val="0"/>
-                <w:sz w:val="22"/>
-              </w:rPr>
-            </w:r>
-          </w:p>
-        </w:tc>
-      </w:tr>
-      <w:tr>
-        <w:tc>
-          <w:tcPr>
-            <w:tcW w:type="dxa" w:w="3324"/>
-          </w:tcPr>
-          <w:p>
-            <w:pPr>
-              <w:spacing w:before="20" w:after="20"/>
-            </w:pPr>
-            <w:r>
-              <w:rPr>
-                <w:rFonts w:ascii="Aptos" w:hAnsi="Aptos"/>
-                <w:b w:val="0"/>
-                <w:i w:val="0"/>
-                <w:sz w:val="22"/>
-              </w:rPr>
-              <w:t>35.</w:t>
-            </w:r>
-          </w:p>
-        </w:tc>
-        <w:tc>
-          <w:tcPr>
-            <w:tcW w:type="dxa" w:w="3324"/>
-          </w:tcPr>
-          <w:p>
-            <w:pPr>
-              <w:spacing w:before="20" w:after="20"/>
-            </w:pPr>
-            <w:r>
-              <w:rPr>
-                <w:rFonts w:ascii="Aptos" w:hAnsi="Aptos"/>
-                <w:b w:val="0"/>
-                <w:i w:val="0"/>
-                <w:sz w:val="22"/>
-              </w:rPr>
-              <w:t>Wybrane techniki oceny wariantów i wspomagania</w:t>
-            </w:r>
-          </w:p>
-        </w:tc>
-        <w:tc>
-          <w:tcPr>
-            <w:tcW w:type="dxa" w:w="3324"/>
-          </w:tcPr>
-          <w:p>
-            <w:pPr>
-              <w:spacing w:before="20" w:after="20"/>
-            </w:pPr>
-            <w:r>
-              <w:rPr>
-                <w:rFonts w:ascii="Aptos" w:hAnsi="Aptos"/>
-                <w:b w:val="0"/>
-                <w:i w:val="0"/>
-                <w:sz w:val="22"/>
-              </w:rPr>
-            </w:r>
-          </w:p>
-        </w:tc>
-      </w:tr>
-      <w:tr>
-        <w:tc>
-          <w:tcPr>
-            <w:tcW w:type="dxa" w:w="3324"/>
-          </w:tcPr>
-          <w:p>
-            <w:pPr>
-              <w:spacing w:before="20" w:after="20"/>
-            </w:pPr>
-            <w:r>
-              <w:rPr>
-                <w:rFonts w:ascii="Aptos" w:hAnsi="Aptos"/>
-                <w:b w:val="0"/>
-                <w:i w:val="0"/>
-                <w:sz w:val="22"/>
-              </w:rPr>
-              <w:t>36.</w:t>
-            </w:r>
-          </w:p>
-        </w:tc>
-        <w:tc>
-          <w:tcPr>
-            <w:tcW w:type="dxa" w:w="3324"/>
-          </w:tcPr>
-          <w:p>
-            <w:pPr>
-              <w:spacing w:before="20" w:after="20"/>
-            </w:pPr>
-            <w:r>
-              <w:rPr>
-                <w:rFonts w:ascii="Aptos" w:hAnsi="Aptos"/>
-                <w:b w:val="0"/>
-                <w:i w:val="0"/>
-                <w:sz w:val="22"/>
-              </w:rPr>
-              <w:t>decyzji</w:t>
-            </w:r>
-          </w:p>
-        </w:tc>
-        <w:tc>
-          <w:tcPr>
-            <w:tcW w:type="dxa" w:w="3324"/>
-          </w:tcPr>
-          <w:p>
-            <w:pPr>
-              <w:spacing w:before="20" w:after="20"/>
-            </w:pPr>
-            <w:r>
-              <w:rPr>
-                <w:rFonts w:ascii="Aptos" w:hAnsi="Aptos"/>
-                <w:b w:val="0"/>
-                <w:i w:val="0"/>
-                <w:sz w:val="22"/>
-              </w:rPr>
-            </w:r>
-          </w:p>
-        </w:tc>
-      </w:tr>
-      <w:tr>
-        <w:tc>
-          <w:tcPr>
-            <w:tcW w:type="dxa" w:w="3324"/>
-          </w:tcPr>
-          <w:p>
-            <w:pPr>
-              <w:spacing w:before="20" w:after="20"/>
-            </w:pPr>
-            <w:r>
-              <w:rPr>
-                <w:rFonts w:ascii="Aptos" w:hAnsi="Aptos"/>
-                <w:b w:val="0"/>
-                <w:i w:val="0"/>
-                <w:sz w:val="22"/>
-              </w:rPr>
-              <w:t>37.</w:t>
-            </w:r>
-          </w:p>
-        </w:tc>
-        <w:tc>
-          <w:tcPr>
-            <w:tcW w:type="dxa" w:w="3324"/>
-          </w:tcPr>
-          <w:p>
-            <w:pPr>
-              <w:spacing w:before="20" w:after="20"/>
-            </w:pPr>
-            <w:r>
-              <w:rPr>
-                <w:rFonts w:ascii="Aptos" w:hAnsi="Aptos"/>
-                <w:b w:val="0"/>
-                <w:i w:val="0"/>
-                <w:sz w:val="22"/>
-              </w:rPr>
-              <w:t>Indywidualne generowanie pomysłów do problemu (mindmapping, analiza</w:t>
-            </w:r>
-          </w:p>
-        </w:tc>
-        <w:tc>
-          <w:tcPr>
-            <w:tcW w:type="dxa" w:w="3324"/>
-          </w:tcPr>
-          <w:p>
-            <w:pPr>
-              <w:spacing w:before="20" w:after="20"/>
-            </w:pPr>
-            <w:r>
-              <w:rPr>
-                <w:rFonts w:ascii="Aptos" w:hAnsi="Aptos"/>
-                <w:b w:val="0"/>
-                <w:i w:val="0"/>
-                <w:sz w:val="22"/>
-              </w:rPr>
-            </w:r>
-          </w:p>
-        </w:tc>
-      </w:tr>
-      <w:tr>
-        <w:tc>
-          <w:tcPr>
-            <w:tcW w:type="dxa" w:w="3324"/>
-          </w:tcPr>
-          <w:p>
-            <w:pPr>
-              <w:spacing w:before="20" w:after="20"/>
-            </w:pPr>
-            <w:r>
-              <w:rPr>
-                <w:rFonts w:ascii="Aptos" w:hAnsi="Aptos"/>
-                <w:b w:val="0"/>
-                <w:i w:val="0"/>
-                <w:sz w:val="22"/>
-              </w:rPr>
-              <w:t>38.</w:t>
-            </w:r>
-          </w:p>
-        </w:tc>
-        <w:tc>
-          <w:tcPr>
-            <w:tcW w:type="dxa" w:w="3324"/>
-          </w:tcPr>
-          <w:p>
-            <w:pPr>
-              <w:spacing w:before="20" w:after="20"/>
-            </w:pPr>
-            <w:r>
-              <w:rPr>
-                <w:rFonts w:ascii="Aptos" w:hAnsi="Aptos"/>
-                <w:b w:val="0"/>
-                <w:i w:val="0"/>
-                <w:sz w:val="22"/>
-              </w:rPr>
-              <w:t>morfologiczna)</w:t>
-            </w:r>
-          </w:p>
-        </w:tc>
-        <w:tc>
-          <w:tcPr>
-            <w:tcW w:type="dxa" w:w="3324"/>
-          </w:tcPr>
-          <w:p>
-            <w:pPr>
-              <w:spacing w:before="20" w:after="20"/>
-            </w:pPr>
-            <w:r>
-              <w:rPr>
-                <w:rFonts w:ascii="Aptos" w:hAnsi="Aptos"/>
-                <w:b w:val="0"/>
-                <w:i w:val="0"/>
-                <w:sz w:val="22"/>
-              </w:rPr>
-            </w:r>
-          </w:p>
-        </w:tc>
-      </w:tr>
-      <w:tr>
-        <w:tc>
-          <w:tcPr>
-            <w:tcW w:type="dxa" w:w="3324"/>
-          </w:tcPr>
-          <w:p>
-            <w:pPr>
-              <w:spacing w:before="20" w:after="20"/>
-            </w:pPr>
-            <w:r>
-              <w:rPr>
-                <w:rFonts w:ascii="Aptos" w:hAnsi="Aptos"/>
-                <w:b w:val="0"/>
-                <w:i w:val="0"/>
-                <w:sz w:val="22"/>
-              </w:rPr>
-              <w:t>39.</w:t>
-            </w:r>
-          </w:p>
-        </w:tc>
-        <w:tc>
-          <w:tcPr>
-            <w:tcW w:type="dxa" w:w="3324"/>
-          </w:tcPr>
-          <w:p>
-            <w:pPr>
-              <w:spacing w:before="20" w:after="20"/>
-            </w:pPr>
-            <w:r>
-              <w:rPr>
-                <w:rFonts w:ascii="Aptos" w:hAnsi="Aptos"/>
-                <w:b w:val="0"/>
-                <w:i w:val="0"/>
-                <w:sz w:val="22"/>
-              </w:rPr>
-              <w:t>Generowanie pomysłów: burza mózgów,</w:t>
-            </w:r>
-          </w:p>
-        </w:tc>
-        <w:tc>
-          <w:tcPr>
-            <w:tcW w:type="dxa" w:w="3324"/>
-          </w:tcPr>
-          <w:p>
-            <w:pPr>
-              <w:spacing w:before="20" w:after="20"/>
-            </w:pPr>
-            <w:r>
-              <w:rPr>
-                <w:rFonts w:ascii="Aptos" w:hAnsi="Aptos"/>
-                <w:b w:val="0"/>
-                <w:i w:val="0"/>
-                <w:sz w:val="22"/>
-              </w:rPr>
-            </w:r>
-          </w:p>
-        </w:tc>
-      </w:tr>
-      <w:tr>
-        <w:tc>
-          <w:tcPr>
-            <w:tcW w:type="dxa" w:w="3324"/>
-          </w:tcPr>
-          <w:p>
-            <w:pPr>
-              <w:spacing w:before="20" w:after="20"/>
-            </w:pPr>
-            <w:r>
-              <w:rPr>
-                <w:rFonts w:ascii="Aptos" w:hAnsi="Aptos"/>
-                <w:b w:val="0"/>
-                <w:i w:val="0"/>
-                <w:sz w:val="22"/>
-              </w:rPr>
-              <w:t>40.</w:t>
-            </w:r>
-          </w:p>
-        </w:tc>
-        <w:tc>
-          <w:tcPr>
-            <w:tcW w:type="dxa" w:w="3324"/>
-          </w:tcPr>
-          <w:p>
-            <w:pPr>
-              <w:spacing w:before="20" w:after="20"/>
-            </w:pPr>
-            <w:r>
-              <w:rPr>
-                <w:rFonts w:ascii="Aptos" w:hAnsi="Aptos"/>
-                <w:b w:val="0"/>
-                <w:i w:val="0"/>
-                <w:sz w:val="22"/>
-              </w:rPr>
-              <w:t>MindMapping, deBono</w:t>
-            </w:r>
-          </w:p>
-        </w:tc>
-        <w:tc>
-          <w:tcPr>
-            <w:tcW w:type="dxa" w:w="3324"/>
-          </w:tcPr>
-          <w:p>
-            <w:pPr>
-              <w:spacing w:before="20" w:after="20"/>
-            </w:pPr>
-            <w:r>
-              <w:rPr>
-                <w:rFonts w:ascii="Aptos" w:hAnsi="Aptos"/>
-                <w:b w:val="0"/>
-                <w:i w:val="0"/>
-                <w:sz w:val="22"/>
-              </w:rPr>
-            </w:r>
-          </w:p>
-        </w:tc>
-      </w:tr>
-      <w:tr>
-        <w:tc>
-          <w:tcPr>
-            <w:tcW w:type="dxa" w:w="3324"/>
-          </w:tcPr>
-          <w:p>
-            <w:pPr>
-              <w:spacing w:before="20" w:after="20"/>
-            </w:pPr>
-            <w:r>
-              <w:rPr>
-                <w:rFonts w:ascii="Aptos" w:hAnsi="Aptos"/>
-                <w:b w:val="0"/>
-                <w:i w:val="0"/>
-                <w:sz w:val="22"/>
-              </w:rPr>
-              <w:t>41.</w:t>
-            </w:r>
-          </w:p>
-        </w:tc>
-        <w:tc>
-          <w:tcPr>
-            <w:tcW w:type="dxa" w:w="3324"/>
-          </w:tcPr>
-          <w:p>
-            <w:pPr>
-              <w:spacing w:before="20" w:after="20"/>
-            </w:pPr>
-            <w:r>
-              <w:rPr>
-                <w:rFonts w:ascii="Aptos" w:hAnsi="Aptos"/>
-                <w:b w:val="0"/>
-                <w:i w:val="0"/>
-                <w:sz w:val="22"/>
-              </w:rPr>
-              <w:t>Zespołowe generowanie pomysłów:</w:t>
-            </w:r>
-          </w:p>
-        </w:tc>
-        <w:tc>
-          <w:tcPr>
-            <w:tcW w:type="dxa" w:w="3324"/>
-          </w:tcPr>
-          <w:p>
-            <w:pPr>
-              <w:spacing w:before="20" w:after="20"/>
-            </w:pPr>
-            <w:r>
-              <w:rPr>
-                <w:rFonts w:ascii="Aptos" w:hAnsi="Aptos"/>
-                <w:b w:val="0"/>
-                <w:i w:val="0"/>
-                <w:sz w:val="22"/>
-              </w:rPr>
-            </w:r>
-          </w:p>
-        </w:tc>
-      </w:tr>
-      <w:tr>
-        <w:tc>
-          <w:tcPr>
-            <w:tcW w:type="dxa" w:w="3324"/>
-          </w:tcPr>
-          <w:p>
-            <w:pPr>
-              <w:spacing w:before="20" w:after="20"/>
-            </w:pPr>
-            <w:r>
-              <w:rPr>
-                <w:rFonts w:ascii="Aptos" w:hAnsi="Aptos"/>
-                <w:b w:val="0"/>
-                <w:i w:val="0"/>
-                <w:sz w:val="22"/>
-              </w:rPr>
-              <w:t>42.</w:t>
-            </w:r>
-          </w:p>
-        </w:tc>
-        <w:tc>
-          <w:tcPr>
-            <w:tcW w:type="dxa" w:w="3324"/>
-          </w:tcPr>
-          <w:p>
-            <w:pPr>
-              <w:spacing w:before="20" w:after="20"/>
-            </w:pPr>
-            <w:r>
-              <w:rPr>
-                <w:rFonts w:ascii="Aptos" w:hAnsi="Aptos"/>
-                <w:b w:val="0"/>
-                <w:i w:val="0"/>
-                <w:sz w:val="22"/>
-              </w:rPr>
-              <w:t>burza mózgów i metoda 6 kapeluszy</w:t>
-            </w:r>
-          </w:p>
-        </w:tc>
-        <w:tc>
-          <w:tcPr>
-            <w:tcW w:type="dxa" w:w="3324"/>
-          </w:tcPr>
-          <w:p>
-            <w:pPr>
-              <w:spacing w:before="20" w:after="20"/>
-            </w:pPr>
-            <w:r>
-              <w:rPr>
-                <w:rFonts w:ascii="Aptos" w:hAnsi="Aptos"/>
-                <w:b w:val="0"/>
-                <w:i w:val="0"/>
-                <w:sz w:val="22"/>
-              </w:rPr>
-            </w:r>
-          </w:p>
-        </w:tc>
-      </w:tr>
-      <w:tr>
-        <w:tc>
-          <w:tcPr>
-            <w:tcW w:type="dxa" w:w="3324"/>
-          </w:tcPr>
-          <w:p>
-            <w:pPr>
-              <w:spacing w:before="20" w:after="20"/>
-            </w:pPr>
-            <w:r>
-              <w:rPr>
-                <w:rFonts w:ascii="Aptos" w:hAnsi="Aptos"/>
-                <w:b w:val="0"/>
-                <w:i w:val="0"/>
-                <w:sz w:val="22"/>
-              </w:rPr>
-              <w:t>43.</w:t>
-            </w:r>
-          </w:p>
-        </w:tc>
-        <w:tc>
-          <w:tcPr>
-            <w:tcW w:type="dxa" w:w="3324"/>
-          </w:tcPr>
-          <w:p>
-            <w:pPr>
-              <w:spacing w:before="20" w:after="20"/>
-            </w:pPr>
-            <w:r>
-              <w:rPr>
-                <w:rFonts w:ascii="Aptos" w:hAnsi="Aptos"/>
-                <w:b w:val="0"/>
-                <w:i w:val="0"/>
-                <w:sz w:val="22"/>
-              </w:rPr>
-              <w:t>Wybrane techniki oceny wariantów i wspomagania</w:t>
-            </w:r>
-          </w:p>
-        </w:tc>
-        <w:tc>
-          <w:tcPr>
-            <w:tcW w:type="dxa" w:w="3324"/>
-          </w:tcPr>
-          <w:p>
-            <w:pPr>
-              <w:spacing w:before="20" w:after="20"/>
-            </w:pPr>
-            <w:r>
-              <w:rPr>
-                <w:rFonts w:ascii="Aptos" w:hAnsi="Aptos"/>
-                <w:b w:val="0"/>
-                <w:i w:val="0"/>
-                <w:sz w:val="22"/>
-              </w:rPr>
-            </w:r>
-          </w:p>
-        </w:tc>
-      </w:tr>
-      <w:tr>
-        <w:tc>
-          <w:tcPr>
-            <w:tcW w:type="dxa" w:w="3324"/>
-          </w:tcPr>
-          <w:p>
-            <w:pPr>
-              <w:spacing w:before="20" w:after="20"/>
-            </w:pPr>
-            <w:r>
-              <w:rPr>
-                <w:rFonts w:ascii="Aptos" w:hAnsi="Aptos"/>
-                <w:b w:val="0"/>
-                <w:i w:val="0"/>
-                <w:sz w:val="22"/>
-              </w:rPr>
-              <w:t>44.</w:t>
-            </w:r>
-          </w:p>
-        </w:tc>
-        <w:tc>
-          <w:tcPr>
-            <w:tcW w:type="dxa" w:w="3324"/>
-          </w:tcPr>
-          <w:p>
-            <w:pPr>
-              <w:spacing w:before="20" w:after="20"/>
-            </w:pPr>
-            <w:r>
-              <w:rPr>
-                <w:rFonts w:ascii="Aptos" w:hAnsi="Aptos"/>
-                <w:b w:val="0"/>
-                <w:i w:val="0"/>
-                <w:sz w:val="22"/>
-              </w:rPr>
-              <w:t>decyzji</w:t>
-            </w:r>
-          </w:p>
-        </w:tc>
-        <w:tc>
-          <w:tcPr>
-            <w:tcW w:type="dxa" w:w="3324"/>
-          </w:tcPr>
-          <w:p>
-            <w:pPr>
-              <w:spacing w:before="20" w:after="20"/>
-            </w:pPr>
-            <w:r>
-              <w:rPr>
-                <w:rFonts w:ascii="Aptos" w:hAnsi="Aptos"/>
-                <w:b w:val="0"/>
-                <w:i w:val="0"/>
-                <w:sz w:val="22"/>
-              </w:rPr>
-            </w:r>
-          </w:p>
-        </w:tc>
-      </w:tr>
-      <w:tr>
-        <w:tc>
-          <w:tcPr>
-            <w:tcW w:type="dxa" w:w="3324"/>
-          </w:tcPr>
-          <w:p>
-            <w:pPr>
-              <w:spacing w:before="20" w:after="20"/>
-            </w:pPr>
-            <w:r>
-              <w:rPr>
-                <w:rFonts w:ascii="Aptos" w:hAnsi="Aptos"/>
-                <w:b w:val="0"/>
-                <w:i w:val="0"/>
-                <w:sz w:val="22"/>
-              </w:rPr>
-              <w:t>45.</w:t>
-            </w:r>
-          </w:p>
-        </w:tc>
-        <w:tc>
-          <w:tcPr>
-            <w:tcW w:type="dxa" w:w="3324"/>
-          </w:tcPr>
-          <w:p>
-            <w:pPr>
-              <w:spacing w:before="20" w:after="20"/>
-            </w:pPr>
-            <w:r>
-              <w:rPr>
-                <w:rFonts w:ascii="Aptos" w:hAnsi="Aptos"/>
-                <w:b w:val="0"/>
-                <w:i w:val="0"/>
-                <w:sz w:val="22"/>
-              </w:rPr>
-              <w:t>Metody oceny wariantów; testowanie wygenerowanych rozwiązań</w:t>
-            </w:r>
-          </w:p>
-        </w:tc>
-        <w:tc>
-          <w:tcPr>
-            <w:tcW w:type="dxa" w:w="3324"/>
-          </w:tcPr>
-          <w:p>
-            <w:pPr>
-              <w:spacing w:before="20" w:after="20"/>
-            </w:pPr>
-            <w:r>
-              <w:rPr>
-                <w:rFonts w:ascii="Aptos" w:hAnsi="Aptos"/>
-                <w:b w:val="0"/>
-                <w:i w:val="0"/>
-                <w:sz w:val="22"/>
-              </w:rPr>
-            </w:r>
-          </w:p>
-        </w:tc>
-      </w:tr>
-      <w:tr>
-        <w:tc>
-          <w:tcPr>
-            <w:tcW w:type="dxa" w:w="3324"/>
-          </w:tcPr>
-          <w:p>
-            <w:pPr>
-              <w:spacing w:before="20" w:after="20"/>
-            </w:pPr>
-            <w:r>
-              <w:rPr>
-                <w:rFonts w:ascii="Aptos" w:hAnsi="Aptos"/>
-                <w:b w:val="0"/>
-                <w:i w:val="0"/>
-                <w:sz w:val="22"/>
-              </w:rPr>
-              <w:t>46.</w:t>
-            </w:r>
-          </w:p>
-        </w:tc>
-        <w:tc>
-          <w:tcPr>
-            <w:tcW w:type="dxa" w:w="3324"/>
-          </w:tcPr>
-          <w:p>
-            <w:pPr>
-              <w:spacing w:before="20" w:after="20"/>
-            </w:pPr>
-            <w:r>
-              <w:rPr>
-                <w:rFonts w:ascii="Aptos" w:hAnsi="Aptos"/>
-                <w:b w:val="0"/>
-                <w:i w:val="0"/>
-                <w:sz w:val="22"/>
-              </w:rPr>
-              <w:t>Organizacja kreatywnej pracy zespołowej</w:t>
-            </w:r>
-          </w:p>
-        </w:tc>
-        <w:tc>
-          <w:tcPr>
-            <w:tcW w:type="dxa" w:w="3324"/>
-          </w:tcPr>
-          <w:p>
-            <w:pPr>
-              <w:spacing w:before="20" w:after="20"/>
-            </w:pPr>
-            <w:r>
-              <w:rPr>
-                <w:rFonts w:ascii="Aptos" w:hAnsi="Aptos"/>
-                <w:b w:val="0"/>
-                <w:i w:val="0"/>
-                <w:sz w:val="22"/>
-              </w:rPr>
-            </w:r>
-          </w:p>
-        </w:tc>
-      </w:tr>
-      <w:tr>
-        <w:tc>
-          <w:tcPr>
-            <w:tcW w:type="dxa" w:w="3324"/>
-          </w:tcPr>
-          <w:p>
-            <w:pPr>
-              <w:spacing w:before="20" w:after="20"/>
-            </w:pPr>
-            <w:r>
-              <w:rPr>
-                <w:rFonts w:ascii="Aptos" w:hAnsi="Aptos"/>
-                <w:b w:val="0"/>
-                <w:i w:val="0"/>
-                <w:sz w:val="22"/>
-              </w:rPr>
-              <w:t>47.</w:t>
-            </w:r>
-          </w:p>
-        </w:tc>
-        <w:tc>
-          <w:tcPr>
-            <w:tcW w:type="dxa" w:w="3324"/>
-          </w:tcPr>
-          <w:p>
-            <w:pPr>
-              <w:spacing w:before="20" w:after="20"/>
-            </w:pPr>
-            <w:r>
-              <w:rPr>
-                <w:rFonts w:ascii="Aptos" w:hAnsi="Aptos"/>
-                <w:b w:val="0"/>
-                <w:i w:val="0"/>
-                <w:sz w:val="22"/>
-              </w:rPr>
-              <w:t>Ocena potencjału motywacyjnego</w:t>
-            </w:r>
-          </w:p>
-        </w:tc>
-        <w:tc>
-          <w:tcPr>
-            <w:tcW w:type="dxa" w:w="3324"/>
-          </w:tcPr>
-          <w:p>
-            <w:pPr>
-              <w:spacing w:before="20" w:after="20"/>
-            </w:pPr>
-            <w:r>
-              <w:rPr>
-                <w:rFonts w:ascii="Aptos" w:hAnsi="Aptos"/>
-                <w:b w:val="0"/>
-                <w:i w:val="0"/>
-                <w:sz w:val="22"/>
-              </w:rPr>
-            </w:r>
-          </w:p>
-        </w:tc>
-      </w:tr>
-      <w:tr>
-        <w:tc>
-          <w:tcPr>
-            <w:tcW w:type="dxa" w:w="3324"/>
-          </w:tcPr>
-          <w:p>
-            <w:pPr>
-              <w:spacing w:before="20" w:after="20"/>
-            </w:pPr>
-            <w:r>
-              <w:rPr>
-                <w:rFonts w:ascii="Aptos" w:hAnsi="Aptos"/>
-                <w:b w:val="0"/>
-                <w:i w:val="0"/>
-                <w:sz w:val="22"/>
-              </w:rPr>
-              <w:t>48.</w:t>
-            </w:r>
-          </w:p>
-        </w:tc>
-        <w:tc>
-          <w:tcPr>
-            <w:tcW w:type="dxa" w:w="3324"/>
-          </w:tcPr>
-          <w:p>
-            <w:pPr>
-              <w:spacing w:before="20" w:after="20"/>
-            </w:pPr>
-            <w:r>
-              <w:rPr>
-                <w:rFonts w:ascii="Aptos" w:hAnsi="Aptos"/>
-                <w:b w:val="0"/>
-                <w:i w:val="0"/>
-                <w:sz w:val="22"/>
-              </w:rPr>
-              <w:t>personelu; analiza i dopracowywanie własnego CV, SWOT osobisty</w:t>
-            </w:r>
-          </w:p>
-        </w:tc>
-        <w:tc>
-          <w:tcPr>
-            <w:tcW w:type="dxa" w:w="3324"/>
-          </w:tcPr>
-          <w:p>
-            <w:pPr>
-              <w:spacing w:before="20" w:after="20"/>
-            </w:pPr>
-            <w:r>
-              <w:rPr>
-                <w:rFonts w:ascii="Aptos" w:hAnsi="Aptos"/>
-                <w:b w:val="0"/>
-                <w:i w:val="0"/>
-                <w:sz w:val="22"/>
-              </w:rPr>
-            </w:r>
-          </w:p>
-        </w:tc>
-      </w:tr>
-      <w:tr>
-        <w:tc>
-          <w:tcPr>
-            <w:tcW w:type="dxa" w:w="3324"/>
-          </w:tcPr>
-          <w:p>
-            <w:pPr>
-              <w:spacing w:before="20" w:after="20"/>
-            </w:pPr>
-            <w:r>
-              <w:rPr>
-                <w:rFonts w:ascii="Aptos" w:hAnsi="Aptos"/>
-                <w:b w:val="0"/>
-                <w:i w:val="0"/>
-                <w:sz w:val="22"/>
-              </w:rPr>
-              <w:t>49.</w:t>
-            </w:r>
-          </w:p>
-        </w:tc>
-        <w:tc>
-          <w:tcPr>
-            <w:tcW w:type="dxa" w:w="3324"/>
-          </w:tcPr>
-          <w:p>
-            <w:pPr>
-              <w:spacing w:before="20" w:after="20"/>
-            </w:pPr>
-            <w:r>
-              <w:rPr>
-                <w:rFonts w:ascii="Aptos" w:hAnsi="Aptos"/>
-                <w:b w:val="0"/>
-                <w:i w:val="0"/>
-                <w:sz w:val="22"/>
-              </w:rPr>
-              <w:t>Zarządzanie wiedzą i innowacjami w organizacji</w:t>
-            </w:r>
-          </w:p>
-        </w:tc>
-        <w:tc>
-          <w:tcPr>
-            <w:tcW w:type="dxa" w:w="3324"/>
-          </w:tcPr>
-          <w:p>
-            <w:pPr>
-              <w:spacing w:before="20" w:after="20"/>
-            </w:pPr>
-            <w:r>
-              <w:rPr>
-                <w:rFonts w:ascii="Aptos" w:hAnsi="Aptos"/>
-                <w:b w:val="0"/>
-                <w:i w:val="0"/>
-                <w:sz w:val="22"/>
-              </w:rPr>
-            </w:r>
-          </w:p>
-        </w:tc>
-      </w:tr>
-      <w:tr>
-        <w:tc>
-          <w:tcPr>
-            <w:tcW w:type="dxa" w:w="3324"/>
-          </w:tcPr>
-          <w:p>
-            <w:pPr>
-              <w:spacing w:before="20" w:after="20"/>
-            </w:pPr>
-            <w:r>
-              <w:rPr>
-                <w:rFonts w:ascii="Aptos" w:hAnsi="Aptos"/>
-                <w:b w:val="0"/>
-                <w:i w:val="0"/>
-                <w:sz w:val="22"/>
-              </w:rPr>
-              <w:t>50.</w:t>
-            </w:r>
-          </w:p>
-        </w:tc>
-        <w:tc>
-          <w:tcPr>
-            <w:tcW w:type="dxa" w:w="3324"/>
-          </w:tcPr>
-          <w:p>
-            <w:pPr>
-              <w:spacing w:before="20" w:after="20"/>
-            </w:pPr>
-            <w:r>
-              <w:rPr>
-                <w:rFonts w:ascii="Aptos" w:hAnsi="Aptos"/>
-                <w:b w:val="0"/>
-                <w:i w:val="0"/>
-                <w:sz w:val="22"/>
-              </w:rPr>
-              <w:t>Zasady efektywnej komunikacji;</w:t>
-            </w:r>
-          </w:p>
-        </w:tc>
-        <w:tc>
-          <w:tcPr>
-            <w:tcW w:type="dxa" w:w="3324"/>
-          </w:tcPr>
-          <w:p>
-            <w:pPr>
-              <w:spacing w:before="20" w:after="20"/>
-            </w:pPr>
-            <w:r>
-              <w:rPr>
-                <w:rFonts w:ascii="Aptos" w:hAnsi="Aptos"/>
-                <w:b w:val="0"/>
-                <w:i w:val="0"/>
-                <w:sz w:val="22"/>
-              </w:rPr>
-            </w:r>
-          </w:p>
-        </w:tc>
-      </w:tr>
-      <w:tr>
-        <w:tc>
-          <w:tcPr>
-            <w:tcW w:type="dxa" w:w="3324"/>
-          </w:tcPr>
-          <w:p>
-            <w:pPr>
-              <w:spacing w:before="20" w:after="20"/>
-            </w:pPr>
-            <w:r>
-              <w:rPr>
-                <w:rFonts w:ascii="Aptos" w:hAnsi="Aptos"/>
-                <w:b w:val="0"/>
-                <w:i w:val="0"/>
-                <w:sz w:val="22"/>
-              </w:rPr>
-              <w:t>51.</w:t>
-            </w:r>
-          </w:p>
-        </w:tc>
-        <w:tc>
-          <w:tcPr>
-            <w:tcW w:type="dxa" w:w="3324"/>
-          </w:tcPr>
-          <w:p>
-            <w:pPr>
-              <w:spacing w:before="20" w:after="20"/>
-            </w:pPr>
-            <w:r>
-              <w:rPr>
-                <w:rFonts w:ascii="Aptos" w:hAnsi="Aptos"/>
-                <w:b w:val="0"/>
-                <w:i w:val="0"/>
-                <w:sz w:val="22"/>
-              </w:rPr>
-              <w:t>Prezentacja rozwiązań projektowych</w:t>
-            </w:r>
-          </w:p>
-        </w:tc>
-        <w:tc>
-          <w:tcPr>
-            <w:tcW w:type="dxa" w:w="3324"/>
-          </w:tcPr>
-          <w:p>
-            <w:pPr>
-              <w:spacing w:before="20" w:after="20"/>
-            </w:pPr>
-            <w:r>
-              <w:rPr>
-                <w:rFonts w:ascii="Aptos" w:hAnsi="Aptos"/>
-                <w:b w:val="0"/>
-                <w:i w:val="0"/>
-                <w:sz w:val="22"/>
-              </w:rPr>
-            </w:r>
-          </w:p>
-        </w:tc>
-      </w:tr>
-    </w:tbl>
-    <w:tbl>
-      <w:tblPr>
-        <w:tblW w:type="auto" w:w="0"/>
-        <w:tblLook w:firstColumn="1" w:firstRow="1" w:lastColumn="0" w:lastRow="0" w:noHBand="0" w:noVBand="1" w:val="04A0"/>
-        <w:tblBorders>
-          <w:top w:val="single" w:sz="4" w:space="0" w:color="000000"/>
-          <w:left w:val="single" w:sz="4" w:space="0" w:color="000000"/>
-          <w:bottom w:val="single" w:sz="4" w:space="0" w:color="000000"/>
-          <w:right w:val="single" w:sz="4" w:space="0" w:color="000000"/>
-          <w:insideH w:val="single" w:sz="4" w:space="0" w:color="000000"/>
-          <w:insideV w:val="single" w:sz="4" w:space="0" w:color="000000"/>
-        </w:tblBorders>
-        <w:tblW w:w="5000" w:type="pct"/>
-      </w:tblPr>
-      <w:tblGrid>
-        <w:gridCol w:w="9972"/>
-      </w:tblGrid>
-      <w:tr>
-        <w:tc>
-          <w:tcPr>
-            <w:tcW w:type="dxa" w:w="9972"/>
-            <w:shd w:val="clear" w:color="auto" w:fill="D9D9D9"/>
-          </w:tcPr>
-          <w:p>
-            <w:pPr>
-              <w:spacing w:before="20" w:after="20"/>
-            </w:pPr>
-            <w:r>
-              <w:rPr>
-                <w:rFonts w:ascii="Aptos" w:hAnsi="Aptos"/>
-                <w:b/>
-                <w:i w:val="0"/>
-                <w:sz w:val="22"/>
-              </w:rPr>
-              <w:t>16.  Elektroniczne materiały dydaktyczne</w:t>
-            </w:r>
-          </w:p>
-        </w:tc>
-      </w:tr>
-      <w:tr>
-        <w:tc>
-          <w:tcPr>
-            <w:tcW w:type="dxa" w:w="9972"/>
-          </w:tcPr>
-          <w:p>
-            <w:pPr>
-              <w:spacing w:before="20" w:after="20"/>
-            </w:pPr>
-            <w:r>
-              <w:rPr>
-                <w:rFonts w:ascii="Aptos" w:hAnsi="Aptos"/>
-                <w:b w:val="0"/>
-                <w:i w:val="0"/>
-                <w:sz w:val="22"/>
-              </w:rPr>
-            </w:r>
-          </w:p>
-        </w:tc>
-      </w:tr>
-    </w:tbl>
-    <w:tbl>
-      <w:tblPr>
-        <w:tblW w:type="auto" w:w="0"/>
-        <w:tblLook w:firstColumn="1" w:firstRow="1" w:lastColumn="0" w:lastRow="0" w:noHBand="0" w:noVBand="1" w:val="04A0"/>
-        <w:tblBorders>
-          <w:top w:val="single" w:sz="4" w:space="0" w:color="000000"/>
-          <w:left w:val="single" w:sz="4" w:space="0" w:color="000000"/>
-          <w:bottom w:val="single" w:sz="4" w:space="0" w:color="000000"/>
-          <w:right w:val="single" w:sz="4" w:space="0" w:color="000000"/>
-          <w:insideH w:val="single" w:sz="4" w:space="0" w:color="000000"/>
-          <w:insideV w:val="single" w:sz="4" w:space="0" w:color="000000"/>
-        </w:tblBorders>
-        <w:tblW w:w="5000" w:type="pct"/>
-      </w:tblPr>
-      <w:tblGrid>
-        <w:gridCol w:w="9972"/>
-      </w:tblGrid>
-      <w:tr>
-        <w:tc>
-          <w:tcPr>
-            <w:tcW w:type="dxa" w:w="9972"/>
-            <w:shd w:val="clear" w:color="auto" w:fill="D9D9D9"/>
-          </w:tcPr>
-          <w:p>
-            <w:pPr>
-              <w:spacing w:before="20" w:after="20"/>
-            </w:pPr>
-            <w:r>
-              <w:rPr>
-                <w:rFonts w:ascii="Aptos" w:hAnsi="Aptos"/>
-                <w:b/>
-                <w:i w:val="0"/>
-                <w:sz w:val="22"/>
-              </w:rPr>
-              <w:t>17.  Wykaz literatury</w:t>
-            </w:r>
-          </w:p>
-        </w:tc>
-      </w:tr>
-      <w:tr>
-        <w:tc>
-          <w:tcPr>
-            <w:tcW w:type="dxa" w:w="9972"/>
-            <w:shd w:val="clear" w:color="auto" w:fill="D9D9D9"/>
-          </w:tcPr>
-          <w:p>
-            <w:pPr>
-              <w:spacing w:before="20" w:after="20"/>
-            </w:pPr>
-            <w:r>
-              <w:rPr>
-                <w:rFonts w:ascii="Aptos" w:hAnsi="Aptos"/>
-                <w:b w:val="0"/>
-                <w:i w:val="0"/>
-                <w:sz w:val="16"/>
-              </w:rPr>
-              <w:t>Literatura wymagana do ostatecznego zaliczenia zajęć, wykorzystywana podczas zajęć oraz studiowana samodzielnie przez studenta:</w:t>
-            </w:r>
-          </w:p>
-        </w:tc>
-      </w:tr>
-      <w:tr>
-        <w:tc>
-          <w:tcPr>
-            <w:tcW w:type="dxa" w:w="9972"/>
-          </w:tcPr>
-          <w:p>
-            <w:pPr>
-              <w:spacing w:before="20" w:after="20"/>
-            </w:pPr>
-            <w:r>
-              <w:rPr>
-                <w:rFonts w:ascii="Aptos" w:hAnsi="Aptos"/>
-                <w:sz w:val="22"/>
-              </w:rPr>
-              <w:t>1. Kosieradzka, A., Szopiński, T., Stanisławiak, E., Głażewska, I., Kąkol, U., Smagowicz, J. (2021). Metody i techniki pobudzania kreatywności w organizacji i zarządzaniu. Warszawa: PWN. ISBN 978-83-01-21845-0.</w:t>
-            </w:r>
-          </w:p>
-          <w:p>
-            <w:pPr>
-              <w:spacing w:before="20" w:after="20"/>
-            </w:pPr>
-            <w:r>
-              <w:rPr>
-                <w:rFonts w:ascii="Aptos" w:hAnsi="Aptos"/>
-                <w:sz w:val="22"/>
-              </w:rPr>
-              <w:t>2. Kosieradzka, A. (2019). Zarządzanie produktywnością w przedsiębiorstwie. Kraków: edu-Libri. ISBN 978-83-63804-04-6.</w:t>
-            </w:r>
-          </w:p>
-        </w:tc>
-      </w:tr>
-      <w:tr>
-        <w:tc>
-          <w:tcPr>
-            <w:tcW w:type="dxa" w:w="9972"/>
-            <w:shd w:val="clear" w:color="auto" w:fill="D9D9D9"/>
-          </w:tcPr>
-          <w:p>
-            <w:pPr>
-              <w:spacing w:before="20" w:after="20"/>
-            </w:pPr>
-            <w:r>
-              <w:rPr>
-                <w:rFonts w:ascii="Aptos" w:hAnsi="Aptos"/>
-                <w:b w:val="0"/>
-                <w:i w:val="0"/>
-                <w:sz w:val="16"/>
-              </w:rPr>
-              <w:t>Literatura uzupełniająca:</w:t>
-            </w:r>
-          </w:p>
-        </w:tc>
-      </w:tr>
-      <w:tr>
-        <w:tc>
-          <w:tcPr>
-            <w:tcW w:type="dxa" w:w="9972"/>
-          </w:tcPr>
-          <w:p>
-            <w:pPr>
-              <w:spacing w:before="20" w:after="20"/>
-            </w:pPr>
-            <w:r>
-              <w:rPr>
-                <w:rFonts w:ascii="Aptos" w:hAnsi="Aptos"/>
-                <w:sz w:val="22"/>
-              </w:rPr>
-              <w:t>1. Szmidt, K. J. (2021). Teoria i praktyka twórczości: Od badań do edukacji kreatywnej. Łódź: Wydawnictwo Uniwersytetu Łódzkiego. ISBN: 978-83-8142-929-0</w:t>
-            </w:r>
-          </w:p>
-          <w:p>
-            <w:pPr>
-              <w:spacing w:before="20" w:after="20"/>
-            </w:pPr>
-            <w:r>
-              <w:rPr>
-                <w:rFonts w:ascii="Aptos" w:hAnsi="Aptos"/>
-                <w:sz w:val="22"/>
-              </w:rPr>
-              <w:t>2. Penc-Pietrzak, I. (2019). Kreatywność w zarządzaniu. Nowe wyzwania dla liderów organizacji. Warszawa: Difin. ISBN: 978-83-8085-882-2</w:t>
-            </w:r>
-          </w:p>
-          <w:p>
-            <w:pPr>
-              <w:spacing w:before="20" w:after="20"/>
-            </w:pPr>
-            <w:r>
-              <w:rPr>
-                <w:rFonts w:ascii="Aptos" w:hAnsi="Aptos"/>
-                <w:sz w:val="22"/>
-              </w:rPr>
-              <w:t>3. Trzebiński, J., &amp; Siemieńska, R. (2020). Twórcze rozwiązywanie problemów: Podstawy teoretyczne i zastosowania praktyczne. Warszawa: PWN. ISBN: 978-83-01-21489-7</w:t>
-            </w:r>
-          </w:p>
-          <w:p>
-            <w:pPr>
-              <w:spacing w:before="20" w:after="20"/>
-            </w:pPr>
-            <w:r>
-              <w:rPr>
-                <w:rFonts w:ascii="Aptos" w:hAnsi="Aptos"/>
-                <w:sz w:val="22"/>
-              </w:rPr>
-              <w:t>4. Nęcka, E., Orzechowski, J., &amp; Słabosz, A. (2019). Kreatywność: Procesy poznawcze, osobowość, środowisko. Warszawa: PWN. ISBN: 978-83-01-20526-0</w:t>
+              <w:t>raport z wykonanego zadania; ocena pracy podczas ćwiczenia</w:t>
             </w:r>
           </w:p>
         </w:tc>
@@ -5290,7 +5462,7 @@
                 <w:i w:val="0"/>
                 <w:sz w:val="22"/>
               </w:rPr>
-              <w:t>18.  Wiedza nabywana / dostarczana uczestnikom w trakcie realizacji przedmiotu</w:t>
+              <w:t>19.  Umiejętności nabywane podczas realizacji przedmiotu</w:t>
             </w:r>
           </w:p>
         </w:tc>
@@ -5373,7 +5545,7 @@
                 <w:i w:val="0"/>
                 <w:sz w:val="22"/>
               </w:rPr>
-              <w:t>K_W17</w:t>
+              <w:t>K_U26</w:t>
             </w:r>
           </w:p>
         </w:tc>
@@ -5392,7 +5564,7 @@
                 <w:i w:val="0"/>
                 <w:sz w:val="22"/>
               </w:rPr>
-              <w:t>Student zna i rozumie podstawowe zagadnienia planowania przedsięwzięcia informatycznego: wstępną ocenę ekonomiczną, analizę wykonalności, aspekty społeczne i środowiskowe projektu IT. [K_W17]</w:t>
+              <w:t>Student potrafi pracować w zespole projektowym, szacować czas i koszty realizacji zadań oraz budować harmonogram prac zapewniający terminową realizację projektu informatycznego. [K_U05]</w:t>
             </w:r>
           </w:p>
         </w:tc>
@@ -5411,6 +5583,7 @@
                 <w:i w:val="0"/>
                 <w:sz w:val="22"/>
               </w:rPr>
+              <w:t>raport z wykonanego zadania; ocena pracy podczas ćwiczenia</w:t>
             </w:r>
           </w:p>
         </w:tc>
@@ -5431,7 +5604,6 @@
                 <w:i w:val="0"/>
                 <w:sz w:val="22"/>
               </w:rPr>
-              <w:t>K_W19</w:t>
             </w:r>
           </w:p>
         </w:tc>
@@ -5450,7 +5622,7 @@
                 <w:i w:val="0"/>
                 <w:sz w:val="22"/>
               </w:rPr>
-              <w:t>Student zna i rozumie podstawowe problemy etyczne, społeczne i zawodowe informatyki: odpowiedzialność zawodowa, prawo autorskie, licencjonowanie oprogramowania i ochrona własności intelektualnej. [K_W19]</w:t>
+              <w:t>Student potrafi zaplanować i wytworzyć dokumentację przedsięwzięcia informatycznego (studium wykonalności, analiza ryzyka, wstępna wycena) z uwzględnieniem aspektów etycznych i prawnych. [K_U26]</w:t>
             </w:r>
           </w:p>
         </w:tc>
@@ -5469,6 +5641,7 @@
                 <w:i w:val="0"/>
                 <w:sz w:val="22"/>
               </w:rPr>
+              <w:t>raport z wykonanego zadania; ocena pracy podczas ćwiczenia</w:t>
             </w:r>
           </w:p>
         </w:tc>
@@ -5489,7 +5662,6 @@
                 <w:i w:val="0"/>
                 <w:sz w:val="22"/>
               </w:rPr>
-              <w:t>K_W20</w:t>
             </w:r>
           </w:p>
         </w:tc>
@@ -5508,7 +5680,7 @@
                 <w:i w:val="0"/>
                 <w:sz w:val="22"/>
               </w:rPr>
-              <w:t>Student zna i rozumie ogólne zasady tworzenia przedsiębiorczości w IT: modele biznesowe, formy prawne działalności, zasady komercjalizacji rozwiązań informatycznych i pozyskiwania finansowania. [K_W20]</w:t>
+              <w:t>Student potrafi uwzględnić aspekty etyczne, prawne i społeczne w planowanym przedsięwzięciu informatycznym i ocenić potencjalne zagrożenia. [K_U25]</w:t>
             </w:r>
           </w:p>
         </w:tc>
@@ -5527,6 +5699,7 @@
                 <w:i w:val="0"/>
                 <w:sz w:val="22"/>
               </w:rPr>
+              <w:t>raport z wykonanego zadania; ocena pracy podczas ćwiczenia</w:t>
             </w:r>
           </w:p>
         </w:tc>
@@ -5569,7 +5742,7 @@
                 <w:i w:val="0"/>
                 <w:sz w:val="22"/>
               </w:rPr>
-              <w:t>19.  Umiejętności nabywane podczas realizacji przedmiotu</w:t>
+              <w:t>20.  Kompetencje społeczne (postawy) kształtowane podczas realizacji przedmiotu</w:t>
             </w:r>
           </w:p>
         </w:tc>
@@ -5652,7 +5825,7 @@
                 <w:i w:val="0"/>
                 <w:sz w:val="22"/>
               </w:rPr>
-              <w:t>K_U26</w:t>
+              <w:t>K_K01</w:t>
             </w:r>
           </w:p>
         </w:tc>
@@ -5671,7 +5844,7 @@
                 <w:i w:val="0"/>
                 <w:sz w:val="22"/>
               </w:rPr>
-              <w:t>Student potrafi pracować w zespole projektowym, szacować czas i koszty realizacji zadań oraz budować harmonogram prac zapewniający terminową realizację projektu informatycznego. [K_U05]</w:t>
+              <w:t>Student jest gotów do zastosowań informatyki na rzecz rozwoju nauki i społeczeństwa informacyjnego, działając zgodnie z zasadami etyki zawodowej. [K_K01]</w:t>
             </w:r>
           </w:p>
         </w:tc>
@@ -5690,6 +5863,7 @@
                 <w:i w:val="0"/>
                 <w:sz w:val="22"/>
               </w:rPr>
+              <w:t>raport z wykonanego zadania; ocena pracy podczas ćwiczenia</w:t>
             </w:r>
           </w:p>
         </w:tc>
@@ -5710,6 +5884,7 @@
                 <w:i w:val="0"/>
                 <w:sz w:val="22"/>
               </w:rPr>
+              <w:t>K_K02</w:t>
             </w:r>
           </w:p>
         </w:tc>
@@ -5728,7 +5903,7 @@
                 <w:i w:val="0"/>
                 <w:sz w:val="22"/>
               </w:rPr>
-              <w:t>Student potrafi zaplanować i wytworzyć dokumentację przedsięwzięcia informatycznego (studium wykonalności, analiza ryzyka, wstępna wycena) z uwzględnieniem aspektów etycznych i prawnych. [K_U26]</w:t>
+              <w:t>Student jest gotów do efektywnej współpracy w zespole, przyjmowania różnych ról i odpowiedzialnego wywiązywania się z powierzonych zadań projektowych. [K_K04]</w:t>
             </w:r>
           </w:p>
         </w:tc>
@@ -5747,6 +5922,7 @@
                 <w:i w:val="0"/>
                 <w:sz w:val="22"/>
               </w:rPr>
+              <w:t>raport z wykonanego zadania; ocena pracy podczas ćwiczenia</w:t>
             </w:r>
           </w:p>
         </w:tc>
@@ -5767,6 +5943,7 @@
                 <w:i w:val="0"/>
                 <w:sz w:val="22"/>
               </w:rPr>
+              <w:t>K_K04</w:t>
             </w:r>
           </w:p>
         </w:tc>
@@ -5785,7 +5962,7 @@
                 <w:i w:val="0"/>
                 <w:sz w:val="22"/>
               </w:rPr>
-              <w:t>Student potrafi uwzględnić aspekty etyczne, prawne i społeczne w planowanym przedsięwzięciu informatycznym i ocenić potencjalne zagrożenia. [K_U25]</w:t>
+              <w:t>Student jest gotów do przekazywania społeczeństwu informacji na temat konsekwencji i odpowiedzialności związanej z działalnością inżynierską w IT. [K_K02]</w:t>
             </w:r>
           </w:p>
         </w:tc>
@@ -5804,6 +5981,7 @@
                 <w:i w:val="0"/>
                 <w:sz w:val="22"/>
               </w:rPr>
+              <w:t>raport z wykonanego zadania; ocena pracy podczas ćwiczenia</w:t>
             </w:r>
           </w:p>
         </w:tc>
@@ -5846,7 +6024,7 @@
                 <w:i w:val="0"/>
                 <w:sz w:val="22"/>
               </w:rPr>
-              <w:t>20.  Kompetencje społeczne (postawy) kształtowane podczas realizacji przedmiotu</w:t>
+              <w:t>21.  Wymagania dotyczące laboratorium, w którym odbywają się zajęcia z niniejszego przedmiotu</w:t>
             </w:r>
           </w:p>
         </w:tc>
@@ -5866,9 +6044,9 @@
                 <w:rFonts w:ascii="Aptos" w:hAnsi="Aptos"/>
                 <w:b/>
                 <w:i w:val="0"/>
-                <w:sz w:val="18"/>
-              </w:rPr>
-              <w:t>Kierunkowe efekty uczenia się (kody)</w:t>
+                <w:sz w:val="16"/>
+              </w:rPr>
+              <w:t>Parametry dla stanowisk komputerowych</w:t>
             </w:r>
           </w:p>
         </w:tc>
@@ -5886,9 +6064,9 @@
                 <w:rFonts w:ascii="Aptos" w:hAnsi="Aptos"/>
                 <w:b/>
                 <w:i w:val="0"/>
-                <w:sz w:val="18"/>
-              </w:rPr>
-              <w:t>Przedmiotowy efekt uczenia się</w:t>
+                <w:sz w:val="16"/>
+              </w:rPr>
+              <w:t>Oprogramowanie konieczne do realizacji przedmiotu</w:t>
             </w:r>
           </w:p>
         </w:tc>
@@ -5906,344 +6084,9 @@
                 <w:rFonts w:ascii="Aptos" w:hAnsi="Aptos"/>
                 <w:b/>
                 <w:i w:val="0"/>
-                <w:sz w:val="18"/>
-              </w:rPr>
-              <w:t>Metody weryfikacji osiągnięcia efektu uczenia się</w:t>
-            </w:r>
-          </w:p>
-        </w:tc>
-      </w:tr>
-      <w:tr>
-        <w:tc>
-          <w:tcPr>
-            <w:tcW w:type="dxa" w:w="3324"/>
-          </w:tcPr>
-          <w:p>
-            <w:pPr>
-              <w:spacing w:before="20" w:after="20"/>
-            </w:pPr>
-            <w:r>
-              <w:rPr>
-                <w:rFonts w:ascii="Aptos" w:hAnsi="Aptos"/>
-                <w:b w:val="0"/>
-                <w:i w:val="0"/>
-                <w:sz w:val="22"/>
-              </w:rPr>
-              <w:t>K_K01</w:t>
-            </w:r>
-          </w:p>
-        </w:tc>
-        <w:tc>
-          <w:tcPr>
-            <w:tcW w:type="dxa" w:w="3324"/>
-          </w:tcPr>
-          <w:p>
-            <w:pPr>
-              <w:spacing w:before="20" w:after="20"/>
-            </w:pPr>
-            <w:r>
-              <w:rPr>
-                <w:rFonts w:ascii="Aptos" w:hAnsi="Aptos"/>
-                <w:b w:val="0"/>
-                <w:i w:val="0"/>
-                <w:sz w:val="22"/>
-              </w:rPr>
-              <w:t>Student jest gotów do zastosowań informatyki na rzecz rozwoju nauki i społeczeństwa informacyjnego, działając zgodnie z zasadami etyki zawodowej. [K_K01]</w:t>
-            </w:r>
-          </w:p>
-        </w:tc>
-        <w:tc>
-          <w:tcPr>
-            <w:tcW w:type="dxa" w:w="3324"/>
-          </w:tcPr>
-          <w:p>
-            <w:pPr>
-              <w:spacing w:before="20" w:after="20"/>
-            </w:pPr>
-            <w:r>
-              <w:rPr>
-                <w:rFonts w:ascii="Aptos" w:hAnsi="Aptos"/>
-                <w:b w:val="0"/>
-                <w:i w:val="0"/>
-                <w:sz w:val="22"/>
-              </w:rPr>
-            </w:r>
-          </w:p>
-        </w:tc>
-      </w:tr>
-      <w:tr>
-        <w:tc>
-          <w:tcPr>
-            <w:tcW w:type="dxa" w:w="3324"/>
-          </w:tcPr>
-          <w:p>
-            <w:pPr>
-              <w:spacing w:before="20" w:after="20"/>
-            </w:pPr>
-            <w:r>
-              <w:rPr>
-                <w:rFonts w:ascii="Aptos" w:hAnsi="Aptos"/>
-                <w:b w:val="0"/>
-                <w:i w:val="0"/>
-                <w:sz w:val="22"/>
-              </w:rPr>
-              <w:t>K_K02</w:t>
-            </w:r>
-          </w:p>
-        </w:tc>
-        <w:tc>
-          <w:tcPr>
-            <w:tcW w:type="dxa" w:w="3324"/>
-          </w:tcPr>
-          <w:p>
-            <w:pPr>
-              <w:spacing w:before="20" w:after="20"/>
-            </w:pPr>
-            <w:r>
-              <w:rPr>
-                <w:rFonts w:ascii="Aptos" w:hAnsi="Aptos"/>
-                <w:b w:val="0"/>
-                <w:i w:val="0"/>
-                <w:sz w:val="22"/>
-              </w:rPr>
-              <w:t>Student jest gotów do efektywnej współpracy w zespole, przyjmowania różnych ról i odpowiedzialnego wywiązywania się z powierzonych zadań projektowych. [K_K04]</w:t>
-            </w:r>
-          </w:p>
-        </w:tc>
-        <w:tc>
-          <w:tcPr>
-            <w:tcW w:type="dxa" w:w="3324"/>
-          </w:tcPr>
-          <w:p>
-            <w:pPr>
-              <w:spacing w:before="20" w:after="20"/>
-            </w:pPr>
-            <w:r>
-              <w:rPr>
-                <w:rFonts w:ascii="Aptos" w:hAnsi="Aptos"/>
-                <w:b w:val="0"/>
-                <w:i w:val="0"/>
-                <w:sz w:val="22"/>
-              </w:rPr>
-            </w:r>
-          </w:p>
-        </w:tc>
-      </w:tr>
-      <w:tr>
-        <w:tc>
-          <w:tcPr>
-            <w:tcW w:type="dxa" w:w="3324"/>
-          </w:tcPr>
-          <w:p>
-            <w:pPr>
-              <w:spacing w:before="20" w:after="20"/>
-            </w:pPr>
-            <w:r>
-              <w:rPr>
-                <w:rFonts w:ascii="Aptos" w:hAnsi="Aptos"/>
-                <w:b w:val="0"/>
-                <w:i w:val="0"/>
-                <w:sz w:val="22"/>
-              </w:rPr>
-              <w:t>K_K04</w:t>
-            </w:r>
-          </w:p>
-        </w:tc>
-        <w:tc>
-          <w:tcPr>
-            <w:tcW w:type="dxa" w:w="3324"/>
-          </w:tcPr>
-          <w:p>
-            <w:pPr>
-              <w:spacing w:before="20" w:after="20"/>
-            </w:pPr>
-            <w:r>
-              <w:rPr>
-                <w:rFonts w:ascii="Aptos" w:hAnsi="Aptos"/>
-                <w:b w:val="0"/>
-                <w:i w:val="0"/>
-                <w:sz w:val="22"/>
-              </w:rPr>
-              <w:t>Student jest gotów do przekazywania społeczeństwu informacji na temat konsekwencji i odpowiedzialności związanej z działalnością inżynierską w IT. [K_K02]</w:t>
-            </w:r>
-          </w:p>
-        </w:tc>
-        <w:tc>
-          <w:tcPr>
-            <w:tcW w:type="dxa" w:w="3324"/>
-          </w:tcPr>
-          <w:p>
-            <w:pPr>
-              <w:spacing w:before="20" w:after="20"/>
-            </w:pPr>
-            <w:r>
-              <w:rPr>
-                <w:rFonts w:ascii="Aptos" w:hAnsi="Aptos"/>
-                <w:b w:val="0"/>
-                <w:i w:val="0"/>
-                <w:sz w:val="22"/>
-              </w:rPr>
-            </w:r>
-          </w:p>
-        </w:tc>
-      </w:tr>
-    </w:tbl>
-    <w:tbl>
-      <w:tblPr>
-        <w:tblW w:type="auto" w:w="0"/>
-        <w:tblLook w:firstColumn="1" w:firstRow="1" w:lastColumn="0" w:lastRow="0" w:noHBand="0" w:noVBand="1" w:val="04A0"/>
-        <w:tblBorders>
-          <w:top w:val="single" w:sz="4" w:space="0" w:color="000000"/>
-          <w:left w:val="single" w:sz="4" w:space="0" w:color="000000"/>
-          <w:bottom w:val="single" w:sz="4" w:space="0" w:color="000000"/>
-          <w:right w:val="single" w:sz="4" w:space="0" w:color="000000"/>
-          <w:insideH w:val="single" w:sz="4" w:space="0" w:color="000000"/>
-          <w:insideV w:val="single" w:sz="4" w:space="0" w:color="000000"/>
-        </w:tblBorders>
-        <w:tblW w:w="5000" w:type="pct"/>
-      </w:tblPr>
-      <w:tblGrid>
-        <w:gridCol w:w="3324"/>
-        <w:gridCol w:w="3324"/>
-        <w:gridCol w:w="3324"/>
-      </w:tblGrid>
-      <w:tr>
-        <w:tc>
-          <w:tcPr>
-            <w:tcW w:type="dxa" w:w="9972"/>
-            <w:gridSpan w:val="3"/>
-            <w:shd w:val="clear" w:color="auto" w:fill="D9D9D9"/>
-          </w:tcPr>
-          <w:p>
-            <w:pPr>
-              <w:spacing w:before="20" w:after="20"/>
-            </w:pPr>
-            <w:r>
-              <w:rPr>
-                <w:rFonts w:ascii="Aptos" w:hAnsi="Aptos"/>
-                <w:b/>
-                <w:i w:val="0"/>
-                <w:sz w:val="22"/>
-              </w:rPr>
-              <w:t>21.  Wymagania dotyczące laboratorium, w którym odbywają się zajęcia z niniejszego przedmiotu</w:t>
-            </w:r>
-          </w:p>
-        </w:tc>
-      </w:tr>
-      <w:tr>
-        <w:tc>
-          <w:tcPr>
-            <w:tcW w:type="dxa" w:w="3324"/>
-            <w:shd w:val="clear" w:color="auto" w:fill="D9D9D9"/>
-          </w:tcPr>
-          <w:p>
-            <w:pPr>
-              <w:spacing w:before="20" w:after="20"/>
-            </w:pPr>
-            <w:r>
-              <w:rPr>
-                <w:rFonts w:ascii="Aptos" w:hAnsi="Aptos"/>
-                <w:b/>
-                <w:i w:val="0"/>
                 <w:sz w:val="16"/>
               </w:rPr>
-              <w:t>Parametry dla stanowisk komputerowych</w:t>
-            </w:r>
-          </w:p>
-        </w:tc>
-        <w:tc>
-          <w:tcPr>
-            <w:tcW w:type="dxa" w:w="3324"/>
-            <w:shd w:val="clear" w:color="auto" w:fill="D9D9D9"/>
-          </w:tcPr>
-          <w:p>
-            <w:pPr>
-              <w:spacing w:before="20" w:after="20"/>
-            </w:pPr>
-            <w:r>
-              <w:rPr>
-                <w:rFonts w:ascii="Aptos" w:hAnsi="Aptos"/>
-                <w:b/>
-                <w:i w:val="0"/>
-                <w:sz w:val="16"/>
-              </w:rPr>
-              <w:t>Oprogramowanie konieczne do realizacji przedmiotu</w:t>
-            </w:r>
-          </w:p>
-        </w:tc>
-        <w:tc>
-          <w:tcPr>
-            <w:tcW w:type="dxa" w:w="3324"/>
-            <w:shd w:val="clear" w:color="auto" w:fill="D9D9D9"/>
-          </w:tcPr>
-          <w:p>
-            <w:pPr>
-              <w:spacing w:before="20" w:after="20"/>
-            </w:pPr>
-            <w:r>
-              <w:rPr>
-                <w:rFonts w:ascii="Aptos" w:hAnsi="Aptos"/>
-                <w:b/>
-                <w:i w:val="0"/>
-                <w:sz w:val="16"/>
-              </w:rPr>
               <w:t>Wyposażenie specjalistyczne konieczne do realizacji przedmiotu</w:t>
-            </w:r>
-          </w:p>
-        </w:tc>
-      </w:tr>
-      <w:tr>
-        <w:tc>
-          <w:tcPr>
-            <w:tcW w:type="dxa" w:w="3324"/>
-          </w:tcPr>
-          <w:p>
-            <w:pPr>
-              <w:spacing w:before="20" w:after="20"/>
-            </w:pPr>
-            <w:r>
-              <w:rPr>
-                <w:rFonts w:ascii="Aptos" w:hAnsi="Aptos"/>
-                <w:b w:val="0"/>
-                <w:i w:val="0"/>
-                <w:sz w:val="22"/>
-              </w:rPr>
-            </w:r>
-          </w:p>
-        </w:tc>
-        <w:tc>
-          <w:tcPr>
-            <w:tcW w:type="dxa" w:w="3324"/>
-          </w:tcPr>
-          <w:p>
-            <w:pPr>
-              <w:spacing w:before="20" w:after="20"/>
-            </w:pPr>
-            <w:r>
-              <w:rPr>
-                <w:rFonts w:ascii="Aptos" w:hAnsi="Aptos"/>
-                <w:b w:val="0"/>
-                <w:i w:val="0"/>
-                <w:sz w:val="22"/>
-              </w:rPr>
-            </w:r>
-          </w:p>
-        </w:tc>
-        <w:tc>
-          <w:tcPr>
-            <w:tcW w:type="dxa" w:w="3324"/>
-          </w:tcPr>
-          <w:p>
-            <w:pPr>
-              <w:spacing w:before="20" w:after="20"/>
-            </w:pPr>
-            <w:r>
-              <w:rPr>
-                <w:rFonts w:ascii="Aptos" w:hAnsi="Aptos"/>
-                <w:b w:val="0"/>
-                <w:i w:val="0"/>
-                <w:sz w:val="22"/>
-              </w:rPr>
             </w:r>
           </w:p>
         </w:tc>

--- a/public/assets/files/stacjonarne/PRIN.docx
+++ b/public/assets/files/stacjonarne/PRIN.docx
@@ -5301,7 +5301,6 @@
                 <w:i w:val="0"/>
                 <w:sz w:val="22"/>
               </w:rPr>
-              <w:t>raport z wykonanego zadania; ocena pracy podczas ćwiczenia</w:t>
             </w:r>
           </w:p>
         </w:tc>
@@ -5360,7 +5359,6 @@
                 <w:i w:val="0"/>
                 <w:sz w:val="22"/>
               </w:rPr>
-              <w:t>raport z wykonanego zadania; ocena pracy podczas ćwiczenia</w:t>
             </w:r>
           </w:p>
         </w:tc>
@@ -5419,7 +5417,6 @@
                 <w:i w:val="0"/>
                 <w:sz w:val="22"/>
               </w:rPr>
-              <w:t>raport z wykonanego zadania; ocena pracy podczas ćwiczenia</w:t>
             </w:r>
           </w:p>
         </w:tc>
@@ -5545,7 +5542,7 @@
                 <w:i w:val="0"/>
                 <w:sz w:val="22"/>
               </w:rPr>
-              <w:t>K_U26</w:t>
+              <w:t>K_U05</w:t>
             </w:r>
           </w:p>
         </w:tc>
@@ -5583,7 +5580,7 @@
                 <w:i w:val="0"/>
                 <w:sz w:val="22"/>
               </w:rPr>
-              <w:t>raport z wykonanego zadania; ocena pracy podczas ćwiczenia</w:t>
+              <w:t>raport z wykonanego zadania, ocena pracy podczas ćwiczenia</w:t>
             </w:r>
           </w:p>
         </w:tc>
@@ -5604,6 +5601,7 @@
                 <w:i w:val="0"/>
                 <w:sz w:val="22"/>
               </w:rPr>
+              <w:t>K_U26</w:t>
             </w:r>
           </w:p>
         </w:tc>
@@ -5641,7 +5639,7 @@
                 <w:i w:val="0"/>
                 <w:sz w:val="22"/>
               </w:rPr>
-              <w:t>raport z wykonanego zadania; ocena pracy podczas ćwiczenia</w:t>
+              <w:t>raport z wykonanego zadania, ocena pracy podczas ćwiczenia</w:t>
             </w:r>
           </w:p>
         </w:tc>
@@ -5662,6 +5660,7 @@
                 <w:i w:val="0"/>
                 <w:sz w:val="22"/>
               </w:rPr>
+              <w:t>K_U25</w:t>
             </w:r>
           </w:p>
         </w:tc>
@@ -5699,7 +5698,7 @@
                 <w:i w:val="0"/>
                 <w:sz w:val="22"/>
               </w:rPr>
-              <w:t>raport z wykonanego zadania; ocena pracy podczas ćwiczenia</w:t>
+              <w:t>raport z wykonanego zadania, ocena pracy podczas ćwiczenia</w:t>
             </w:r>
           </w:p>
         </w:tc>
@@ -5863,7 +5862,7 @@
                 <w:i w:val="0"/>
                 <w:sz w:val="22"/>
               </w:rPr>
-              <w:t>raport z wykonanego zadania; ocena pracy podczas ćwiczenia</w:t>
+              <w:t>raport z wykonanego zadania, ocena pracy podczas ćwiczenia</w:t>
             </w:r>
           </w:p>
         </w:tc>
@@ -5884,7 +5883,7 @@
                 <w:i w:val="0"/>
                 <w:sz w:val="22"/>
               </w:rPr>
-              <w:t>K_K02</w:t>
+              <w:t>K_K04</w:t>
             </w:r>
           </w:p>
         </w:tc>
@@ -5922,7 +5921,7 @@
                 <w:i w:val="0"/>
                 <w:sz w:val="22"/>
               </w:rPr>
-              <w:t>raport z wykonanego zadania; ocena pracy podczas ćwiczenia</w:t>
+              <w:t>raport z wykonanego zadania, ocena pracy podczas ćwiczenia</w:t>
             </w:r>
           </w:p>
         </w:tc>
@@ -5943,7 +5942,7 @@
                 <w:i w:val="0"/>
                 <w:sz w:val="22"/>
               </w:rPr>
-              <w:t>K_K04</w:t>
+              <w:t>K_K02</w:t>
             </w:r>
           </w:p>
         </w:tc>
@@ -5981,7 +5980,7 @@
                 <w:i w:val="0"/>
                 <w:sz w:val="22"/>
               </w:rPr>
-              <w:t>raport z wykonanego zadania; ocena pracy podczas ćwiczenia</w:t>
+              <w:t>raport z wykonanego zadania, ocena pracy podczas ćwiczenia</w:t>
             </w:r>
           </w:p>
         </w:tc>

--- a/public/assets/files/stacjonarne/PRIN.docx
+++ b/public/assets/files/stacjonarne/PRIN.docx
@@ -1866,14 +1866,13 @@
       </w:tblPr>
       <w:tblGrid>
         <w:gridCol w:w="680"/>
-        <w:gridCol w:w="4536"/>
-        <w:gridCol w:w="4252"/>
+        <w:gridCol w:w="8788"/>
       </w:tblGrid>
       <w:tr>
         <w:tc>
           <w:tcPr>
             <w:tcW w:type="dxa" w:w="9468"/>
-            <w:gridSpan w:val="3"/>
+            <w:gridSpan w:val="2"/>
             <w:shd w:val="clear" w:color="auto" w:fill="D9D9D9"/>
           </w:tcPr>
           <w:p>
@@ -1915,7 +1914,7 @@
         </w:tc>
         <w:tc>
           <w:tcPr>
-            <w:tcW w:type="dxa" w:w="4536"/>
+            <w:tcW w:type="dxa" w:w="8788"/>
             <w:shd w:val="clear" w:color="auto" w:fill="D9D9D9"/>
           </w:tcPr>
           <w:p>
@@ -1929,27 +1928,7 @@
                 <w:i w:val="0"/>
                 <w:sz w:val="16"/>
               </w:rPr>
-              <w:t>Wykład</w:t>
-            </w:r>
-          </w:p>
-        </w:tc>
-        <w:tc>
-          <w:tcPr>
-            <w:tcW w:type="dxa" w:w="4252"/>
-            <w:shd w:val="clear" w:color="auto" w:fill="D9D9D9"/>
-          </w:tcPr>
-          <w:p>
-            <w:pPr>
-              <w:spacing w:before="20" w:after="20"/>
-            </w:pPr>
-            <w:r>
-              <w:rPr>
-                <w:rFonts w:ascii="Aptos" w:hAnsi="Aptos"/>
-                <w:b/>
-                <w:i w:val="0"/>
-                <w:sz w:val="16"/>
-              </w:rPr>
-              <w:t>Ćwiczenia / Laboratorium / Pracownia</w:t>
+              <w:t>Treści programowe</w:t>
             </w:r>
           </w:p>
         </w:tc>
@@ -1976,7 +1955,7 @@
         </w:tc>
         <w:tc>
           <w:tcPr>
-            <w:tcW w:type="dxa" w:w="4536"/>
+            <w:tcW w:type="dxa" w:w="8788"/>
           </w:tcPr>
           <w:p>
             <w:pPr>
@@ -1990,24 +1969,6 @@
                 <w:sz w:val="22"/>
               </w:rPr>
               <w:t>Wykład</w:t>
-            </w:r>
-          </w:p>
-        </w:tc>
-        <w:tc>
-          <w:tcPr>
-            <w:tcW w:type="dxa" w:w="4252"/>
-          </w:tcPr>
-          <w:p>
-            <w:pPr>
-              <w:spacing w:before="20" w:after="20"/>
-            </w:pPr>
-            <w:r>
-              <w:rPr>
-                <w:rFonts w:ascii="Aptos" w:hAnsi="Aptos"/>
-                <w:b w:val="0"/>
-                <w:i w:val="0"/>
-                <w:sz w:val="22"/>
-              </w:rPr>
             </w:r>
           </w:p>
         </w:tc>
@@ -2034,7 +1995,7 @@
         </w:tc>
         <w:tc>
           <w:tcPr>
-            <w:tcW w:type="dxa" w:w="4536"/>
+            <w:tcW w:type="dxa" w:w="8788"/>
           </w:tcPr>
           <w:p>
             <w:pPr>
@@ -2048,24 +2009,6 @@
                 <w:sz w:val="22"/>
               </w:rPr>
               <w:t>Ćwiczenia</w:t>
-            </w:r>
-          </w:p>
-        </w:tc>
-        <w:tc>
-          <w:tcPr>
-            <w:tcW w:type="dxa" w:w="4252"/>
-          </w:tcPr>
-          <w:p>
-            <w:pPr>
-              <w:spacing w:before="20" w:after="20"/>
-            </w:pPr>
-            <w:r>
-              <w:rPr>
-                <w:rFonts w:ascii="Aptos" w:hAnsi="Aptos"/>
-                <w:b w:val="0"/>
-                <w:i w:val="0"/>
-                <w:sz w:val="22"/>
-              </w:rPr>
             </w:r>
           </w:p>
         </w:tc>
@@ -2092,7 +2035,7 @@
         </w:tc>
         <w:tc>
           <w:tcPr>
-            <w:tcW w:type="dxa" w:w="4536"/>
+            <w:tcW w:type="dxa" w:w="8788"/>
           </w:tcPr>
           <w:p>
             <w:pPr>
@@ -2106,24 +2049,6 @@
                 <w:sz w:val="22"/>
               </w:rPr>
               <w:t>Kreatywność menedżerska</w:t>
-            </w:r>
-          </w:p>
-        </w:tc>
-        <w:tc>
-          <w:tcPr>
-            <w:tcW w:type="dxa" w:w="4252"/>
-          </w:tcPr>
-          <w:p>
-            <w:pPr>
-              <w:spacing w:before="20" w:after="20"/>
-            </w:pPr>
-            <w:r>
-              <w:rPr>
-                <w:rFonts w:ascii="Aptos" w:hAnsi="Aptos"/>
-                <w:b w:val="0"/>
-                <w:i w:val="0"/>
-                <w:sz w:val="22"/>
-              </w:rPr>
             </w:r>
           </w:p>
         </w:tc>
@@ -2150,7 +2075,7 @@
         </w:tc>
         <w:tc>
           <w:tcPr>
-            <w:tcW w:type="dxa" w:w="4536"/>
+            <w:tcW w:type="dxa" w:w="8788"/>
           </w:tcPr>
           <w:p>
             <w:pPr>
@@ -2164,24 +2089,6 @@
                 <w:sz w:val="22"/>
               </w:rPr>
               <w:t>Profil osoby kreatywnej i przedsiębiorczej</w:t>
-            </w:r>
-          </w:p>
-        </w:tc>
-        <w:tc>
-          <w:tcPr>
-            <w:tcW w:type="dxa" w:w="4252"/>
-          </w:tcPr>
-          <w:p>
-            <w:pPr>
-              <w:spacing w:before="20" w:after="20"/>
-            </w:pPr>
-            <w:r>
-              <w:rPr>
-                <w:rFonts w:ascii="Aptos" w:hAnsi="Aptos"/>
-                <w:b w:val="0"/>
-                <w:i w:val="0"/>
-                <w:sz w:val="22"/>
-              </w:rPr>
             </w:r>
           </w:p>
         </w:tc>
@@ -2208,7 +2115,7 @@
         </w:tc>
         <w:tc>
           <w:tcPr>
-            <w:tcW w:type="dxa" w:w="4536"/>
+            <w:tcW w:type="dxa" w:w="8788"/>
           </w:tcPr>
           <w:p>
             <w:pPr>
@@ -2222,24 +2129,6 @@
                 <w:sz w:val="22"/>
               </w:rPr>
               <w:t>Istota i motywy przedsiębiorczości gospodarczej</w:t>
-            </w:r>
-          </w:p>
-        </w:tc>
-        <w:tc>
-          <w:tcPr>
-            <w:tcW w:type="dxa" w:w="4252"/>
-          </w:tcPr>
-          <w:p>
-            <w:pPr>
-              <w:spacing w:before="20" w:after="20"/>
-            </w:pPr>
-            <w:r>
-              <w:rPr>
-                <w:rFonts w:ascii="Aptos" w:hAnsi="Aptos"/>
-                <w:b w:val="0"/>
-                <w:i w:val="0"/>
-                <w:sz w:val="22"/>
-              </w:rPr>
             </w:r>
           </w:p>
         </w:tc>
@@ -2266,7 +2155,7 @@
         </w:tc>
         <w:tc>
           <w:tcPr>
-            <w:tcW w:type="dxa" w:w="4536"/>
+            <w:tcW w:type="dxa" w:w="8788"/>
           </w:tcPr>
           <w:p>
             <w:pPr>
@@ -2280,24 +2169,6 @@
                 <w:sz w:val="22"/>
               </w:rPr>
               <w:t>Tworzenie i analiza ścieżki doświadczeń dla wybranego produktu / usługi (praca z szablonem</w:t>
-            </w:r>
-          </w:p>
-        </w:tc>
-        <w:tc>
-          <w:tcPr>
-            <w:tcW w:type="dxa" w:w="4252"/>
-          </w:tcPr>
-          <w:p>
-            <w:pPr>
-              <w:spacing w:before="20" w:after="20"/>
-            </w:pPr>
-            <w:r>
-              <w:rPr>
-                <w:rFonts w:ascii="Aptos" w:hAnsi="Aptos"/>
-                <w:b w:val="0"/>
-                <w:i w:val="0"/>
-                <w:sz w:val="22"/>
-              </w:rPr>
             </w:r>
           </w:p>
         </w:tc>
@@ -2324,7 +2195,7 @@
         </w:tc>
         <w:tc>
           <w:tcPr>
-            <w:tcW w:type="dxa" w:w="4536"/>
+            <w:tcW w:type="dxa" w:w="8788"/>
           </w:tcPr>
           <w:p>
             <w:pPr>
@@ -2338,24 +2209,6 @@
                 <w:sz w:val="22"/>
               </w:rPr>
               <w:t>customer journey map)</w:t>
-            </w:r>
-          </w:p>
-        </w:tc>
-        <w:tc>
-          <w:tcPr>
-            <w:tcW w:type="dxa" w:w="4252"/>
-          </w:tcPr>
-          <w:p>
-            <w:pPr>
-              <w:spacing w:before="20" w:after="20"/>
-            </w:pPr>
-            <w:r>
-              <w:rPr>
-                <w:rFonts w:ascii="Aptos" w:hAnsi="Aptos"/>
-                <w:b w:val="0"/>
-                <w:i w:val="0"/>
-                <w:sz w:val="22"/>
-              </w:rPr>
             </w:r>
           </w:p>
         </w:tc>
@@ -2382,7 +2235,7 @@
         </w:tc>
         <w:tc>
           <w:tcPr>
-            <w:tcW w:type="dxa" w:w="4536"/>
+            <w:tcW w:type="dxa" w:w="8788"/>
           </w:tcPr>
           <w:p>
             <w:pPr>
@@ -2396,24 +2249,6 @@
                 <w:sz w:val="22"/>
               </w:rPr>
               <w:t>Metody graficzne i analityczne w diagnozowaniu</w:t>
-            </w:r>
-          </w:p>
-        </w:tc>
-        <w:tc>
-          <w:tcPr>
-            <w:tcW w:type="dxa" w:w="4252"/>
-          </w:tcPr>
-          <w:p>
-            <w:pPr>
-              <w:spacing w:before="20" w:after="20"/>
-            </w:pPr>
-            <w:r>
-              <w:rPr>
-                <w:rFonts w:ascii="Aptos" w:hAnsi="Aptos"/>
-                <w:b w:val="0"/>
-                <w:i w:val="0"/>
-                <w:sz w:val="22"/>
-              </w:rPr>
             </w:r>
           </w:p>
         </w:tc>
@@ -2440,7 +2275,7 @@
         </w:tc>
         <w:tc>
           <w:tcPr>
-            <w:tcW w:type="dxa" w:w="4536"/>
+            <w:tcW w:type="dxa" w:w="8788"/>
           </w:tcPr>
           <w:p>
             <w:pPr>
@@ -2454,24 +2289,6 @@
                 <w:sz w:val="22"/>
               </w:rPr>
               <w:t>problemu</w:t>
-            </w:r>
-          </w:p>
-        </w:tc>
-        <w:tc>
-          <w:tcPr>
-            <w:tcW w:type="dxa" w:w="4252"/>
-          </w:tcPr>
-          <w:p>
-            <w:pPr>
-              <w:spacing w:before="20" w:after="20"/>
-            </w:pPr>
-            <w:r>
-              <w:rPr>
-                <w:rFonts w:ascii="Aptos" w:hAnsi="Aptos"/>
-                <w:b w:val="0"/>
-                <w:i w:val="0"/>
-                <w:sz w:val="22"/>
-              </w:rPr>
             </w:r>
           </w:p>
         </w:tc>
@@ -2498,7 +2315,7 @@
         </w:tc>
         <w:tc>
           <w:tcPr>
-            <w:tcW w:type="dxa" w:w="4536"/>
+            <w:tcW w:type="dxa" w:w="8788"/>
           </w:tcPr>
           <w:p>
             <w:pPr>
@@ -2512,24 +2329,6 @@
                 <w:sz w:val="22"/>
               </w:rPr>
               <w:t>Odkrywanie możliwości dla produktu innowacyjnego – studium przypadku</w:t>
-            </w:r>
-          </w:p>
-        </w:tc>
-        <w:tc>
-          <w:tcPr>
-            <w:tcW w:type="dxa" w:w="4252"/>
-          </w:tcPr>
-          <w:p>
-            <w:pPr>
-              <w:spacing w:before="20" w:after="20"/>
-            </w:pPr>
-            <w:r>
-              <w:rPr>
-                <w:rFonts w:ascii="Aptos" w:hAnsi="Aptos"/>
-                <w:b w:val="0"/>
-                <w:i w:val="0"/>
-                <w:sz w:val="22"/>
-              </w:rPr>
             </w:r>
           </w:p>
         </w:tc>
@@ -2556,7 +2355,7 @@
         </w:tc>
         <w:tc>
           <w:tcPr>
-            <w:tcW w:type="dxa" w:w="4536"/>
+            <w:tcW w:type="dxa" w:w="8788"/>
           </w:tcPr>
           <w:p>
             <w:pPr>
@@ -2570,24 +2369,6 @@
                 <w:sz w:val="22"/>
               </w:rPr>
               <w:t>Rozpoznawanie szans rynkowych i możliwości</w:t>
-            </w:r>
-          </w:p>
-        </w:tc>
-        <w:tc>
-          <w:tcPr>
-            <w:tcW w:type="dxa" w:w="4252"/>
-          </w:tcPr>
-          <w:p>
-            <w:pPr>
-              <w:spacing w:before="20" w:after="20"/>
-            </w:pPr>
-            <w:r>
-              <w:rPr>
-                <w:rFonts w:ascii="Aptos" w:hAnsi="Aptos"/>
-                <w:b w:val="0"/>
-                <w:i w:val="0"/>
-                <w:sz w:val="22"/>
-              </w:rPr>
             </w:r>
           </w:p>
         </w:tc>
@@ -2614,7 +2395,7 @@
         </w:tc>
         <w:tc>
           <w:tcPr>
-            <w:tcW w:type="dxa" w:w="4536"/>
+            <w:tcW w:type="dxa" w:w="8788"/>
           </w:tcPr>
           <w:p>
             <w:pPr>
@@ -2628,24 +2409,6 @@
                 <w:sz w:val="22"/>
               </w:rPr>
               <w:t>sytuacyjnych</w:t>
-            </w:r>
-          </w:p>
-        </w:tc>
-        <w:tc>
-          <w:tcPr>
-            <w:tcW w:type="dxa" w:w="4252"/>
-          </w:tcPr>
-          <w:p>
-            <w:pPr>
-              <w:spacing w:before="20" w:after="20"/>
-            </w:pPr>
-            <w:r>
-              <w:rPr>
-                <w:rFonts w:ascii="Aptos" w:hAnsi="Aptos"/>
-                <w:b w:val="0"/>
-                <w:i w:val="0"/>
-                <w:sz w:val="22"/>
-              </w:rPr>
             </w:r>
           </w:p>
         </w:tc>
@@ -2672,7 +2435,7 @@
         </w:tc>
         <w:tc>
           <w:tcPr>
-            <w:tcW w:type="dxa" w:w="4536"/>
+            <w:tcW w:type="dxa" w:w="8788"/>
           </w:tcPr>
           <w:p>
             <w:pPr>
@@ -2686,24 +2449,6 @@
                 <w:sz w:val="22"/>
               </w:rPr>
               <w:t>Analiza rozwoju firm innowacyjnych – macierz</w:t>
-            </w:r>
-          </w:p>
-        </w:tc>
-        <w:tc>
-          <w:tcPr>
-            <w:tcW w:type="dxa" w:w="4252"/>
-          </w:tcPr>
-          <w:p>
-            <w:pPr>
-              <w:spacing w:before="20" w:after="20"/>
-            </w:pPr>
-            <w:r>
-              <w:rPr>
-                <w:rFonts w:ascii="Aptos" w:hAnsi="Aptos"/>
-                <w:b w:val="0"/>
-                <w:i w:val="0"/>
-                <w:sz w:val="22"/>
-              </w:rPr>
             </w:r>
           </w:p>
         </w:tc>
@@ -2730,7 +2475,7 @@
         </w:tc>
         <w:tc>
           <w:tcPr>
-            <w:tcW w:type="dxa" w:w="4536"/>
+            <w:tcW w:type="dxa" w:w="8788"/>
           </w:tcPr>
           <w:p>
             <w:pPr>
@@ -2744,24 +2489,6 @@
                 <w:sz w:val="22"/>
               </w:rPr>
               <w:t>kluczowych czynników</w:t>
-            </w:r>
-          </w:p>
-        </w:tc>
-        <w:tc>
-          <w:tcPr>
-            <w:tcW w:type="dxa" w:w="4252"/>
-          </w:tcPr>
-          <w:p>
-            <w:pPr>
-              <w:spacing w:before="20" w:after="20"/>
-            </w:pPr>
-            <w:r>
-              <w:rPr>
-                <w:rFonts w:ascii="Aptos" w:hAnsi="Aptos"/>
-                <w:b w:val="0"/>
-                <w:i w:val="0"/>
-                <w:sz w:val="22"/>
-              </w:rPr>
             </w:r>
           </w:p>
         </w:tc>
@@ -2788,7 +2515,7 @@
         </w:tc>
         <w:tc>
           <w:tcPr>
-            <w:tcW w:type="dxa" w:w="4536"/>
+            <w:tcW w:type="dxa" w:w="8788"/>
           </w:tcPr>
           <w:p>
             <w:pPr>
@@ -2802,24 +2529,6 @@
                 <w:sz w:val="22"/>
               </w:rPr>
               <w:t>Planowanie rozwoju - elementy analizy strategicznej</w:t>
-            </w:r>
-          </w:p>
-        </w:tc>
-        <w:tc>
-          <w:tcPr>
-            <w:tcW w:type="dxa" w:w="4252"/>
-          </w:tcPr>
-          <w:p>
-            <w:pPr>
-              <w:spacing w:before="20" w:after="20"/>
-            </w:pPr>
-            <w:r>
-              <w:rPr>
-                <w:rFonts w:ascii="Aptos" w:hAnsi="Aptos"/>
-                <w:b w:val="0"/>
-                <w:i w:val="0"/>
-                <w:sz w:val="22"/>
-              </w:rPr>
             </w:r>
           </w:p>
         </w:tc>
@@ -2846,7 +2555,7 @@
         </w:tc>
         <w:tc>
           <w:tcPr>
-            <w:tcW w:type="dxa" w:w="4536"/>
+            <w:tcW w:type="dxa" w:w="8788"/>
           </w:tcPr>
           <w:p>
             <w:pPr>
@@ -2860,24 +2569,6 @@
                 <w:sz w:val="22"/>
               </w:rPr>
               <w:t>Wprowadzenie do Design Thinking</w:t>
-            </w:r>
-          </w:p>
-        </w:tc>
-        <w:tc>
-          <w:tcPr>
-            <w:tcW w:type="dxa" w:w="4252"/>
-          </w:tcPr>
-          <w:p>
-            <w:pPr>
-              <w:spacing w:before="20" w:after="20"/>
-            </w:pPr>
-            <w:r>
-              <w:rPr>
-                <w:rFonts w:ascii="Aptos" w:hAnsi="Aptos"/>
-                <w:b w:val="0"/>
-                <w:i w:val="0"/>
-                <w:sz w:val="22"/>
-              </w:rPr>
             </w:r>
           </w:p>
         </w:tc>
@@ -2904,7 +2595,7 @@
         </w:tc>
         <w:tc>
           <w:tcPr>
-            <w:tcW w:type="dxa" w:w="4536"/>
+            <w:tcW w:type="dxa" w:w="8788"/>
           </w:tcPr>
           <w:p>
             <w:pPr>
@@ -2918,24 +2609,6 @@
                 <w:sz w:val="22"/>
               </w:rPr>
               <w:t>Struktury organizacyjne</w:t>
-            </w:r>
-          </w:p>
-        </w:tc>
-        <w:tc>
-          <w:tcPr>
-            <w:tcW w:type="dxa" w:w="4252"/>
-          </w:tcPr>
-          <w:p>
-            <w:pPr>
-              <w:spacing w:before="20" w:after="20"/>
-            </w:pPr>
-            <w:r>
-              <w:rPr>
-                <w:rFonts w:ascii="Aptos" w:hAnsi="Aptos"/>
-                <w:b w:val="0"/>
-                <w:i w:val="0"/>
-                <w:sz w:val="22"/>
-              </w:rPr>
             </w:r>
           </w:p>
         </w:tc>
@@ -2962,7 +2635,7 @@
         </w:tc>
         <w:tc>
           <w:tcPr>
-            <w:tcW w:type="dxa" w:w="4536"/>
+            <w:tcW w:type="dxa" w:w="8788"/>
           </w:tcPr>
           <w:p>
             <w:pPr>
@@ -2976,24 +2649,6 @@
                 <w:sz w:val="22"/>
               </w:rPr>
               <w:t>Wprowadzenie do pracy zespołowej i projektowej</w:t>
-            </w:r>
-          </w:p>
-        </w:tc>
-        <w:tc>
-          <w:tcPr>
-            <w:tcW w:type="dxa" w:w="4252"/>
-          </w:tcPr>
-          <w:p>
-            <w:pPr>
-              <w:spacing w:before="20" w:after="20"/>
-            </w:pPr>
-            <w:r>
-              <w:rPr>
-                <w:rFonts w:ascii="Aptos" w:hAnsi="Aptos"/>
-                <w:b w:val="0"/>
-                <w:i w:val="0"/>
-                <w:sz w:val="22"/>
-              </w:rPr>
             </w:r>
           </w:p>
         </w:tc>
@@ -3020,7 +2675,7 @@
         </w:tc>
         <w:tc>
           <w:tcPr>
-            <w:tcW w:type="dxa" w:w="4536"/>
+            <w:tcW w:type="dxa" w:w="8788"/>
           </w:tcPr>
           <w:p>
             <w:pPr>
@@ -3034,24 +2689,6 @@
                 <w:sz w:val="22"/>
               </w:rPr>
               <w:t>Trening umiejętności pracy w zespole.</w:t>
-            </w:r>
-          </w:p>
-        </w:tc>
-        <w:tc>
-          <w:tcPr>
-            <w:tcW w:type="dxa" w:w="4252"/>
-          </w:tcPr>
-          <w:p>
-            <w:pPr>
-              <w:spacing w:before="20" w:after="20"/>
-            </w:pPr>
-            <w:r>
-              <w:rPr>
-                <w:rFonts w:ascii="Aptos" w:hAnsi="Aptos"/>
-                <w:b w:val="0"/>
-                <w:i w:val="0"/>
-                <w:sz w:val="22"/>
-              </w:rPr>
             </w:r>
           </w:p>
         </w:tc>
@@ -3078,7 +2715,7 @@
         </w:tc>
         <w:tc>
           <w:tcPr>
-            <w:tcW w:type="dxa" w:w="4536"/>
+            <w:tcW w:type="dxa" w:w="8788"/>
           </w:tcPr>
           <w:p>
             <w:pPr>
@@ -3092,24 +2729,6 @@
                 <w:sz w:val="22"/>
               </w:rPr>
               <w:t>Organizowanie procesów i zarządzanie zasobami</w:t>
-            </w:r>
-          </w:p>
-        </w:tc>
-        <w:tc>
-          <w:tcPr>
-            <w:tcW w:type="dxa" w:w="4252"/>
-          </w:tcPr>
-          <w:p>
-            <w:pPr>
-              <w:spacing w:before="20" w:after="20"/>
-            </w:pPr>
-            <w:r>
-              <w:rPr>
-                <w:rFonts w:ascii="Aptos" w:hAnsi="Aptos"/>
-                <w:b w:val="0"/>
-                <w:i w:val="0"/>
-                <w:sz w:val="22"/>
-              </w:rPr>
             </w:r>
           </w:p>
         </w:tc>
@@ -3136,7 +2755,7 @@
         </w:tc>
         <w:tc>
           <w:tcPr>
-            <w:tcW w:type="dxa" w:w="4536"/>
+            <w:tcW w:type="dxa" w:w="8788"/>
           </w:tcPr>
           <w:p>
             <w:pPr>
@@ -3150,24 +2769,6 @@
                 <w:sz w:val="22"/>
               </w:rPr>
               <w:t>Środowiska do komputerowego</w:t>
-            </w:r>
-          </w:p>
-        </w:tc>
-        <w:tc>
-          <w:tcPr>
-            <w:tcW w:type="dxa" w:w="4252"/>
-          </w:tcPr>
-          <w:p>
-            <w:pPr>
-              <w:spacing w:before="20" w:after="20"/>
-            </w:pPr>
-            <w:r>
-              <w:rPr>
-                <w:rFonts w:ascii="Aptos" w:hAnsi="Aptos"/>
-                <w:b w:val="0"/>
-                <w:i w:val="0"/>
-                <w:sz w:val="22"/>
-              </w:rPr>
             </w:r>
           </w:p>
         </w:tc>
@@ -3194,7 +2795,7 @@
         </w:tc>
         <w:tc>
           <w:tcPr>
-            <w:tcW w:type="dxa" w:w="4536"/>
+            <w:tcW w:type="dxa" w:w="8788"/>
           </w:tcPr>
           <w:p>
             <w:pPr>
@@ -3208,24 +2809,6 @@
                 <w:sz w:val="22"/>
               </w:rPr>
               <w:t>wspomagania pracy projektowej i</w:t>
-            </w:r>
-          </w:p>
-        </w:tc>
-        <w:tc>
-          <w:tcPr>
-            <w:tcW w:type="dxa" w:w="4252"/>
-          </w:tcPr>
-          <w:p>
-            <w:pPr>
-              <w:spacing w:before="20" w:after="20"/>
-            </w:pPr>
-            <w:r>
-              <w:rPr>
-                <w:rFonts w:ascii="Aptos" w:hAnsi="Aptos"/>
-                <w:b w:val="0"/>
-                <w:i w:val="0"/>
-                <w:sz w:val="22"/>
-              </w:rPr>
             </w:r>
           </w:p>
         </w:tc>
@@ -3252,7 +2835,7 @@
         </w:tc>
         <w:tc>
           <w:tcPr>
-            <w:tcW w:type="dxa" w:w="4536"/>
+            <w:tcW w:type="dxa" w:w="8788"/>
           </w:tcPr>
           <w:p>
             <w:pPr>
@@ -3266,24 +2849,6 @@
                 <w:sz w:val="22"/>
               </w:rPr>
               <w:t>zespołowej</w:t>
-            </w:r>
-          </w:p>
-        </w:tc>
-        <w:tc>
-          <w:tcPr>
-            <w:tcW w:type="dxa" w:w="4252"/>
-          </w:tcPr>
-          <w:p>
-            <w:pPr>
-              <w:spacing w:before="20" w:after="20"/>
-            </w:pPr>
-            <w:r>
-              <w:rPr>
-                <w:rFonts w:ascii="Aptos" w:hAnsi="Aptos"/>
-                <w:b w:val="0"/>
-                <w:i w:val="0"/>
-                <w:sz w:val="22"/>
-              </w:rPr>
             </w:r>
           </w:p>
         </w:tc>
@@ -3310,7 +2875,7 @@
         </w:tc>
         <w:tc>
           <w:tcPr>
-            <w:tcW w:type="dxa" w:w="4536"/>
+            <w:tcW w:type="dxa" w:w="8788"/>
           </w:tcPr>
           <w:p>
             <w:pPr>
@@ -3324,24 +2889,6 @@
                 <w:sz w:val="22"/>
               </w:rPr>
               <w:t>Kontrolowanie, doskonalenie i zarządzanie jakością</w:t>
-            </w:r>
-          </w:p>
-        </w:tc>
-        <w:tc>
-          <w:tcPr>
-            <w:tcW w:type="dxa" w:w="4252"/>
-          </w:tcPr>
-          <w:p>
-            <w:pPr>
-              <w:spacing w:before="20" w:after="20"/>
-            </w:pPr>
-            <w:r>
-              <w:rPr>
-                <w:rFonts w:ascii="Aptos" w:hAnsi="Aptos"/>
-                <w:b w:val="0"/>
-                <w:i w:val="0"/>
-                <w:sz w:val="22"/>
-              </w:rPr>
             </w:r>
           </w:p>
         </w:tc>
@@ -3368,7 +2915,7 @@
         </w:tc>
         <w:tc>
           <w:tcPr>
-            <w:tcW w:type="dxa" w:w="4536"/>
+            <w:tcW w:type="dxa" w:w="8788"/>
           </w:tcPr>
           <w:p>
             <w:pPr>
@@ -3382,24 +2929,6 @@
                 <w:sz w:val="22"/>
               </w:rPr>
               <w:t>Identyfikacja potrzeb; wprowadzenie do analizy badań zastanych i jakościowych – wywiad,</w:t>
-            </w:r>
-          </w:p>
-        </w:tc>
-        <w:tc>
-          <w:tcPr>
-            <w:tcW w:type="dxa" w:w="4252"/>
-          </w:tcPr>
-          <w:p>
-            <w:pPr>
-              <w:spacing w:before="20" w:after="20"/>
-            </w:pPr>
-            <w:r>
-              <w:rPr>
-                <w:rFonts w:ascii="Aptos" w:hAnsi="Aptos"/>
-                <w:b w:val="0"/>
-                <w:i w:val="0"/>
-                <w:sz w:val="22"/>
-              </w:rPr>
             </w:r>
           </w:p>
         </w:tc>
@@ -3426,7 +2955,7 @@
         </w:tc>
         <w:tc>
           <w:tcPr>
-            <w:tcW w:type="dxa" w:w="4536"/>
+            <w:tcW w:type="dxa" w:w="8788"/>
           </w:tcPr>
           <w:p>
             <w:pPr>
@@ -3440,24 +2969,6 @@
                 <w:sz w:val="22"/>
               </w:rPr>
               <w:t>obserwacja uczestnicząca, netnografia; mapa empatii, Persony</w:t>
-            </w:r>
-          </w:p>
-        </w:tc>
-        <w:tc>
-          <w:tcPr>
-            <w:tcW w:type="dxa" w:w="4252"/>
-          </w:tcPr>
-          <w:p>
-            <w:pPr>
-              <w:spacing w:before="20" w:after="20"/>
-            </w:pPr>
-            <w:r>
-              <w:rPr>
-                <w:rFonts w:ascii="Aptos" w:hAnsi="Aptos"/>
-                <w:b w:val="0"/>
-                <w:i w:val="0"/>
-                <w:sz w:val="22"/>
-              </w:rPr>
             </w:r>
           </w:p>
         </w:tc>
@@ -3484,7 +2995,7 @@
         </w:tc>
         <w:tc>
           <w:tcPr>
-            <w:tcW w:type="dxa" w:w="4536"/>
+            <w:tcW w:type="dxa" w:w="8788"/>
           </w:tcPr>
           <w:p>
             <w:pPr>
@@ -3498,24 +3009,6 @@
                 <w:sz w:val="22"/>
               </w:rPr>
               <w:t>Mała firma – cykl rozwojowy i czynniki sukcesu</w:t>
-            </w:r>
-          </w:p>
-        </w:tc>
-        <w:tc>
-          <w:tcPr>
-            <w:tcW w:type="dxa" w:w="4252"/>
-          </w:tcPr>
-          <w:p>
-            <w:pPr>
-              <w:spacing w:before="20" w:after="20"/>
-            </w:pPr>
-            <w:r>
-              <w:rPr>
-                <w:rFonts w:ascii="Aptos" w:hAnsi="Aptos"/>
-                <w:b w:val="0"/>
-                <w:i w:val="0"/>
-                <w:sz w:val="22"/>
-              </w:rPr>
             </w:r>
           </w:p>
         </w:tc>
@@ -3542,7 +3035,7 @@
         </w:tc>
         <w:tc>
           <w:tcPr>
-            <w:tcW w:type="dxa" w:w="4536"/>
+            <w:tcW w:type="dxa" w:w="8788"/>
           </w:tcPr>
           <w:p>
             <w:pPr>
@@ -3556,24 +3049,6 @@
                 <w:sz w:val="22"/>
               </w:rPr>
               <w:t>Diagnoza problemu:</w:t>
-            </w:r>
-          </w:p>
-        </w:tc>
-        <w:tc>
-          <w:tcPr>
-            <w:tcW w:type="dxa" w:w="4252"/>
-          </w:tcPr>
-          <w:p>
-            <w:pPr>
-              <w:spacing w:before="20" w:after="20"/>
-            </w:pPr>
-            <w:r>
-              <w:rPr>
-                <w:rFonts w:ascii="Aptos" w:hAnsi="Aptos"/>
-                <w:b w:val="0"/>
-                <w:i w:val="0"/>
-                <w:sz w:val="22"/>
-              </w:rPr>
             </w:r>
           </w:p>
         </w:tc>
@@ -3600,7 +3075,7 @@
         </w:tc>
         <w:tc>
           <w:tcPr>
-            <w:tcW w:type="dxa" w:w="4536"/>
+            <w:tcW w:type="dxa" w:w="8788"/>
           </w:tcPr>
           <w:p>
             <w:pPr>
@@ -3614,24 +3089,6 @@
                 <w:sz w:val="22"/>
               </w:rPr>
               <w:t>Metoda 5 x dlaczego</w:t>
-            </w:r>
-          </w:p>
-        </w:tc>
-        <w:tc>
-          <w:tcPr>
-            <w:tcW w:type="dxa" w:w="4252"/>
-          </w:tcPr>
-          <w:p>
-            <w:pPr>
-              <w:spacing w:before="20" w:after="20"/>
-            </w:pPr>
-            <w:r>
-              <w:rPr>
-                <w:rFonts w:ascii="Aptos" w:hAnsi="Aptos"/>
-                <w:b w:val="0"/>
-                <w:i w:val="0"/>
-                <w:sz w:val="22"/>
-              </w:rPr>
             </w:r>
           </w:p>
         </w:tc>
@@ -3658,7 +3115,7 @@
         </w:tc>
         <w:tc>
           <w:tcPr>
-            <w:tcW w:type="dxa" w:w="4536"/>
+            <w:tcW w:type="dxa" w:w="8788"/>
           </w:tcPr>
           <w:p>
             <w:pPr>
@@ -3672,24 +3129,6 @@
                 <w:sz w:val="22"/>
               </w:rPr>
               <w:t>Metoda Pareto-Lorenza i Diagram</w:t>
-            </w:r>
-          </w:p>
-        </w:tc>
-        <w:tc>
-          <w:tcPr>
-            <w:tcW w:type="dxa" w:w="4252"/>
-          </w:tcPr>
-          <w:p>
-            <w:pPr>
-              <w:spacing w:before="20" w:after="20"/>
-            </w:pPr>
-            <w:r>
-              <w:rPr>
-                <w:rFonts w:ascii="Aptos" w:hAnsi="Aptos"/>
-                <w:b w:val="0"/>
-                <w:i w:val="0"/>
-                <w:sz w:val="22"/>
-              </w:rPr>
             </w:r>
           </w:p>
         </w:tc>
@@ -3716,7 +3155,7 @@
         </w:tc>
         <w:tc>
           <w:tcPr>
-            <w:tcW w:type="dxa" w:w="4536"/>
+            <w:tcW w:type="dxa" w:w="8788"/>
           </w:tcPr>
           <w:p>
             <w:pPr>
@@ -3730,24 +3169,6 @@
                 <w:sz w:val="22"/>
               </w:rPr>
               <w:t>Ishikawy</w:t>
-            </w:r>
-          </w:p>
-        </w:tc>
-        <w:tc>
-          <w:tcPr>
-            <w:tcW w:type="dxa" w:w="4252"/>
-          </w:tcPr>
-          <w:p>
-            <w:pPr>
-              <w:spacing w:before="20" w:after="20"/>
-            </w:pPr>
-            <w:r>
-              <w:rPr>
-                <w:rFonts w:ascii="Aptos" w:hAnsi="Aptos"/>
-                <w:b w:val="0"/>
-                <w:i w:val="0"/>
-                <w:sz w:val="22"/>
-              </w:rPr>
             </w:r>
           </w:p>
         </w:tc>
@@ -3774,7 +3195,7 @@
         </w:tc>
         <w:tc>
           <w:tcPr>
-            <w:tcW w:type="dxa" w:w="4536"/>
+            <w:tcW w:type="dxa" w:w="8788"/>
           </w:tcPr>
           <w:p>
             <w:pPr>
@@ -3788,24 +3209,6 @@
                 <w:sz w:val="22"/>
               </w:rPr>
               <w:t>Rysowanie odręczne</w:t>
-            </w:r>
-          </w:p>
-        </w:tc>
-        <w:tc>
-          <w:tcPr>
-            <w:tcW w:type="dxa" w:w="4252"/>
-          </w:tcPr>
-          <w:p>
-            <w:pPr>
-              <w:spacing w:before="20" w:after="20"/>
-            </w:pPr>
-            <w:r>
-              <w:rPr>
-                <w:rFonts w:ascii="Aptos" w:hAnsi="Aptos"/>
-                <w:b w:val="0"/>
-                <w:i w:val="0"/>
-                <w:sz w:val="22"/>
-              </w:rPr>
             </w:r>
           </w:p>
         </w:tc>
@@ -3832,7 +3235,7 @@
         </w:tc>
         <w:tc>
           <w:tcPr>
-            <w:tcW w:type="dxa" w:w="4536"/>
+            <w:tcW w:type="dxa" w:w="8788"/>
           </w:tcPr>
           <w:p>
             <w:pPr>
@@ -3846,24 +3249,6 @@
                 <w:sz w:val="22"/>
               </w:rPr>
               <w:t>Zarządzanie personelem i motywowanie</w:t>
-            </w:r>
-          </w:p>
-        </w:tc>
-        <w:tc>
-          <w:tcPr>
-            <w:tcW w:type="dxa" w:w="4252"/>
-          </w:tcPr>
-          <w:p>
-            <w:pPr>
-              <w:spacing w:before="20" w:after="20"/>
-            </w:pPr>
-            <w:r>
-              <w:rPr>
-                <w:rFonts w:ascii="Aptos" w:hAnsi="Aptos"/>
-                <w:b w:val="0"/>
-                <w:i w:val="0"/>
-                <w:sz w:val="22"/>
-              </w:rPr>
             </w:r>
           </w:p>
         </w:tc>
@@ -3890,7 +3275,7 @@
         </w:tc>
         <w:tc>
           <w:tcPr>
-            <w:tcW w:type="dxa" w:w="4536"/>
+            <w:tcW w:type="dxa" w:w="8788"/>
           </w:tcPr>
           <w:p>
             <w:pPr>
@@ -3904,24 +3289,6 @@
                 <w:sz w:val="22"/>
               </w:rPr>
               <w:t>Metoda Kano</w:t>
-            </w:r>
-          </w:p>
-        </w:tc>
-        <w:tc>
-          <w:tcPr>
-            <w:tcW w:type="dxa" w:w="4252"/>
-          </w:tcPr>
-          <w:p>
-            <w:pPr>
-              <w:spacing w:before="20" w:after="20"/>
-            </w:pPr>
-            <w:r>
-              <w:rPr>
-                <w:rFonts w:ascii="Aptos" w:hAnsi="Aptos"/>
-                <w:b w:val="0"/>
-                <w:i w:val="0"/>
-                <w:sz w:val="22"/>
-              </w:rPr>
             </w:r>
           </w:p>
         </w:tc>
@@ -3948,7 +3315,7 @@
         </w:tc>
         <w:tc>
           <w:tcPr>
-            <w:tcW w:type="dxa" w:w="4536"/>
+            <w:tcW w:type="dxa" w:w="8788"/>
           </w:tcPr>
           <w:p>
             <w:pPr>
@@ -3962,24 +3329,6 @@
                 <w:sz w:val="22"/>
               </w:rPr>
               <w:t>Wybrane techniki oceny wariantów i wspomagania</w:t>
-            </w:r>
-          </w:p>
-        </w:tc>
-        <w:tc>
-          <w:tcPr>
-            <w:tcW w:type="dxa" w:w="4252"/>
-          </w:tcPr>
-          <w:p>
-            <w:pPr>
-              <w:spacing w:before="20" w:after="20"/>
-            </w:pPr>
-            <w:r>
-              <w:rPr>
-                <w:rFonts w:ascii="Aptos" w:hAnsi="Aptos"/>
-                <w:b w:val="0"/>
-                <w:i w:val="0"/>
-                <w:sz w:val="22"/>
-              </w:rPr>
             </w:r>
           </w:p>
         </w:tc>
@@ -4006,7 +3355,7 @@
         </w:tc>
         <w:tc>
           <w:tcPr>
-            <w:tcW w:type="dxa" w:w="4536"/>
+            <w:tcW w:type="dxa" w:w="8788"/>
           </w:tcPr>
           <w:p>
             <w:pPr>
@@ -4020,24 +3369,6 @@
                 <w:sz w:val="22"/>
               </w:rPr>
               <w:t>decyzji</w:t>
-            </w:r>
-          </w:p>
-        </w:tc>
-        <w:tc>
-          <w:tcPr>
-            <w:tcW w:type="dxa" w:w="4252"/>
-          </w:tcPr>
-          <w:p>
-            <w:pPr>
-              <w:spacing w:before="20" w:after="20"/>
-            </w:pPr>
-            <w:r>
-              <w:rPr>
-                <w:rFonts w:ascii="Aptos" w:hAnsi="Aptos"/>
-                <w:b w:val="0"/>
-                <w:i w:val="0"/>
-                <w:sz w:val="22"/>
-              </w:rPr>
             </w:r>
           </w:p>
         </w:tc>
@@ -4064,7 +3395,7 @@
         </w:tc>
         <w:tc>
           <w:tcPr>
-            <w:tcW w:type="dxa" w:w="4536"/>
+            <w:tcW w:type="dxa" w:w="8788"/>
           </w:tcPr>
           <w:p>
             <w:pPr>
@@ -4078,24 +3409,6 @@
                 <w:sz w:val="22"/>
               </w:rPr>
               <w:t>Indywidualne generowanie pomysłów do problemu (mindmapping, analiza</w:t>
-            </w:r>
-          </w:p>
-        </w:tc>
-        <w:tc>
-          <w:tcPr>
-            <w:tcW w:type="dxa" w:w="4252"/>
-          </w:tcPr>
-          <w:p>
-            <w:pPr>
-              <w:spacing w:before="20" w:after="20"/>
-            </w:pPr>
-            <w:r>
-              <w:rPr>
-                <w:rFonts w:ascii="Aptos" w:hAnsi="Aptos"/>
-                <w:b w:val="0"/>
-                <w:i w:val="0"/>
-                <w:sz w:val="22"/>
-              </w:rPr>
             </w:r>
           </w:p>
         </w:tc>
@@ -4122,7 +3435,7 @@
         </w:tc>
         <w:tc>
           <w:tcPr>
-            <w:tcW w:type="dxa" w:w="4536"/>
+            <w:tcW w:type="dxa" w:w="8788"/>
           </w:tcPr>
           <w:p>
             <w:pPr>
@@ -4136,24 +3449,6 @@
                 <w:sz w:val="22"/>
               </w:rPr>
               <w:t>morfologiczna)</w:t>
-            </w:r>
-          </w:p>
-        </w:tc>
-        <w:tc>
-          <w:tcPr>
-            <w:tcW w:type="dxa" w:w="4252"/>
-          </w:tcPr>
-          <w:p>
-            <w:pPr>
-              <w:spacing w:before="20" w:after="20"/>
-            </w:pPr>
-            <w:r>
-              <w:rPr>
-                <w:rFonts w:ascii="Aptos" w:hAnsi="Aptos"/>
-                <w:b w:val="0"/>
-                <w:i w:val="0"/>
-                <w:sz w:val="22"/>
-              </w:rPr>
             </w:r>
           </w:p>
         </w:tc>
@@ -4180,7 +3475,7 @@
         </w:tc>
         <w:tc>
           <w:tcPr>
-            <w:tcW w:type="dxa" w:w="4536"/>
+            <w:tcW w:type="dxa" w:w="8788"/>
           </w:tcPr>
           <w:p>
             <w:pPr>
@@ -4194,24 +3489,6 @@
                 <w:sz w:val="22"/>
               </w:rPr>
               <w:t>Generowanie pomysłów: burza mózgów,</w:t>
-            </w:r>
-          </w:p>
-        </w:tc>
-        <w:tc>
-          <w:tcPr>
-            <w:tcW w:type="dxa" w:w="4252"/>
-          </w:tcPr>
-          <w:p>
-            <w:pPr>
-              <w:spacing w:before="20" w:after="20"/>
-            </w:pPr>
-            <w:r>
-              <w:rPr>
-                <w:rFonts w:ascii="Aptos" w:hAnsi="Aptos"/>
-                <w:b w:val="0"/>
-                <w:i w:val="0"/>
-                <w:sz w:val="22"/>
-              </w:rPr>
             </w:r>
           </w:p>
         </w:tc>
@@ -4238,7 +3515,7 @@
         </w:tc>
         <w:tc>
           <w:tcPr>
-            <w:tcW w:type="dxa" w:w="4536"/>
+            <w:tcW w:type="dxa" w:w="8788"/>
           </w:tcPr>
           <w:p>
             <w:pPr>
@@ -4252,24 +3529,6 @@
                 <w:sz w:val="22"/>
               </w:rPr>
               <w:t>MindMapping, deBono</w:t>
-            </w:r>
-          </w:p>
-        </w:tc>
-        <w:tc>
-          <w:tcPr>
-            <w:tcW w:type="dxa" w:w="4252"/>
-          </w:tcPr>
-          <w:p>
-            <w:pPr>
-              <w:spacing w:before="20" w:after="20"/>
-            </w:pPr>
-            <w:r>
-              <w:rPr>
-                <w:rFonts w:ascii="Aptos" w:hAnsi="Aptos"/>
-                <w:b w:val="0"/>
-                <w:i w:val="0"/>
-                <w:sz w:val="22"/>
-              </w:rPr>
             </w:r>
           </w:p>
         </w:tc>
@@ -4296,7 +3555,7 @@
         </w:tc>
         <w:tc>
           <w:tcPr>
-            <w:tcW w:type="dxa" w:w="4536"/>
+            <w:tcW w:type="dxa" w:w="8788"/>
           </w:tcPr>
           <w:p>
             <w:pPr>
@@ -4310,24 +3569,6 @@
                 <w:sz w:val="22"/>
               </w:rPr>
               <w:t>Zespołowe generowanie pomysłów:</w:t>
-            </w:r>
-          </w:p>
-        </w:tc>
-        <w:tc>
-          <w:tcPr>
-            <w:tcW w:type="dxa" w:w="4252"/>
-          </w:tcPr>
-          <w:p>
-            <w:pPr>
-              <w:spacing w:before="20" w:after="20"/>
-            </w:pPr>
-            <w:r>
-              <w:rPr>
-                <w:rFonts w:ascii="Aptos" w:hAnsi="Aptos"/>
-                <w:b w:val="0"/>
-                <w:i w:val="0"/>
-                <w:sz w:val="22"/>
-              </w:rPr>
             </w:r>
           </w:p>
         </w:tc>
@@ -4354,7 +3595,7 @@
         </w:tc>
         <w:tc>
           <w:tcPr>
-            <w:tcW w:type="dxa" w:w="4536"/>
+            <w:tcW w:type="dxa" w:w="8788"/>
           </w:tcPr>
           <w:p>
             <w:pPr>
@@ -4368,24 +3609,6 @@
                 <w:sz w:val="22"/>
               </w:rPr>
               <w:t>burza mózgów i metoda 6 kapeluszy</w:t>
-            </w:r>
-          </w:p>
-        </w:tc>
-        <w:tc>
-          <w:tcPr>
-            <w:tcW w:type="dxa" w:w="4252"/>
-          </w:tcPr>
-          <w:p>
-            <w:pPr>
-              <w:spacing w:before="20" w:after="20"/>
-            </w:pPr>
-            <w:r>
-              <w:rPr>
-                <w:rFonts w:ascii="Aptos" w:hAnsi="Aptos"/>
-                <w:b w:val="0"/>
-                <w:i w:val="0"/>
-                <w:sz w:val="22"/>
-              </w:rPr>
             </w:r>
           </w:p>
         </w:tc>
@@ -4412,7 +3635,7 @@
         </w:tc>
         <w:tc>
           <w:tcPr>
-            <w:tcW w:type="dxa" w:w="4536"/>
+            <w:tcW w:type="dxa" w:w="8788"/>
           </w:tcPr>
           <w:p>
             <w:pPr>
@@ -4426,24 +3649,6 @@
                 <w:sz w:val="22"/>
               </w:rPr>
               <w:t>Wybrane techniki oceny wariantów i wspomagania</w:t>
-            </w:r>
-          </w:p>
-        </w:tc>
-        <w:tc>
-          <w:tcPr>
-            <w:tcW w:type="dxa" w:w="4252"/>
-          </w:tcPr>
-          <w:p>
-            <w:pPr>
-              <w:spacing w:before="20" w:after="20"/>
-            </w:pPr>
-            <w:r>
-              <w:rPr>
-                <w:rFonts w:ascii="Aptos" w:hAnsi="Aptos"/>
-                <w:b w:val="0"/>
-                <w:i w:val="0"/>
-                <w:sz w:val="22"/>
-              </w:rPr>
             </w:r>
           </w:p>
         </w:tc>
@@ -4470,7 +3675,7 @@
         </w:tc>
         <w:tc>
           <w:tcPr>
-            <w:tcW w:type="dxa" w:w="4536"/>
+            <w:tcW w:type="dxa" w:w="8788"/>
           </w:tcPr>
           <w:p>
             <w:pPr>
@@ -4484,24 +3689,6 @@
                 <w:sz w:val="22"/>
               </w:rPr>
               <w:t>decyzji</w:t>
-            </w:r>
-          </w:p>
-        </w:tc>
-        <w:tc>
-          <w:tcPr>
-            <w:tcW w:type="dxa" w:w="4252"/>
-          </w:tcPr>
-          <w:p>
-            <w:pPr>
-              <w:spacing w:before="20" w:after="20"/>
-            </w:pPr>
-            <w:r>
-              <w:rPr>
-                <w:rFonts w:ascii="Aptos" w:hAnsi="Aptos"/>
-                <w:b w:val="0"/>
-                <w:i w:val="0"/>
-                <w:sz w:val="22"/>
-              </w:rPr>
             </w:r>
           </w:p>
         </w:tc>
@@ -4528,7 +3715,7 @@
         </w:tc>
         <w:tc>
           <w:tcPr>
-            <w:tcW w:type="dxa" w:w="4536"/>
+            <w:tcW w:type="dxa" w:w="8788"/>
           </w:tcPr>
           <w:p>
             <w:pPr>
@@ -4542,24 +3729,6 @@
                 <w:sz w:val="22"/>
               </w:rPr>
               <w:t>Metody oceny wariantów; testowanie wygenerowanych rozwiązań</w:t>
-            </w:r>
-          </w:p>
-        </w:tc>
-        <w:tc>
-          <w:tcPr>
-            <w:tcW w:type="dxa" w:w="4252"/>
-          </w:tcPr>
-          <w:p>
-            <w:pPr>
-              <w:spacing w:before="20" w:after="20"/>
-            </w:pPr>
-            <w:r>
-              <w:rPr>
-                <w:rFonts w:ascii="Aptos" w:hAnsi="Aptos"/>
-                <w:b w:val="0"/>
-                <w:i w:val="0"/>
-                <w:sz w:val="22"/>
-              </w:rPr>
             </w:r>
           </w:p>
         </w:tc>
@@ -4586,7 +3755,7 @@
         </w:tc>
         <w:tc>
           <w:tcPr>
-            <w:tcW w:type="dxa" w:w="4536"/>
+            <w:tcW w:type="dxa" w:w="8788"/>
           </w:tcPr>
           <w:p>
             <w:pPr>
@@ -4600,24 +3769,6 @@
                 <w:sz w:val="22"/>
               </w:rPr>
               <w:t>Organizacja kreatywnej pracy zespołowej</w:t>
-            </w:r>
-          </w:p>
-        </w:tc>
-        <w:tc>
-          <w:tcPr>
-            <w:tcW w:type="dxa" w:w="4252"/>
-          </w:tcPr>
-          <w:p>
-            <w:pPr>
-              <w:spacing w:before="20" w:after="20"/>
-            </w:pPr>
-            <w:r>
-              <w:rPr>
-                <w:rFonts w:ascii="Aptos" w:hAnsi="Aptos"/>
-                <w:b w:val="0"/>
-                <w:i w:val="0"/>
-                <w:sz w:val="22"/>
-              </w:rPr>
             </w:r>
           </w:p>
         </w:tc>
@@ -4644,7 +3795,7 @@
         </w:tc>
         <w:tc>
           <w:tcPr>
-            <w:tcW w:type="dxa" w:w="4536"/>
+            <w:tcW w:type="dxa" w:w="8788"/>
           </w:tcPr>
           <w:p>
             <w:pPr>
@@ -4658,24 +3809,6 @@
                 <w:sz w:val="22"/>
               </w:rPr>
               <w:t>Ocena potencjału motywacyjnego</w:t>
-            </w:r>
-          </w:p>
-        </w:tc>
-        <w:tc>
-          <w:tcPr>
-            <w:tcW w:type="dxa" w:w="4252"/>
-          </w:tcPr>
-          <w:p>
-            <w:pPr>
-              <w:spacing w:before="20" w:after="20"/>
-            </w:pPr>
-            <w:r>
-              <w:rPr>
-                <w:rFonts w:ascii="Aptos" w:hAnsi="Aptos"/>
-                <w:b w:val="0"/>
-                <w:i w:val="0"/>
-                <w:sz w:val="22"/>
-              </w:rPr>
             </w:r>
           </w:p>
         </w:tc>
@@ -4702,7 +3835,7 @@
         </w:tc>
         <w:tc>
           <w:tcPr>
-            <w:tcW w:type="dxa" w:w="4536"/>
+            <w:tcW w:type="dxa" w:w="8788"/>
           </w:tcPr>
           <w:p>
             <w:pPr>
@@ -4716,24 +3849,6 @@
                 <w:sz w:val="22"/>
               </w:rPr>
               <w:t>personelu; analiza i dopracowywanie własnego CV, SWOT osobisty</w:t>
-            </w:r>
-          </w:p>
-        </w:tc>
-        <w:tc>
-          <w:tcPr>
-            <w:tcW w:type="dxa" w:w="4252"/>
-          </w:tcPr>
-          <w:p>
-            <w:pPr>
-              <w:spacing w:before="20" w:after="20"/>
-            </w:pPr>
-            <w:r>
-              <w:rPr>
-                <w:rFonts w:ascii="Aptos" w:hAnsi="Aptos"/>
-                <w:b w:val="0"/>
-                <w:i w:val="0"/>
-                <w:sz w:val="22"/>
-              </w:rPr>
             </w:r>
           </w:p>
         </w:tc>
@@ -4760,7 +3875,7 @@
         </w:tc>
         <w:tc>
           <w:tcPr>
-            <w:tcW w:type="dxa" w:w="4536"/>
+            <w:tcW w:type="dxa" w:w="8788"/>
           </w:tcPr>
           <w:p>
             <w:pPr>
@@ -4774,24 +3889,6 @@
                 <w:sz w:val="22"/>
               </w:rPr>
               <w:t>Zarządzanie wiedzą i innowacjami w organizacji</w:t>
-            </w:r>
-          </w:p>
-        </w:tc>
-        <w:tc>
-          <w:tcPr>
-            <w:tcW w:type="dxa" w:w="4252"/>
-          </w:tcPr>
-          <w:p>
-            <w:pPr>
-              <w:spacing w:before="20" w:after="20"/>
-            </w:pPr>
-            <w:r>
-              <w:rPr>
-                <w:rFonts w:ascii="Aptos" w:hAnsi="Aptos"/>
-                <w:b w:val="0"/>
-                <w:i w:val="0"/>
-                <w:sz w:val="22"/>
-              </w:rPr>
             </w:r>
           </w:p>
         </w:tc>
@@ -4818,7 +3915,7 @@
         </w:tc>
         <w:tc>
           <w:tcPr>
-            <w:tcW w:type="dxa" w:w="4536"/>
+            <w:tcW w:type="dxa" w:w="8788"/>
           </w:tcPr>
           <w:p>
             <w:pPr>
@@ -4832,24 +3929,6 @@
                 <w:sz w:val="22"/>
               </w:rPr>
               <w:t>Zasady efektywnej komunikacji;</w:t>
-            </w:r>
-          </w:p>
-        </w:tc>
-        <w:tc>
-          <w:tcPr>
-            <w:tcW w:type="dxa" w:w="4252"/>
-          </w:tcPr>
-          <w:p>
-            <w:pPr>
-              <w:spacing w:before="20" w:after="20"/>
-            </w:pPr>
-            <w:r>
-              <w:rPr>
-                <w:rFonts w:ascii="Aptos" w:hAnsi="Aptos"/>
-                <w:b w:val="0"/>
-                <w:i w:val="0"/>
-                <w:sz w:val="22"/>
-              </w:rPr>
             </w:r>
           </w:p>
         </w:tc>
@@ -4876,7 +3955,7 @@
         </w:tc>
         <w:tc>
           <w:tcPr>
-            <w:tcW w:type="dxa" w:w="4536"/>
+            <w:tcW w:type="dxa" w:w="8788"/>
           </w:tcPr>
           <w:p>
             <w:pPr>
@@ -4890,24 +3969,6 @@
                 <w:sz w:val="22"/>
               </w:rPr>
               <w:t>Prezentacja rozwiązań projektowych</w:t>
-            </w:r>
-          </w:p>
-        </w:tc>
-        <w:tc>
-          <w:tcPr>
-            <w:tcW w:type="dxa" w:w="4252"/>
-          </w:tcPr>
-          <w:p>
-            <w:pPr>
-              <w:spacing w:before="20" w:after="20"/>
-            </w:pPr>
-            <w:r>
-              <w:rPr>
-                <w:rFonts w:ascii="Aptos" w:hAnsi="Aptos"/>
-                <w:b w:val="0"/>
-                <w:i w:val="0"/>
-                <w:sz w:val="22"/>
-              </w:rPr>
             </w:r>
           </w:p>
         </w:tc>
